--- a/Carreras/Contabilidad y Finanzas/2.5 años/formato.docx
+++ b/Carreras/Contabilidad y Finanzas/2.5 años/formato.docx
@@ -5,7 +5,7 @@
     <w:p>
       <w:pPr>
         <w:pStyle w:val="Textoindependiente"/>
-        <w:spacing w:before="5"/>
+        <w:spacing w:before="0" w:after="0"/>
         <w:rPr>
           <w:rFonts w:ascii="Times New Roman"/>
           <w:sz w:val="2"/>
@@ -13,553 +13,10 @@
         </w:rPr>
       </w:pPr>
     </w:p>
-    <w:tbl>
-      <w:tblPr>
-        <w:tblStyle w:val="TableNormal"/>
-        <w:tblW w:w="0" w:type="auto"/>
-        <w:tblInd w:w="579" w:type="dxa"/>
-        <w:tblBorders>
-          <w:top w:val="single" w:sz="4" w:space="0" w:color="000000"/>
-          <w:left w:val="single" w:sz="4" w:space="0" w:color="000000"/>
-          <w:bottom w:val="single" w:sz="4" w:space="0" w:color="000000"/>
-          <w:right w:val="single" w:sz="4" w:space="0" w:color="000000"/>
-          <w:insideH w:val="single" w:sz="4" w:space="0" w:color="000000"/>
-          <w:insideV w:val="single" w:sz="4" w:space="0" w:color="000000"/>
-        </w:tblBorders>
-        <w:tblLayout w:type="fixed"/>
-        <w:tblLook w:val="01E0" w:firstRow="1" w:lastRow="1" w:firstColumn="1" w:lastColumn="1" w:noHBand="0" w:noVBand="0"/>
-      </w:tblPr>
-      <w:tblGrid>
-        <w:gridCol w:w="1414"/>
-        <w:gridCol w:w="5500"/>
-        <w:gridCol w:w="1448"/>
-        <w:gridCol w:w="1673"/>
-      </w:tblGrid>
-      <w:tr>
-        <w:trPr>
-          <w:trHeight w:val="563"/>
-        </w:trPr>
-        <w:tc>
-          <w:tcPr>
-            <w:tcW w:w="1414" w:type="dxa"/>
-            <w:vMerge w:val="restart"/>
-          </w:tcPr>
-          <w:p>
-            <w:pPr>
-              <w:pStyle w:val="TableParagraph"/>
-              <w:spacing w:before="9"/>
-              <w:rPr>
-                <w:rFonts w:ascii="Times New Roman"/>
-                <w:sz w:val="16"/>
-              </w:rPr>
-            </w:pPr>
-          </w:p>
-          <w:p>
-            <w:pPr>
-              <w:pStyle w:val="TableParagraph"/>
-              <w:ind w:left="277"/>
-              <w:rPr>
-                <w:rFonts w:ascii="Times New Roman"/>
-                <w:sz w:val="20"/>
-              </w:rPr>
-            </w:pPr>
-            <w:r>
-              <w:rPr>
-                <w:rFonts w:ascii="Times New Roman"/>
-                <w:noProof/>
-                <w:sz w:val="20"/>
-              </w:rPr>
-              <w:drawing>
-                <wp:inline distT="0" distB="0" distL="0" distR="0" wp14:anchorId="23A8DBD6" wp14:editId="200664B4">
-                  <wp:extent cx="531994" cy="592074"/>
-                  <wp:effectExtent l="0" t="0" r="0" b="0"/>
-                  <wp:docPr id="3" name="Image 3"/>
-                  <wp:cNvGraphicFramePr>
-                    <a:graphicFrameLocks xmlns:a="http://schemas.openxmlformats.org/drawingml/2006/main"/>
-                  </wp:cNvGraphicFramePr>
-                  <a:graphic xmlns:a="http://schemas.openxmlformats.org/drawingml/2006/main">
-                    <a:graphicData uri="http://schemas.openxmlformats.org/drawingml/2006/picture">
-                      <pic:pic xmlns:pic="http://schemas.openxmlformats.org/drawingml/2006/picture">
-                        <pic:nvPicPr>
-                          <pic:cNvPr id="3" name="Image 3"/>
-                          <pic:cNvPicPr/>
-                        </pic:nvPicPr>
-                        <pic:blipFill>
-                          <a:blip r:embed="rId6" cstate="print"/>
-                          <a:stretch>
-                            <a:fillRect/>
-                          </a:stretch>
-                        </pic:blipFill>
-                        <pic:spPr>
-                          <a:xfrm>
-                            <a:off x="0" y="0"/>
-                            <a:ext cx="531994" cy="592074"/>
-                          </a:xfrm>
-                          <a:prstGeom prst="rect">
-                            <a:avLst/>
-                          </a:prstGeom>
-                        </pic:spPr>
-                      </pic:pic>
-                    </a:graphicData>
-                  </a:graphic>
-                </wp:inline>
-              </w:drawing>
-            </w:r>
-          </w:p>
-        </w:tc>
-        <w:tc>
-          <w:tcPr>
-            <w:tcW w:w="5500" w:type="dxa"/>
-            <w:vMerge w:val="restart"/>
-          </w:tcPr>
-          <w:p>
-            <w:pPr>
-              <w:pStyle w:val="TableParagraph"/>
-              <w:spacing w:before="155"/>
-              <w:ind w:left="1017" w:hanging="27"/>
-              <w:rPr>
-                <w:rFonts w:ascii="Arial"/>
-                <w:b/>
-                <w:sz w:val="19"/>
-              </w:rPr>
-            </w:pPr>
-            <w:r>
-              <w:rPr>
-                <w:rFonts w:ascii="Arial"/>
-                <w:b/>
-                <w:color w:val="890000"/>
-                <w:sz w:val="19"/>
-              </w:rPr>
-              <w:t>UNIVERSIDAD</w:t>
-            </w:r>
-            <w:r>
-              <w:rPr>
-                <w:rFonts w:ascii="Arial"/>
-                <w:b/>
-                <w:color w:val="890000"/>
-                <w:spacing w:val="-9"/>
-                <w:sz w:val="19"/>
-              </w:rPr>
-              <w:t xml:space="preserve"> </w:t>
-            </w:r>
-            <w:r>
-              <w:rPr>
-                <w:rFonts w:ascii="Arial"/>
-                <w:b/>
-                <w:color w:val="890000"/>
-                <w:sz w:val="19"/>
-              </w:rPr>
-              <w:t>PRIVADA</w:t>
-            </w:r>
-            <w:r>
-              <w:rPr>
-                <w:rFonts w:ascii="Arial"/>
-                <w:b/>
-                <w:color w:val="890000"/>
-                <w:spacing w:val="-9"/>
-                <w:sz w:val="19"/>
-              </w:rPr>
-              <w:t xml:space="preserve"> </w:t>
-            </w:r>
-            <w:r>
-              <w:rPr>
-                <w:rFonts w:ascii="Arial"/>
-                <w:b/>
-                <w:color w:val="890000"/>
-                <w:sz w:val="19"/>
-              </w:rPr>
-              <w:t>DE</w:t>
-            </w:r>
-            <w:r>
-              <w:rPr>
-                <w:rFonts w:ascii="Arial"/>
-                <w:b/>
-                <w:color w:val="890000"/>
-                <w:spacing w:val="-8"/>
-                <w:sz w:val="19"/>
-              </w:rPr>
-              <w:t xml:space="preserve"> </w:t>
-            </w:r>
-            <w:r>
-              <w:rPr>
-                <w:rFonts w:ascii="Arial"/>
-                <w:b/>
-                <w:color w:val="890000"/>
-                <w:spacing w:val="-2"/>
-                <w:sz w:val="19"/>
-              </w:rPr>
-              <w:t>TRUJILLO</w:t>
-            </w:r>
-          </w:p>
-          <w:p>
-            <w:pPr>
-              <w:pStyle w:val="TableParagraph"/>
-              <w:spacing w:before="108" w:line="242" w:lineRule="auto"/>
-              <w:ind w:left="704" w:right="133" w:firstLine="312"/>
-              <w:rPr>
-                <w:rFonts w:ascii="Arial" w:hAnsi="Arial"/>
-                <w:b/>
-                <w:sz w:val="18"/>
-              </w:rPr>
-            </w:pPr>
-            <w:r>
-              <w:rPr>
-                <w:rFonts w:ascii="Arial" w:hAnsi="Arial"/>
-                <w:b/>
-                <w:sz w:val="18"/>
-              </w:rPr>
-              <w:t>CONVALIDACIÓN POR COMPETENCIAS CARRERA</w:t>
-            </w:r>
-            <w:r>
-              <w:rPr>
-                <w:rFonts w:ascii="Arial" w:hAnsi="Arial"/>
-                <w:b/>
-                <w:spacing w:val="-11"/>
-                <w:sz w:val="18"/>
-              </w:rPr>
-              <w:t xml:space="preserve"> </w:t>
-            </w:r>
-            <w:r>
-              <w:rPr>
-                <w:rFonts w:ascii="Arial" w:hAnsi="Arial"/>
-                <w:b/>
-                <w:sz w:val="18"/>
-              </w:rPr>
-              <w:t>PROFESIONAL</w:t>
-            </w:r>
-            <w:r>
-              <w:rPr>
-                <w:rFonts w:ascii="Arial" w:hAnsi="Arial"/>
-                <w:b/>
-                <w:spacing w:val="-10"/>
-                <w:sz w:val="18"/>
-              </w:rPr>
-              <w:t xml:space="preserve"> </w:t>
-            </w:r>
-            <w:r>
-              <w:rPr>
-                <w:rFonts w:ascii="Arial" w:hAnsi="Arial"/>
-                <w:b/>
-                <w:sz w:val="18"/>
-              </w:rPr>
-              <w:t>DE</w:t>
-            </w:r>
-            <w:r>
-              <w:rPr>
-                <w:rFonts w:ascii="Arial" w:hAnsi="Arial"/>
-                <w:b/>
-                <w:spacing w:val="-9"/>
-                <w:sz w:val="18"/>
-              </w:rPr>
-              <w:t xml:space="preserve"> </w:t>
-            </w:r>
-            <w:r>
-              <w:rPr>
-                <w:rFonts w:ascii="Arial" w:hAnsi="Arial"/>
-                <w:b/>
-                <w:sz w:val="18"/>
-              </w:rPr>
-              <w:t>CONTABILIDAD</w:t>
-            </w:r>
-            <w:r>
-              <w:rPr>
-                <w:rFonts w:ascii="Arial" w:hAnsi="Arial"/>
-                <w:b/>
-                <w:spacing w:val="-11"/>
-                <w:sz w:val="18"/>
-              </w:rPr>
-              <w:t xml:space="preserve"> </w:t>
-            </w:r>
-            <w:r>
-              <w:rPr>
-                <w:rFonts w:ascii="Arial" w:hAnsi="Arial"/>
-                <w:b/>
-                <w:sz w:val="18"/>
-              </w:rPr>
-              <w:t>Y</w:t>
-            </w:r>
-          </w:p>
-          <w:p>
-            <w:pPr>
-              <w:pStyle w:val="TableParagraph"/>
-              <w:spacing w:line="204" w:lineRule="exact"/>
-              <w:ind w:left="1994"/>
-              <w:rPr>
-                <w:rFonts w:ascii="Arial" w:hAnsi="Arial"/>
-                <w:b/>
-                <w:sz w:val="18"/>
-              </w:rPr>
-            </w:pPr>
-            <w:r>
-              <w:rPr>
-                <w:rFonts w:ascii="Arial" w:hAnsi="Arial"/>
-                <w:b/>
-                <w:sz w:val="18"/>
-              </w:rPr>
-              <w:t>FINANZAS</w:t>
-            </w:r>
-            <w:r>
-              <w:rPr>
-                <w:rFonts w:ascii="Arial" w:hAnsi="Arial"/>
-                <w:b/>
-                <w:spacing w:val="-4"/>
-                <w:sz w:val="18"/>
-              </w:rPr>
-              <w:t xml:space="preserve"> </w:t>
-            </w:r>
-            <w:r>
-              <w:rPr>
-                <w:rFonts w:ascii="Arial" w:hAnsi="Arial"/>
-                <w:b/>
-                <w:sz w:val="18"/>
-              </w:rPr>
-              <w:t>–</w:t>
-            </w:r>
-            <w:r>
-              <w:rPr>
-                <w:rFonts w:ascii="Arial" w:hAnsi="Arial"/>
-                <w:b/>
-                <w:spacing w:val="-3"/>
-                <w:sz w:val="18"/>
-              </w:rPr>
-              <w:t xml:space="preserve"> </w:t>
-            </w:r>
-            <w:r>
-              <w:rPr>
-                <w:rFonts w:ascii="Arial" w:hAnsi="Arial"/>
-                <w:b/>
-                <w:sz w:val="18"/>
-              </w:rPr>
-              <w:t>2.5</w:t>
-            </w:r>
-            <w:r>
-              <w:rPr>
-                <w:rFonts w:ascii="Arial" w:hAnsi="Arial"/>
-                <w:b/>
-                <w:spacing w:val="-4"/>
-                <w:sz w:val="18"/>
-              </w:rPr>
-              <w:t xml:space="preserve"> AÑOS</w:t>
-            </w:r>
-          </w:p>
-        </w:tc>
-        <w:tc>
-          <w:tcPr>
-            <w:tcW w:w="1448" w:type="dxa"/>
-          </w:tcPr>
-          <w:p>
-            <w:pPr>
-              <w:pStyle w:val="TableParagraph"/>
-              <w:spacing w:before="172"/>
-              <w:ind w:left="6"/>
-              <w:jc w:val="center"/>
-              <w:rPr>
-                <w:rFonts w:ascii="Arial" w:hAnsi="Arial"/>
-                <w:b/>
-                <w:sz w:val="19"/>
-              </w:rPr>
-            </w:pPr>
-            <w:r>
-              <w:rPr>
-                <w:rFonts w:ascii="Arial" w:hAnsi="Arial"/>
-                <w:b/>
-                <w:spacing w:val="-2"/>
-                <w:sz w:val="19"/>
-              </w:rPr>
-              <w:t>Código:</w:t>
-            </w:r>
-          </w:p>
-        </w:tc>
-        <w:tc>
-          <w:tcPr>
-            <w:tcW w:w="1673" w:type="dxa"/>
-          </w:tcPr>
-          <w:p>
-            <w:pPr>
-              <w:pStyle w:val="TableParagraph"/>
-              <w:spacing w:before="172"/>
-              <w:ind w:left="4"/>
-              <w:jc w:val="center"/>
-              <w:rPr>
-                <w:sz w:val="19"/>
-              </w:rPr>
-            </w:pPr>
-            <w:r>
-              <w:rPr>
-                <w:spacing w:val="-2"/>
-                <w:sz w:val="19"/>
-              </w:rPr>
-              <w:t>FR-VRA-</w:t>
-            </w:r>
-            <w:r>
-              <w:rPr>
-                <w:spacing w:val="-5"/>
-                <w:sz w:val="19"/>
-              </w:rPr>
-              <w:t>152</w:t>
-            </w:r>
-          </w:p>
-        </w:tc>
-      </w:tr>
-      <w:tr>
-        <w:trPr>
-          <w:trHeight w:val="748"/>
-        </w:trPr>
-        <w:tc>
-          <w:tcPr>
-            <w:tcW w:w="1414" w:type="dxa"/>
-            <w:vMerge/>
-            <w:tcBorders>
-              <w:top w:val="nil"/>
-            </w:tcBorders>
-          </w:tcPr>
-          <w:p>
-            <w:pPr>
-              <w:rPr>
-                <w:sz w:val="2"/>
-                <w:szCs w:val="2"/>
-              </w:rPr>
-            </w:pPr>
-          </w:p>
-        </w:tc>
-        <w:tc>
-          <w:tcPr>
-            <w:tcW w:w="5500" w:type="dxa"/>
-            <w:vMerge/>
-            <w:tcBorders>
-              <w:top w:val="nil"/>
-            </w:tcBorders>
-          </w:tcPr>
-          <w:p>
-            <w:pPr>
-              <w:rPr>
-                <w:sz w:val="2"/>
-                <w:szCs w:val="2"/>
-              </w:rPr>
-            </w:pPr>
-          </w:p>
-        </w:tc>
-        <w:tc>
-          <w:tcPr>
-            <w:tcW w:w="1448" w:type="dxa"/>
-          </w:tcPr>
-          <w:p>
-            <w:pPr>
-              <w:pStyle w:val="TableParagraph"/>
-              <w:spacing w:before="47"/>
-              <w:rPr>
-                <w:rFonts w:ascii="Times New Roman"/>
-                <w:sz w:val="19"/>
-              </w:rPr>
-            </w:pPr>
-          </w:p>
-          <w:p>
-            <w:pPr>
-              <w:pStyle w:val="TableParagraph"/>
-              <w:ind w:left="6" w:right="3"/>
-              <w:jc w:val="center"/>
-              <w:rPr>
-                <w:rFonts w:ascii="Arial" w:hAnsi="Arial"/>
-                <w:b/>
-                <w:sz w:val="19"/>
-              </w:rPr>
-            </w:pPr>
-            <w:r>
-              <w:rPr>
-                <w:rFonts w:ascii="Arial" w:hAnsi="Arial"/>
-                <w:b/>
-                <w:spacing w:val="-2"/>
-                <w:sz w:val="19"/>
-              </w:rPr>
-              <w:t>Página:</w:t>
-            </w:r>
-          </w:p>
-        </w:tc>
-        <w:tc>
-          <w:tcPr>
-            <w:tcW w:w="1673" w:type="dxa"/>
-          </w:tcPr>
-          <w:p>
-            <w:pPr>
-              <w:pStyle w:val="TableParagraph"/>
-              <w:spacing w:before="47"/>
-              <w:rPr>
-                <w:rFonts w:ascii="Times New Roman"/>
-                <w:sz w:val="19"/>
-              </w:rPr>
-            </w:pPr>
-          </w:p>
-          <w:p>
-            <w:pPr>
-              <w:pStyle w:val="TableParagraph"/>
-              <w:ind w:left="7"/>
-              <w:jc w:val="center"/>
-              <w:rPr>
-                <w:rFonts w:ascii="Arial" w:hAnsi="Arial"/>
-                <w:b/>
-                <w:sz w:val="19"/>
-              </w:rPr>
-            </w:pPr>
-            <w:r>
-              <w:rPr>
-                <w:sz w:val="19"/>
-              </w:rPr>
-              <w:t>Página</w:t>
-            </w:r>
-            <w:r>
-              <w:rPr>
-                <w:spacing w:val="-4"/>
-                <w:sz w:val="19"/>
-              </w:rPr>
-              <w:t xml:space="preserve"> </w:t>
-            </w:r>
-            <w:r>
-              <w:rPr>
-                <w:rFonts w:ascii="Arial" w:hAnsi="Arial"/>
-                <w:b/>
-                <w:sz w:val="19"/>
-              </w:rPr>
-              <w:t>1</w:t>
-            </w:r>
-            <w:r>
-              <w:rPr>
-                <w:rFonts w:ascii="Arial" w:hAnsi="Arial"/>
-                <w:b/>
-                <w:spacing w:val="-4"/>
-                <w:sz w:val="19"/>
-              </w:rPr>
-              <w:t xml:space="preserve"> </w:t>
-            </w:r>
-            <w:r>
-              <w:rPr>
-                <w:sz w:val="19"/>
-              </w:rPr>
-              <w:t>de</w:t>
-            </w:r>
-            <w:r>
-              <w:rPr>
-                <w:spacing w:val="-4"/>
-                <w:sz w:val="19"/>
-              </w:rPr>
-              <w:t xml:space="preserve"> </w:t>
-            </w:r>
-            <w:r>
-              <w:rPr>
-                <w:rFonts w:ascii="Arial" w:hAnsi="Arial"/>
-                <w:b/>
-                <w:spacing w:val="-10"/>
-                <w:sz w:val="19"/>
-              </w:rPr>
-              <w:t>3</w:t>
-            </w:r>
-          </w:p>
-        </w:tc>
-      </w:tr>
-    </w:tbl>
     <w:p>
       <w:pPr>
         <w:pStyle w:val="Ttulo"/>
-        <w:spacing w:before="152"/>
+        <w:spacing w:before="0" w:after="0"/>
         <w:rPr>
           <w:u w:val="none"/>
         </w:rPr>
@@ -592,6 +49,7 @@
     <w:p>
       <w:pPr>
         <w:pStyle w:val="Ttulo"/>
+        <w:spacing w:before="0" w:after="0"/>
         <w:ind w:left="261"/>
         <w:rPr>
           <w:u w:val="none"/>
@@ -685,7 +143,7 @@
     <w:p>
       <w:pPr>
         <w:pStyle w:val="Textoindependiente"/>
-        <w:spacing w:before="26"/>
+        <w:spacing w:before="0" w:after="0"/>
         <w:rPr>
           <w:sz w:val="20"/>
           <w:u w:val="none"/>
@@ -1215,7 +673,7 @@
     <w:p>
       <w:pPr>
         <w:pStyle w:val="Textoindependiente"/>
-        <w:spacing w:before="270"/>
+        <w:spacing w:before="0" w:after="0"/>
         <w:ind w:left="1013"/>
         <w:rPr>
           <w:u w:val="none"/>
@@ -1237,7 +695,7 @@
     <w:p>
       <w:pPr>
         <w:pStyle w:val="Textoindependiente"/>
-        <w:spacing w:before="10" w:after="1"/>
+        <w:spacing w:before="0" w:after="0"/>
         <w:rPr>
           <w:sz w:val="10"/>
           <w:u w:val="none"/>
@@ -2086,7 +1544,7 @@
     </w:tbl>
     <w:p>
       <w:pPr>
-        <w:spacing w:before="24"/>
+        <w:spacing w:before="0" w:after="0"/>
         <w:ind w:left="256"/>
         <w:jc w:val="center"/>
         <w:rPr>
@@ -2220,6 +1678,7 @@
     </w:p>
     <w:p>
       <w:pPr>
+        <w:spacing w:before="0" w:after="0"/>
         <w:rPr>
           <w:sz w:val="24"/>
         </w:rPr>
@@ -2227,7 +1686,7 @@
     </w:p>
     <w:p>
       <w:pPr>
-        <w:spacing w:before="104"/>
+        <w:spacing w:before="0" w:after="0"/>
         <w:rPr>
           <w:sz w:val="24"/>
         </w:rPr>
@@ -2236,6 +1695,7 @@
     <w:p>
       <w:pPr>
         <w:pStyle w:val="Textoindependiente"/>
+        <w:spacing w:before="0" w:after="0"/>
         <w:ind w:left="2355" w:right="1745" w:firstLine="508"/>
         <w:rPr>
           <w:u w:val="none"/>
@@ -2329,7 +1789,7 @@
     <w:p>
       <w:pPr>
         <w:pStyle w:val="Textoindependiente"/>
-        <w:spacing w:after="1"/>
+        <w:spacing w:after="0" w:before="0"/>
         <w:rPr>
           <w:sz w:val="20"/>
           <w:u w:val="none"/>
@@ -2365,6 +1825,8 @@
       <w:tr>
         <w:trPr>
           <w:trHeight w:val="450"/>
+          <w:tblHeader w:val="true"/>
+          <w:cantSplit/>
         </w:trPr>
         <w:tc>
           <w:tcPr>
@@ -2581,6 +2043,7 @@
       <w:tr>
         <w:trPr>
           <w:trHeight w:val="239"/>
+          <w:cantSplit/>
         </w:trPr>
         <w:tc>
           <w:tcPr>
@@ -2776,6 +2239,7 @@
       <w:tr>
         <w:trPr>
           <w:trHeight w:val="448"/>
+          <w:cantSplit/>
         </w:trPr>
         <w:tc>
           <w:tcPr>
@@ -2945,6 +2409,7 @@
       <w:tr>
         <w:trPr>
           <w:trHeight w:val="241"/>
+          <w:cantSplit/>
         </w:trPr>
         <w:tc>
           <w:tcPr>
@@ -3128,6 +2593,7 @@
       <w:tr>
         <w:trPr>
           <w:trHeight w:val="448"/>
+          <w:cantSplit/>
         </w:trPr>
         <w:tc>
           <w:tcPr>
@@ -3310,6 +2776,7 @@
       <w:tr>
         <w:trPr>
           <w:trHeight w:val="677"/>
+          <w:cantSplit/>
         </w:trPr>
         <w:tc>
           <w:tcPr>
@@ -3574,6 +3041,7 @@
       <w:tr>
         <w:trPr>
           <w:trHeight w:val="448"/>
+          <w:cantSplit/>
         </w:trPr>
         <w:tc>
           <w:tcPr>
@@ -3750,6 +3218,7 @@
       <w:tr>
         <w:trPr>
           <w:trHeight w:val="225"/>
+          <w:cantSplit/>
         </w:trPr>
         <w:tc>
           <w:tcPr>
@@ -3907,6 +3376,7 @@
       <w:tr>
         <w:trPr>
           <w:trHeight w:val="369"/>
+          <w:cantSplit/>
         </w:trPr>
         <w:tc>
           <w:tcPr>
@@ -4083,6 +3553,7 @@
       <w:tr>
         <w:trPr>
           <w:trHeight w:val="225"/>
+          <w:cantSplit/>
         </w:trPr>
         <w:tc>
           <w:tcPr>
@@ -4253,6 +3724,7 @@
       <w:tr>
         <w:trPr>
           <w:trHeight w:val="239"/>
+          <w:cantSplit/>
         </w:trPr>
         <w:tc>
           <w:tcPr>
@@ -4451,6 +3923,7 @@
       <w:tr>
         <w:trPr>
           <w:trHeight w:val="450"/>
+          <w:cantSplit/>
         </w:trPr>
         <w:tc>
           <w:tcPr>
@@ -4627,6 +4100,7 @@
       <w:tr>
         <w:trPr>
           <w:trHeight w:val="222"/>
+          <w:cantSplit/>
         </w:trPr>
         <w:tc>
           <w:tcPr>
@@ -4797,6 +4271,7 @@
       <w:tr>
         <w:trPr>
           <w:trHeight w:val="369"/>
+          <w:cantSplit/>
         </w:trPr>
         <w:tc>
           <w:tcPr>
@@ -4986,6 +4461,7 @@
       <w:tr>
         <w:trPr>
           <w:trHeight w:val="239"/>
+          <w:cantSplit/>
         </w:trPr>
         <w:tc>
           <w:tcPr>
@@ -5188,6 +4664,7 @@
       <w:tr>
         <w:trPr>
           <w:trHeight w:val="239"/>
+          <w:cantSplit/>
         </w:trPr>
         <w:tc>
           <w:tcPr>
@@ -5358,6 +4835,7 @@
       <w:tr>
         <w:trPr>
           <w:trHeight w:val="450"/>
+          <w:cantSplit/>
         </w:trPr>
         <w:tc>
           <w:tcPr>
@@ -5511,2669 +4989,1760 @@
           </w:p>
         </w:tc>
       </w:tr>
+      <w:tr>
+        <w:trPr>
+          <w:cantSplit/>
+        </w:trPr>
+        <w:tc>
+          <w:tcPr>
+            <w:tcW w:w="336" w:type="dxa"/>
+            <w:vMerge w:val="restart"/>
+            <w:textDirection w:val="btLr"/>
+            <w:vAlign w:val="center"/>
+          </w:tcPr>
+          <w:p>
+            <w:pPr>
+              <w:jc w:val="center"/>
+            </w:pPr>
+            <w:r/>
+            <w:r>
+              <w:rPr>
+                <w:rFonts w:ascii="Arial" w:hAnsi="Arial"/>
+                <w:b w:val="0"/>
+                <w:sz w:val="14"/>
+              </w:rPr>
+            </w:r>
+          </w:p>
+        </w:tc>
+        <w:tc>
+          <w:tcPr>
+            <w:tcW w:w="1368" w:type="dxa"/>
+            <w:vMerge w:val="restart"/>
+            <w:vAlign w:val="center"/>
+          </w:tcPr>
+          <w:p>
+            <w:pPr>
+              <w:jc w:val="center"/>
+            </w:pPr>
+            <w:r/>
+            <w:r>
+              <w:rPr>
+                <w:rFonts w:ascii="Arial" w:hAnsi="Arial"/>
+                <w:b w:val="0"/>
+                <w:sz w:val="14"/>
+              </w:rPr>
+              <w:t>Análisis crítico y reflexivo</w:t>
+            </w:r>
+          </w:p>
+        </w:tc>
+        <w:tc>
+          <w:tcPr>
+            <w:tcW w:w="2835" w:type="dxa"/>
+            <w:vAlign w:val="center"/>
+          </w:tcPr>
+          <w:p>
+            <w:pPr>
+              <w:jc w:val="left"/>
+            </w:pPr>
+            <w:r/>
+            <w:r>
+              <w:rPr>
+                <w:rFonts w:ascii="Arial" w:hAnsi="Arial"/>
+                <w:b w:val="0"/>
+                <w:sz w:val="14"/>
+              </w:rPr>
+              <w:t>GESTIÓN ESTRATÉGICA DE COSTOS</w:t>
+            </w:r>
+          </w:p>
+        </w:tc>
+        <w:tc>
+          <w:tcPr>
+            <w:tcW w:w="860" w:type="dxa"/>
+            <w:vAlign w:val="center"/>
+          </w:tcPr>
+          <w:p>
+            <w:pPr>
+              <w:jc w:val="center"/>
+            </w:pPr>
+            <w:r/>
+            <w:r>
+              <w:rPr>
+                <w:rFonts w:ascii="Arial" w:hAnsi="Arial"/>
+                <w:b w:val="0"/>
+                <w:sz w:val="14"/>
+              </w:rPr>
+              <w:t>3</w:t>
+            </w:r>
+          </w:p>
+        </w:tc>
+        <w:tc>
+          <w:tcPr>
+            <w:tcW w:w="644" w:type="dxa"/>
+            <w:vAlign w:val="center"/>
+          </w:tcPr>
+          <w:p>
+            <w:pPr>
+              <w:jc w:val="center"/>
+            </w:pPr>
+            <w:r/>
+            <w:r>
+              <w:rPr>
+                <w:rFonts w:ascii="Arial" w:hAnsi="Arial"/>
+                <w:b w:val="0"/>
+                <w:sz w:val="14"/>
+              </w:rPr>
+            </w:r>
+          </w:p>
+        </w:tc>
+        <w:tc>
+          <w:tcPr>
+            <w:tcW w:w="2183" w:type="dxa"/>
+            <w:vAlign w:val="center"/>
+          </w:tcPr>
+          <w:p>
+            <w:pPr>
+              <w:jc w:val="center"/>
+            </w:pPr>
+            <w:r/>
+            <w:r>
+              <w:rPr>
+                <w:rFonts w:ascii="Arial" w:hAnsi="Arial"/>
+                <w:b w:val="0"/>
+                <w:sz w:val="14"/>
+              </w:rPr>
+            </w:r>
+          </w:p>
+        </w:tc>
+        <w:tc>
+          <w:tcPr>
+            <w:tcW w:w="910" w:type="dxa"/>
+            <w:vAlign w:val="center"/>
+          </w:tcPr>
+          <w:p>
+            <w:pPr>
+              <w:jc w:val="center"/>
+            </w:pPr>
+            <w:r/>
+            <w:r>
+              <w:rPr>
+                <w:rFonts w:ascii="Arial" w:hAnsi="Arial"/>
+                <w:b w:val="0"/>
+                <w:sz w:val="14"/>
+              </w:rPr>
+            </w:r>
+          </w:p>
+        </w:tc>
+        <w:tc>
+          <w:tcPr>
+            <w:tcW w:w="1527" w:type="dxa"/>
+            <w:vMerge w:val="restart"/>
+            <w:vAlign w:val="center"/>
+          </w:tcPr>
+          <w:p>
+            <w:pPr>
+              <w:jc w:val="center"/>
+            </w:pPr>
+            <w:r/>
+            <w:r>
+              <w:rPr>
+                <w:rFonts w:ascii="Arial" w:hAnsi="Arial"/>
+                <w:b w:val="0"/>
+                <w:sz w:val="14"/>
+              </w:rPr>
+            </w:r>
+          </w:p>
+        </w:tc>
+      </w:tr>
+      <w:tr>
+        <w:trPr>
+          <w:cantSplit/>
+        </w:trPr>
+        <w:tc>
+          <w:tcPr>
+            <w:tcW w:w="336" w:type="dxa"/>
+            <w:vMerge w:val="restart"/>
+            <w:textDirection w:val="btLr"/>
+            <w:vAlign w:val="center"/>
+          </w:tcPr>
+          <w:p>
+            <w:pPr>
+              <w:jc w:val="center"/>
+            </w:pPr>
+            <w:r/>
+            <w:r>
+              <w:rPr>
+                <w:rFonts w:ascii="Arial" w:hAnsi="Arial"/>
+                <w:b w:val="0"/>
+                <w:sz w:val="14"/>
+              </w:rPr>
+            </w:r>
+          </w:p>
+        </w:tc>
+        <w:tc>
+          <w:tcPr>
+            <w:tcW w:w="1368" w:type="dxa"/>
+            <w:vMerge w:val="restart"/>
+            <w:vAlign w:val="center"/>
+          </w:tcPr>
+          <w:p>
+            <w:pPr>
+              <w:jc w:val="center"/>
+            </w:pPr>
+            <w:r/>
+            <w:r>
+              <w:rPr>
+                <w:rFonts w:ascii="Arial" w:hAnsi="Arial"/>
+                <w:b w:val="0"/>
+                <w:sz w:val="14"/>
+              </w:rPr>
+              <w:t>Compromiso con principios, valores y mejora continua</w:t>
+            </w:r>
+          </w:p>
+        </w:tc>
+        <w:tc>
+          <w:tcPr>
+            <w:tcW w:w="2835" w:type="dxa"/>
+            <w:vAlign w:val="center"/>
+          </w:tcPr>
+          <w:p>
+            <w:pPr>
+              <w:jc w:val="left"/>
+            </w:pPr>
+            <w:r/>
+            <w:r>
+              <w:rPr>
+                <w:rFonts w:ascii="Arial" w:hAnsi="Arial"/>
+                <w:b w:val="0"/>
+                <w:sz w:val="14"/>
+              </w:rPr>
+              <w:t>LEGISLACIÓN TRIBUTARIA I</w:t>
+            </w:r>
+          </w:p>
+        </w:tc>
+        <w:tc>
+          <w:tcPr>
+            <w:tcW w:w="860" w:type="dxa"/>
+            <w:vAlign w:val="center"/>
+          </w:tcPr>
+          <w:p>
+            <w:pPr>
+              <w:jc w:val="center"/>
+            </w:pPr>
+            <w:r/>
+            <w:r>
+              <w:rPr>
+                <w:rFonts w:ascii="Arial" w:hAnsi="Arial"/>
+                <w:b w:val="0"/>
+                <w:sz w:val="14"/>
+              </w:rPr>
+              <w:t>4</w:t>
+            </w:r>
+          </w:p>
+        </w:tc>
+        <w:tc>
+          <w:tcPr>
+            <w:tcW w:w="644" w:type="dxa"/>
+            <w:vAlign w:val="center"/>
+          </w:tcPr>
+          <w:p>
+            <w:pPr>
+              <w:jc w:val="center"/>
+            </w:pPr>
+            <w:r/>
+            <w:r>
+              <w:rPr>
+                <w:rFonts w:ascii="Arial" w:hAnsi="Arial"/>
+                <w:b w:val="0"/>
+                <w:sz w:val="14"/>
+              </w:rPr>
+            </w:r>
+          </w:p>
+        </w:tc>
+        <w:tc>
+          <w:tcPr>
+            <w:tcW w:w="2183" w:type="dxa"/>
+            <w:vAlign w:val="center"/>
+          </w:tcPr>
+          <w:p>
+            <w:pPr>
+              <w:jc w:val="center"/>
+            </w:pPr>
+            <w:r/>
+            <w:r>
+              <w:rPr>
+                <w:rFonts w:ascii="Arial" w:hAnsi="Arial"/>
+                <w:b w:val="0"/>
+                <w:sz w:val="14"/>
+              </w:rPr>
+            </w:r>
+          </w:p>
+        </w:tc>
+        <w:tc>
+          <w:tcPr>
+            <w:tcW w:w="910" w:type="dxa"/>
+            <w:vAlign w:val="center"/>
+          </w:tcPr>
+          <w:p>
+            <w:pPr>
+              <w:jc w:val="center"/>
+            </w:pPr>
+            <w:r/>
+            <w:r>
+              <w:rPr>
+                <w:rFonts w:ascii="Arial" w:hAnsi="Arial"/>
+                <w:b w:val="0"/>
+                <w:sz w:val="14"/>
+              </w:rPr>
+            </w:r>
+          </w:p>
+        </w:tc>
+        <w:tc>
+          <w:tcPr>
+            <w:tcW w:w="1527" w:type="dxa"/>
+            <w:vMerge w:val="restart"/>
+            <w:vAlign w:val="center"/>
+          </w:tcPr>
+          <w:p>
+            <w:pPr>
+              <w:jc w:val="center"/>
+            </w:pPr>
+            <w:r/>
+            <w:r>
+              <w:rPr>
+                <w:rFonts w:ascii="Arial" w:hAnsi="Arial"/>
+                <w:b w:val="0"/>
+                <w:sz w:val="14"/>
+              </w:rPr>
+            </w:r>
+          </w:p>
+        </w:tc>
+      </w:tr>
+      <w:tr>
+        <w:trPr>
+          <w:cantSplit/>
+        </w:trPr>
+        <w:tc>
+          <w:tcPr>
+            <w:tcW w:w="336" w:type="dxa"/>
+            <w:vMerge w:val="restart"/>
+            <w:textDirection w:val="btLr"/>
+            <w:vAlign w:val="center"/>
+          </w:tcPr>
+          <w:p>
+            <w:pPr>
+              <w:jc w:val="center"/>
+            </w:pPr>
+            <w:r/>
+            <w:r>
+              <w:rPr>
+                <w:rFonts w:ascii="Arial" w:hAnsi="Arial"/>
+                <w:b w:val="0"/>
+                <w:sz w:val="14"/>
+              </w:rPr>
+            </w:r>
+          </w:p>
+        </w:tc>
+        <w:tc>
+          <w:tcPr>
+            <w:tcW w:w="1368" w:type="dxa"/>
+            <w:vMerge w:val="restart"/>
+            <w:vAlign w:val="center"/>
+          </w:tcPr>
+          <w:p>
+            <w:pPr>
+              <w:jc w:val="center"/>
+            </w:pPr>
+            <w:r/>
+            <w:r>
+              <w:rPr>
+                <w:rFonts w:ascii="Arial" w:hAnsi="Arial"/>
+                <w:b w:val="0"/>
+                <w:sz w:val="14"/>
+              </w:rPr>
+              <w:t>Compromiso con principios, valores y mejora continua</w:t>
+            </w:r>
+          </w:p>
+        </w:tc>
+        <w:tc>
+          <w:tcPr>
+            <w:tcW w:w="2835" w:type="dxa"/>
+            <w:vAlign w:val="center"/>
+          </w:tcPr>
+          <w:p>
+            <w:pPr>
+              <w:jc w:val="left"/>
+            </w:pPr>
+            <w:r/>
+            <w:r>
+              <w:rPr>
+                <w:rFonts w:ascii="Arial" w:hAnsi="Arial"/>
+                <w:b w:val="0"/>
+                <w:sz w:val="14"/>
+              </w:rPr>
+              <w:t>LEGISLACIÓN TRIBUTARIA II</w:t>
+            </w:r>
+          </w:p>
+        </w:tc>
+        <w:tc>
+          <w:tcPr>
+            <w:tcW w:w="860" w:type="dxa"/>
+            <w:vAlign w:val="center"/>
+          </w:tcPr>
+          <w:p>
+            <w:pPr>
+              <w:jc w:val="center"/>
+            </w:pPr>
+            <w:r/>
+            <w:r>
+              <w:rPr>
+                <w:rFonts w:ascii="Arial" w:hAnsi="Arial"/>
+                <w:b w:val="0"/>
+                <w:sz w:val="14"/>
+              </w:rPr>
+              <w:t>4</w:t>
+            </w:r>
+          </w:p>
+        </w:tc>
+        <w:tc>
+          <w:tcPr>
+            <w:tcW w:w="644" w:type="dxa"/>
+            <w:vAlign w:val="center"/>
+          </w:tcPr>
+          <w:p>
+            <w:pPr>
+              <w:jc w:val="center"/>
+            </w:pPr>
+            <w:r/>
+            <w:r>
+              <w:rPr>
+                <w:rFonts w:ascii="Arial" w:hAnsi="Arial"/>
+                <w:b w:val="0"/>
+                <w:sz w:val="14"/>
+              </w:rPr>
+            </w:r>
+          </w:p>
+        </w:tc>
+        <w:tc>
+          <w:tcPr>
+            <w:tcW w:w="2183" w:type="dxa"/>
+            <w:vAlign w:val="center"/>
+          </w:tcPr>
+          <w:p>
+            <w:pPr>
+              <w:jc w:val="center"/>
+            </w:pPr>
+            <w:r/>
+            <w:r>
+              <w:rPr>
+                <w:rFonts w:ascii="Arial" w:hAnsi="Arial"/>
+                <w:b w:val="0"/>
+                <w:sz w:val="14"/>
+              </w:rPr>
+            </w:r>
+          </w:p>
+        </w:tc>
+        <w:tc>
+          <w:tcPr>
+            <w:tcW w:w="910" w:type="dxa"/>
+            <w:vAlign w:val="center"/>
+          </w:tcPr>
+          <w:p>
+            <w:pPr>
+              <w:jc w:val="center"/>
+            </w:pPr>
+            <w:r/>
+            <w:r>
+              <w:rPr>
+                <w:rFonts w:ascii="Arial" w:hAnsi="Arial"/>
+                <w:b w:val="0"/>
+                <w:sz w:val="14"/>
+              </w:rPr>
+            </w:r>
+          </w:p>
+        </w:tc>
+        <w:tc>
+          <w:tcPr>
+            <w:tcW w:w="1527" w:type="dxa"/>
+            <w:vMerge w:val="restart"/>
+            <w:vAlign w:val="center"/>
+          </w:tcPr>
+          <w:p>
+            <w:pPr>
+              <w:jc w:val="center"/>
+            </w:pPr>
+            <w:r/>
+            <w:r>
+              <w:rPr>
+                <w:rFonts w:ascii="Arial" w:hAnsi="Arial"/>
+                <w:b w:val="0"/>
+                <w:sz w:val="14"/>
+              </w:rPr>
+            </w:r>
+          </w:p>
+        </w:tc>
+      </w:tr>
+      <w:tr>
+        <w:trPr>
+          <w:cantSplit/>
+        </w:trPr>
+        <w:tc>
+          <w:tcPr>
+            <w:tcW w:w="336" w:type="dxa"/>
+            <w:vMerge w:val="restart"/>
+            <w:textDirection w:val="btLr"/>
+            <w:vAlign w:val="center"/>
+          </w:tcPr>
+          <w:p>
+            <w:pPr>
+              <w:jc w:val="center"/>
+            </w:pPr>
+            <w:r/>
+            <w:r>
+              <w:rPr>
+                <w:rFonts w:ascii="Arial" w:hAnsi="Arial"/>
+                <w:b w:val="0"/>
+                <w:sz w:val="14"/>
+              </w:rPr>
+            </w:r>
+          </w:p>
+        </w:tc>
+        <w:tc>
+          <w:tcPr>
+            <w:tcW w:w="1368" w:type="dxa"/>
+            <w:vMerge w:val="restart"/>
+            <w:vAlign w:val="center"/>
+          </w:tcPr>
+          <w:p>
+            <w:pPr>
+              <w:jc w:val="center"/>
+            </w:pPr>
+            <w:r/>
+            <w:r>
+              <w:rPr>
+                <w:rFonts w:ascii="Arial" w:hAnsi="Arial"/>
+                <w:b w:val="0"/>
+                <w:sz w:val="14"/>
+              </w:rPr>
+              <w:t>Compromiso con principios, valores y mejora continua</w:t>
+            </w:r>
+          </w:p>
+        </w:tc>
+        <w:tc>
+          <w:tcPr>
+            <w:tcW w:w="2835" w:type="dxa"/>
+            <w:vAlign w:val="center"/>
+          </w:tcPr>
+          <w:p>
+            <w:pPr>
+              <w:jc w:val="left"/>
+            </w:pPr>
+            <w:r/>
+            <w:r>
+              <w:rPr>
+                <w:rFonts w:ascii="Arial" w:hAnsi="Arial"/>
+                <w:b w:val="0"/>
+                <w:sz w:val="14"/>
+              </w:rPr>
+              <w:t>ELECTIVO I: BIENESTAR LABORAL Y ORGANIZACIONES SALUDABLES</w:t>
+            </w:r>
+          </w:p>
+        </w:tc>
+        <w:tc>
+          <w:tcPr>
+            <w:tcW w:w="860" w:type="dxa"/>
+            <w:vAlign w:val="center"/>
+          </w:tcPr>
+          <w:p>
+            <w:pPr>
+              <w:jc w:val="center"/>
+            </w:pPr>
+            <w:r/>
+            <w:r>
+              <w:rPr>
+                <w:rFonts w:ascii="Arial" w:hAnsi="Arial"/>
+                <w:b w:val="0"/>
+                <w:sz w:val="14"/>
+              </w:rPr>
+              <w:t>3</w:t>
+            </w:r>
+          </w:p>
+        </w:tc>
+        <w:tc>
+          <w:tcPr>
+            <w:tcW w:w="644" w:type="dxa"/>
+            <w:vAlign w:val="center"/>
+          </w:tcPr>
+          <w:p>
+            <w:pPr>
+              <w:jc w:val="center"/>
+            </w:pPr>
+            <w:r/>
+            <w:r>
+              <w:rPr>
+                <w:rFonts w:ascii="Arial" w:hAnsi="Arial"/>
+                <w:b w:val="0"/>
+                <w:sz w:val="14"/>
+              </w:rPr>
+            </w:r>
+          </w:p>
+        </w:tc>
+        <w:tc>
+          <w:tcPr>
+            <w:tcW w:w="2183" w:type="dxa"/>
+            <w:vAlign w:val="center"/>
+          </w:tcPr>
+          <w:p>
+            <w:pPr>
+              <w:jc w:val="center"/>
+            </w:pPr>
+            <w:r/>
+            <w:r>
+              <w:rPr>
+                <w:rFonts w:ascii="Arial" w:hAnsi="Arial"/>
+                <w:b w:val="0"/>
+                <w:sz w:val="14"/>
+              </w:rPr>
+            </w:r>
+          </w:p>
+        </w:tc>
+        <w:tc>
+          <w:tcPr>
+            <w:tcW w:w="910" w:type="dxa"/>
+            <w:vAlign w:val="center"/>
+          </w:tcPr>
+          <w:p>
+            <w:pPr>
+              <w:jc w:val="center"/>
+            </w:pPr>
+            <w:r/>
+            <w:r>
+              <w:rPr>
+                <w:rFonts w:ascii="Arial" w:hAnsi="Arial"/>
+                <w:b w:val="0"/>
+                <w:sz w:val="14"/>
+              </w:rPr>
+            </w:r>
+          </w:p>
+        </w:tc>
+        <w:tc>
+          <w:tcPr>
+            <w:tcW w:w="1527" w:type="dxa"/>
+            <w:vMerge w:val="restart"/>
+            <w:vAlign w:val="center"/>
+          </w:tcPr>
+          <w:p>
+            <w:pPr>
+              <w:jc w:val="center"/>
+            </w:pPr>
+            <w:r/>
+            <w:r>
+              <w:rPr>
+                <w:rFonts w:ascii="Arial" w:hAnsi="Arial"/>
+                <w:b w:val="0"/>
+                <w:sz w:val="14"/>
+              </w:rPr>
+            </w:r>
+          </w:p>
+        </w:tc>
+      </w:tr>
+      <w:tr>
+        <w:trPr>
+          <w:cantSplit/>
+        </w:trPr>
+        <w:tc>
+          <w:tcPr>
+            <w:tcW w:w="336" w:type="dxa"/>
+            <w:vMerge w:val="restart"/>
+            <w:textDirection w:val="btLr"/>
+            <w:vAlign w:val="center"/>
+          </w:tcPr>
+          <w:p>
+            <w:pPr>
+              <w:jc w:val="center"/>
+            </w:pPr>
+            <w:r/>
+            <w:r>
+              <w:rPr>
+                <w:rFonts w:ascii="Arial" w:hAnsi="Arial"/>
+                <w:b w:val="0"/>
+                <w:sz w:val="14"/>
+              </w:rPr>
+            </w:r>
+          </w:p>
+        </w:tc>
+        <w:tc>
+          <w:tcPr>
+            <w:tcW w:w="1368" w:type="dxa"/>
+            <w:vMerge w:val="restart"/>
+            <w:vAlign w:val="center"/>
+          </w:tcPr>
+          <w:p>
+            <w:pPr>
+              <w:jc w:val="center"/>
+            </w:pPr>
+            <w:r/>
+            <w:r>
+              <w:rPr>
+                <w:rFonts w:ascii="Arial" w:hAnsi="Arial"/>
+                <w:b w:val="0"/>
+                <w:sz w:val="14"/>
+              </w:rPr>
+              <w:t>Compromiso con principios, valores y mejora continua</w:t>
+            </w:r>
+          </w:p>
+        </w:tc>
+        <w:tc>
+          <w:tcPr>
+            <w:tcW w:w="2835" w:type="dxa"/>
+            <w:vAlign w:val="center"/>
+          </w:tcPr>
+          <w:p>
+            <w:pPr>
+              <w:jc w:val="left"/>
+            </w:pPr>
+            <w:r/>
+            <w:r>
+              <w:rPr>
+                <w:rFonts w:ascii="Arial" w:hAnsi="Arial"/>
+                <w:b w:val="0"/>
+                <w:sz w:val="14"/>
+              </w:rPr>
+              <w:t>ACTIVIDADES DE PROYECCIÓN SOCIAL Y VIDA UNIVERSITARIA</w:t>
+            </w:r>
+          </w:p>
+        </w:tc>
+        <w:tc>
+          <w:tcPr>
+            <w:tcW w:w="860" w:type="dxa"/>
+            <w:vAlign w:val="center"/>
+          </w:tcPr>
+          <w:p>
+            <w:pPr>
+              <w:jc w:val="center"/>
+            </w:pPr>
+            <w:r/>
+            <w:r>
+              <w:rPr>
+                <w:rFonts w:ascii="Arial" w:hAnsi="Arial"/>
+                <w:b w:val="0"/>
+                <w:sz w:val="14"/>
+              </w:rPr>
+              <w:t>2</w:t>
+            </w:r>
+          </w:p>
+        </w:tc>
+        <w:tc>
+          <w:tcPr>
+            <w:tcW w:w="644" w:type="dxa"/>
+            <w:vAlign w:val="center"/>
+          </w:tcPr>
+          <w:p>
+            <w:pPr>
+              <w:jc w:val="center"/>
+            </w:pPr>
+            <w:r/>
+            <w:r>
+              <w:rPr>
+                <w:rFonts w:ascii="Arial" w:hAnsi="Arial"/>
+                <w:b w:val="0"/>
+                <w:sz w:val="14"/>
+              </w:rPr>
+            </w:r>
+          </w:p>
+        </w:tc>
+        <w:tc>
+          <w:tcPr>
+            <w:tcW w:w="2183" w:type="dxa"/>
+            <w:vAlign w:val="center"/>
+          </w:tcPr>
+          <w:p>
+            <w:pPr>
+              <w:jc w:val="center"/>
+            </w:pPr>
+            <w:r/>
+            <w:r>
+              <w:rPr>
+                <w:rFonts w:ascii="Arial" w:hAnsi="Arial"/>
+                <w:b w:val="0"/>
+                <w:sz w:val="14"/>
+              </w:rPr>
+            </w:r>
+          </w:p>
+        </w:tc>
+        <w:tc>
+          <w:tcPr>
+            <w:tcW w:w="910" w:type="dxa"/>
+            <w:vAlign w:val="center"/>
+          </w:tcPr>
+          <w:p>
+            <w:pPr>
+              <w:jc w:val="center"/>
+            </w:pPr>
+            <w:r/>
+            <w:r>
+              <w:rPr>
+                <w:rFonts w:ascii="Arial" w:hAnsi="Arial"/>
+                <w:b w:val="0"/>
+                <w:sz w:val="14"/>
+              </w:rPr>
+            </w:r>
+          </w:p>
+        </w:tc>
+        <w:tc>
+          <w:tcPr>
+            <w:tcW w:w="1527" w:type="dxa"/>
+            <w:vMerge w:val="restart"/>
+            <w:vAlign w:val="center"/>
+          </w:tcPr>
+          <w:p>
+            <w:pPr>
+              <w:jc w:val="center"/>
+            </w:pPr>
+            <w:r/>
+            <w:r>
+              <w:rPr>
+                <w:rFonts w:ascii="Arial" w:hAnsi="Arial"/>
+                <w:b w:val="0"/>
+                <w:sz w:val="14"/>
+              </w:rPr>
+            </w:r>
+          </w:p>
+        </w:tc>
+      </w:tr>
+      <w:tr>
+        <w:trPr>
+          <w:cantSplit/>
+        </w:trPr>
+        <w:tc>
+          <w:tcPr>
+            <w:tcW w:w="336" w:type="dxa"/>
+            <w:vMerge w:val="restart"/>
+            <w:textDirection w:val="btLr"/>
+            <w:vAlign w:val="center"/>
+          </w:tcPr>
+          <w:p>
+            <w:pPr>
+              <w:jc w:val="center"/>
+            </w:pPr>
+            <w:r/>
+            <w:r>
+              <w:rPr>
+                <w:rFonts w:ascii="Arial" w:hAnsi="Arial"/>
+                <w:b w:val="0"/>
+                <w:sz w:val="14"/>
+              </w:rPr>
+            </w:r>
+          </w:p>
+        </w:tc>
+        <w:tc>
+          <w:tcPr>
+            <w:tcW w:w="1368" w:type="dxa"/>
+            <w:vMerge w:val="restart"/>
+            <w:vAlign w:val="center"/>
+          </w:tcPr>
+          <w:p>
+            <w:pPr>
+              <w:jc w:val="center"/>
+            </w:pPr>
+            <w:r/>
+            <w:r>
+              <w:rPr>
+                <w:rFonts w:ascii="Arial" w:hAnsi="Arial"/>
+                <w:b w:val="0"/>
+                <w:sz w:val="14"/>
+              </w:rPr>
+              <w:t>Pensamiento creativo e innovador</w:t>
+            </w:r>
+          </w:p>
+        </w:tc>
+        <w:tc>
+          <w:tcPr>
+            <w:tcW w:w="2835" w:type="dxa"/>
+            <w:vAlign w:val="center"/>
+          </w:tcPr>
+          <w:p>
+            <w:pPr>
+              <w:jc w:val="left"/>
+            </w:pPr>
+            <w:r/>
+            <w:r>
+              <w:rPr>
+                <w:rFonts w:ascii="Arial" w:hAnsi="Arial"/>
+                <w:b w:val="0"/>
+                <w:sz w:val="14"/>
+              </w:rPr>
+              <w:t>LÓGICA GENERAL</w:t>
+            </w:r>
+          </w:p>
+        </w:tc>
+        <w:tc>
+          <w:tcPr>
+            <w:tcW w:w="860" w:type="dxa"/>
+            <w:vAlign w:val="center"/>
+          </w:tcPr>
+          <w:p>
+            <w:pPr>
+              <w:jc w:val="center"/>
+            </w:pPr>
+            <w:r/>
+            <w:r>
+              <w:rPr>
+                <w:rFonts w:ascii="Arial" w:hAnsi="Arial"/>
+                <w:b w:val="0"/>
+                <w:sz w:val="14"/>
+              </w:rPr>
+              <w:t>3</w:t>
+            </w:r>
+          </w:p>
+        </w:tc>
+        <w:tc>
+          <w:tcPr>
+            <w:tcW w:w="644" w:type="dxa"/>
+            <w:vAlign w:val="center"/>
+          </w:tcPr>
+          <w:p>
+            <w:pPr>
+              <w:jc w:val="center"/>
+            </w:pPr>
+            <w:r/>
+            <w:r>
+              <w:rPr>
+                <w:rFonts w:ascii="Arial" w:hAnsi="Arial"/>
+                <w:b w:val="0"/>
+                <w:sz w:val="14"/>
+              </w:rPr>
+            </w:r>
+          </w:p>
+        </w:tc>
+        <w:tc>
+          <w:tcPr>
+            <w:tcW w:w="2183" w:type="dxa"/>
+            <w:vAlign w:val="center"/>
+          </w:tcPr>
+          <w:p>
+            <w:pPr>
+              <w:jc w:val="center"/>
+            </w:pPr>
+            <w:r/>
+            <w:r>
+              <w:rPr>
+                <w:rFonts w:ascii="Arial" w:hAnsi="Arial"/>
+                <w:b w:val="0"/>
+                <w:sz w:val="14"/>
+              </w:rPr>
+            </w:r>
+          </w:p>
+        </w:tc>
+        <w:tc>
+          <w:tcPr>
+            <w:tcW w:w="910" w:type="dxa"/>
+            <w:vAlign w:val="center"/>
+          </w:tcPr>
+          <w:p>
+            <w:pPr>
+              <w:jc w:val="center"/>
+            </w:pPr>
+            <w:r/>
+            <w:r>
+              <w:rPr>
+                <w:rFonts w:ascii="Arial" w:hAnsi="Arial"/>
+                <w:b w:val="0"/>
+                <w:sz w:val="14"/>
+              </w:rPr>
+            </w:r>
+          </w:p>
+        </w:tc>
+        <w:tc>
+          <w:tcPr>
+            <w:tcW w:w="1527" w:type="dxa"/>
+            <w:vMerge w:val="restart"/>
+            <w:vAlign w:val="center"/>
+          </w:tcPr>
+          <w:p>
+            <w:pPr>
+              <w:jc w:val="center"/>
+            </w:pPr>
+            <w:r/>
+            <w:r>
+              <w:rPr>
+                <w:rFonts w:ascii="Arial" w:hAnsi="Arial"/>
+                <w:b w:val="0"/>
+                <w:sz w:val="14"/>
+              </w:rPr>
+            </w:r>
+          </w:p>
+        </w:tc>
+      </w:tr>
+      <w:tr>
+        <w:trPr>
+          <w:cantSplit/>
+        </w:trPr>
+        <w:tc>
+          <w:tcPr>
+            <w:tcW w:w="336" w:type="dxa"/>
+            <w:vMerge w:val="restart"/>
+            <w:textDirection w:val="btLr"/>
+            <w:vAlign w:val="center"/>
+          </w:tcPr>
+          <w:p>
+            <w:pPr>
+              <w:jc w:val="center"/>
+            </w:pPr>
+            <w:r/>
+            <w:r>
+              <w:rPr>
+                <w:rFonts w:ascii="Arial" w:hAnsi="Arial"/>
+                <w:b w:val="0"/>
+                <w:sz w:val="14"/>
+              </w:rPr>
+            </w:r>
+          </w:p>
+        </w:tc>
+        <w:tc>
+          <w:tcPr>
+            <w:tcW w:w="1368" w:type="dxa"/>
+            <w:vMerge w:val="restart"/>
+            <w:vAlign w:val="center"/>
+          </w:tcPr>
+          <w:p>
+            <w:pPr>
+              <w:jc w:val="center"/>
+            </w:pPr>
+            <w:r/>
+            <w:r>
+              <w:rPr>
+                <w:rFonts w:ascii="Arial" w:hAnsi="Arial"/>
+                <w:b w:val="0"/>
+                <w:sz w:val="14"/>
+              </w:rPr>
+              <w:t>Pensamiento creativo e innovador</w:t>
+            </w:r>
+          </w:p>
+        </w:tc>
+        <w:tc>
+          <w:tcPr>
+            <w:tcW w:w="2835" w:type="dxa"/>
+            <w:vAlign w:val="center"/>
+          </w:tcPr>
+          <w:p>
+            <w:pPr>
+              <w:jc w:val="left"/>
+            </w:pPr>
+            <w:r/>
+            <w:r>
+              <w:rPr>
+                <w:rFonts w:ascii="Arial" w:hAnsi="Arial"/>
+                <w:b w:val="0"/>
+                <w:sz w:val="14"/>
+              </w:rPr>
+              <w:t>DERECHO EMPRESARIAL Y DE SOCIEDADES</w:t>
+            </w:r>
+          </w:p>
+        </w:tc>
+        <w:tc>
+          <w:tcPr>
+            <w:tcW w:w="860" w:type="dxa"/>
+            <w:vAlign w:val="center"/>
+          </w:tcPr>
+          <w:p>
+            <w:pPr>
+              <w:jc w:val="center"/>
+            </w:pPr>
+            <w:r/>
+            <w:r>
+              <w:rPr>
+                <w:rFonts w:ascii="Arial" w:hAnsi="Arial"/>
+                <w:b w:val="0"/>
+                <w:sz w:val="14"/>
+              </w:rPr>
+              <w:t>3</w:t>
+            </w:r>
+          </w:p>
+        </w:tc>
+        <w:tc>
+          <w:tcPr>
+            <w:tcW w:w="644" w:type="dxa"/>
+            <w:vAlign w:val="center"/>
+          </w:tcPr>
+          <w:p>
+            <w:pPr>
+              <w:jc w:val="center"/>
+            </w:pPr>
+            <w:r/>
+            <w:r>
+              <w:rPr>
+                <w:rFonts w:ascii="Arial" w:hAnsi="Arial"/>
+                <w:b w:val="0"/>
+                <w:sz w:val="14"/>
+              </w:rPr>
+            </w:r>
+          </w:p>
+        </w:tc>
+        <w:tc>
+          <w:tcPr>
+            <w:tcW w:w="2183" w:type="dxa"/>
+            <w:vAlign w:val="center"/>
+          </w:tcPr>
+          <w:p>
+            <w:pPr>
+              <w:jc w:val="center"/>
+            </w:pPr>
+            <w:r/>
+            <w:r>
+              <w:rPr>
+                <w:rFonts w:ascii="Arial" w:hAnsi="Arial"/>
+                <w:b w:val="0"/>
+                <w:sz w:val="14"/>
+              </w:rPr>
+            </w:r>
+          </w:p>
+        </w:tc>
+        <w:tc>
+          <w:tcPr>
+            <w:tcW w:w="910" w:type="dxa"/>
+            <w:vAlign w:val="center"/>
+          </w:tcPr>
+          <w:p>
+            <w:pPr>
+              <w:jc w:val="center"/>
+            </w:pPr>
+            <w:r/>
+            <w:r>
+              <w:rPr>
+                <w:rFonts w:ascii="Arial" w:hAnsi="Arial"/>
+                <w:b w:val="0"/>
+                <w:sz w:val="14"/>
+              </w:rPr>
+            </w:r>
+          </w:p>
+        </w:tc>
+        <w:tc>
+          <w:tcPr>
+            <w:tcW w:w="1527" w:type="dxa"/>
+            <w:vMerge w:val="restart"/>
+            <w:vAlign w:val="center"/>
+          </w:tcPr>
+          <w:p>
+            <w:pPr>
+              <w:jc w:val="center"/>
+            </w:pPr>
+            <w:r/>
+            <w:r>
+              <w:rPr>
+                <w:rFonts w:ascii="Arial" w:hAnsi="Arial"/>
+                <w:b w:val="0"/>
+                <w:sz w:val="14"/>
+              </w:rPr>
+            </w:r>
+          </w:p>
+        </w:tc>
+      </w:tr>
+      <w:tr>
+        <w:trPr>
+          <w:cantSplit/>
+        </w:trPr>
+        <w:tc>
+          <w:tcPr>
+            <w:tcW w:w="336" w:type="dxa"/>
+            <w:vMerge w:val="restart"/>
+            <w:textDirection w:val="btLr"/>
+            <w:vAlign w:val="center"/>
+          </w:tcPr>
+          <w:p>
+            <w:pPr>
+              <w:jc w:val="center"/>
+            </w:pPr>
+            <w:r/>
+            <w:r>
+              <w:rPr>
+                <w:rFonts w:ascii="Arial" w:hAnsi="Arial"/>
+                <w:b w:val="0"/>
+                <w:sz w:val="14"/>
+              </w:rPr>
+            </w:r>
+          </w:p>
+        </w:tc>
+        <w:tc>
+          <w:tcPr>
+            <w:tcW w:w="1368" w:type="dxa"/>
+            <w:vMerge w:val="restart"/>
+            <w:vAlign w:val="center"/>
+          </w:tcPr>
+          <w:p>
+            <w:pPr>
+              <w:jc w:val="center"/>
+            </w:pPr>
+            <w:r/>
+            <w:r>
+              <w:rPr>
+                <w:rFonts w:ascii="Arial" w:hAnsi="Arial"/>
+                <w:b w:val="0"/>
+                <w:sz w:val="14"/>
+              </w:rPr>
+              <w:t>Pensamiento creativo e innovador</w:t>
+            </w:r>
+          </w:p>
+        </w:tc>
+        <w:tc>
+          <w:tcPr>
+            <w:tcW w:w="2835" w:type="dxa"/>
+            <w:vAlign w:val="center"/>
+          </w:tcPr>
+          <w:p>
+            <w:pPr>
+              <w:jc w:val="left"/>
+            </w:pPr>
+            <w:r/>
+            <w:r>
+              <w:rPr>
+                <w:rFonts w:ascii="Arial" w:hAnsi="Arial"/>
+                <w:b w:val="0"/>
+                <w:sz w:val="14"/>
+              </w:rPr>
+              <w:t>MICROECONOMÍA</w:t>
+            </w:r>
+          </w:p>
+        </w:tc>
+        <w:tc>
+          <w:tcPr>
+            <w:tcW w:w="860" w:type="dxa"/>
+            <w:vAlign w:val="center"/>
+          </w:tcPr>
+          <w:p>
+            <w:pPr>
+              <w:jc w:val="center"/>
+            </w:pPr>
+            <w:r/>
+            <w:r>
+              <w:rPr>
+                <w:rFonts w:ascii="Arial" w:hAnsi="Arial"/>
+                <w:b w:val="0"/>
+                <w:sz w:val="14"/>
+              </w:rPr>
+              <w:t>4</w:t>
+            </w:r>
+          </w:p>
+        </w:tc>
+        <w:tc>
+          <w:tcPr>
+            <w:tcW w:w="644" w:type="dxa"/>
+            <w:vAlign w:val="center"/>
+          </w:tcPr>
+          <w:p>
+            <w:pPr>
+              <w:jc w:val="center"/>
+            </w:pPr>
+            <w:r/>
+            <w:r>
+              <w:rPr>
+                <w:rFonts w:ascii="Arial" w:hAnsi="Arial"/>
+                <w:b w:val="0"/>
+                <w:sz w:val="14"/>
+              </w:rPr>
+            </w:r>
+          </w:p>
+        </w:tc>
+        <w:tc>
+          <w:tcPr>
+            <w:tcW w:w="2183" w:type="dxa"/>
+            <w:vAlign w:val="center"/>
+          </w:tcPr>
+          <w:p>
+            <w:pPr>
+              <w:jc w:val="center"/>
+            </w:pPr>
+            <w:r/>
+            <w:r>
+              <w:rPr>
+                <w:rFonts w:ascii="Arial" w:hAnsi="Arial"/>
+                <w:b w:val="0"/>
+                <w:sz w:val="14"/>
+              </w:rPr>
+            </w:r>
+          </w:p>
+        </w:tc>
+        <w:tc>
+          <w:tcPr>
+            <w:tcW w:w="910" w:type="dxa"/>
+            <w:vAlign w:val="center"/>
+          </w:tcPr>
+          <w:p>
+            <w:pPr>
+              <w:jc w:val="center"/>
+            </w:pPr>
+            <w:r/>
+            <w:r>
+              <w:rPr>
+                <w:rFonts w:ascii="Arial" w:hAnsi="Arial"/>
+                <w:b w:val="0"/>
+                <w:sz w:val="14"/>
+              </w:rPr>
+            </w:r>
+          </w:p>
+        </w:tc>
+        <w:tc>
+          <w:tcPr>
+            <w:tcW w:w="1527" w:type="dxa"/>
+            <w:vMerge w:val="restart"/>
+            <w:vAlign w:val="center"/>
+          </w:tcPr>
+          <w:p>
+            <w:pPr>
+              <w:jc w:val="center"/>
+            </w:pPr>
+            <w:r/>
+            <w:r>
+              <w:rPr>
+                <w:rFonts w:ascii="Arial" w:hAnsi="Arial"/>
+                <w:b w:val="0"/>
+                <w:sz w:val="14"/>
+              </w:rPr>
+            </w:r>
+          </w:p>
+        </w:tc>
+      </w:tr>
+      <w:tr>
+        <w:trPr>
+          <w:cantSplit/>
+        </w:trPr>
+        <w:tc>
+          <w:tcPr>
+            <w:tcW w:w="336" w:type="dxa"/>
+            <w:vMerge w:val="restart"/>
+            <w:textDirection w:val="btLr"/>
+            <w:vAlign w:val="center"/>
+          </w:tcPr>
+          <w:p>
+            <w:pPr>
+              <w:jc w:val="center"/>
+            </w:pPr>
+            <w:r/>
+            <w:r>
+              <w:rPr>
+                <w:rFonts w:ascii="Arial" w:hAnsi="Arial"/>
+                <w:b w:val="0"/>
+                <w:sz w:val="14"/>
+              </w:rPr>
+            </w:r>
+          </w:p>
+        </w:tc>
+        <w:tc>
+          <w:tcPr>
+            <w:tcW w:w="1368" w:type="dxa"/>
+            <w:vMerge w:val="restart"/>
+            <w:vAlign w:val="center"/>
+          </w:tcPr>
+          <w:p>
+            <w:pPr>
+              <w:jc w:val="center"/>
+            </w:pPr>
+            <w:r/>
+            <w:r>
+              <w:rPr>
+                <w:rFonts w:ascii="Arial" w:hAnsi="Arial"/>
+                <w:b w:val="0"/>
+                <w:sz w:val="14"/>
+              </w:rPr>
+              <w:t>Pensamiento creativo e innovador</w:t>
+            </w:r>
+          </w:p>
+        </w:tc>
+        <w:tc>
+          <w:tcPr>
+            <w:tcW w:w="2835" w:type="dxa"/>
+            <w:vAlign w:val="center"/>
+          </w:tcPr>
+          <w:p>
+            <w:pPr>
+              <w:jc w:val="left"/>
+            </w:pPr>
+            <w:r/>
+            <w:r>
+              <w:rPr>
+                <w:rFonts w:ascii="Arial" w:hAnsi="Arial"/>
+                <w:b w:val="0"/>
+                <w:sz w:val="14"/>
+              </w:rPr>
+              <w:t>IMPORTACIONES Y EXPORTACIONES</w:t>
+            </w:r>
+          </w:p>
+        </w:tc>
+        <w:tc>
+          <w:tcPr>
+            <w:tcW w:w="860" w:type="dxa"/>
+            <w:vAlign w:val="center"/>
+          </w:tcPr>
+          <w:p>
+            <w:pPr>
+              <w:jc w:val="center"/>
+            </w:pPr>
+            <w:r/>
+            <w:r>
+              <w:rPr>
+                <w:rFonts w:ascii="Arial" w:hAnsi="Arial"/>
+                <w:b w:val="0"/>
+                <w:sz w:val="14"/>
+              </w:rPr>
+              <w:t>4</w:t>
+            </w:r>
+          </w:p>
+        </w:tc>
+        <w:tc>
+          <w:tcPr>
+            <w:tcW w:w="644" w:type="dxa"/>
+            <w:vAlign w:val="center"/>
+          </w:tcPr>
+          <w:p>
+            <w:pPr>
+              <w:jc w:val="center"/>
+            </w:pPr>
+            <w:r/>
+            <w:r>
+              <w:rPr>
+                <w:rFonts w:ascii="Arial" w:hAnsi="Arial"/>
+                <w:b w:val="0"/>
+                <w:sz w:val="14"/>
+              </w:rPr>
+            </w:r>
+          </w:p>
+        </w:tc>
+        <w:tc>
+          <w:tcPr>
+            <w:tcW w:w="2183" w:type="dxa"/>
+            <w:vAlign w:val="center"/>
+          </w:tcPr>
+          <w:p>
+            <w:pPr>
+              <w:jc w:val="center"/>
+            </w:pPr>
+            <w:r/>
+            <w:r>
+              <w:rPr>
+                <w:rFonts w:ascii="Arial" w:hAnsi="Arial"/>
+                <w:b w:val="0"/>
+                <w:sz w:val="14"/>
+              </w:rPr>
+            </w:r>
+          </w:p>
+        </w:tc>
+        <w:tc>
+          <w:tcPr>
+            <w:tcW w:w="910" w:type="dxa"/>
+            <w:vAlign w:val="center"/>
+          </w:tcPr>
+          <w:p>
+            <w:pPr>
+              <w:jc w:val="center"/>
+            </w:pPr>
+            <w:r/>
+            <w:r>
+              <w:rPr>
+                <w:rFonts w:ascii="Arial" w:hAnsi="Arial"/>
+                <w:b w:val="0"/>
+                <w:sz w:val="14"/>
+              </w:rPr>
+            </w:r>
+          </w:p>
+        </w:tc>
+        <w:tc>
+          <w:tcPr>
+            <w:tcW w:w="1527" w:type="dxa"/>
+            <w:vMerge w:val="restart"/>
+            <w:vAlign w:val="center"/>
+          </w:tcPr>
+          <w:p>
+            <w:pPr>
+              <w:jc w:val="center"/>
+            </w:pPr>
+            <w:r/>
+            <w:r>
+              <w:rPr>
+                <w:rFonts w:ascii="Arial" w:hAnsi="Arial"/>
+                <w:b w:val="0"/>
+                <w:sz w:val="14"/>
+              </w:rPr>
+            </w:r>
+          </w:p>
+        </w:tc>
+      </w:tr>
+      <w:tr>
+        <w:trPr>
+          <w:cantSplit/>
+        </w:trPr>
+        <w:tc>
+          <w:tcPr>
+            <w:tcW w:w="336" w:type="dxa"/>
+            <w:vMerge w:val="restart"/>
+            <w:textDirection w:val="btLr"/>
+            <w:vAlign w:val="center"/>
+          </w:tcPr>
+          <w:p>
+            <w:pPr>
+              <w:jc w:val="center"/>
+            </w:pPr>
+            <w:r/>
+            <w:r>
+              <w:rPr>
+                <w:rFonts w:ascii="Arial" w:hAnsi="Arial"/>
+                <w:b w:val="0"/>
+                <w:sz w:val="14"/>
+              </w:rPr>
+            </w:r>
+          </w:p>
+        </w:tc>
+        <w:tc>
+          <w:tcPr>
+            <w:tcW w:w="1368" w:type="dxa"/>
+            <w:vMerge w:val="restart"/>
+            <w:vAlign w:val="center"/>
+          </w:tcPr>
+          <w:p>
+            <w:pPr>
+              <w:jc w:val="center"/>
+            </w:pPr>
+            <w:r/>
+            <w:r>
+              <w:rPr>
+                <w:rFonts w:ascii="Arial" w:hAnsi="Arial"/>
+                <w:b w:val="0"/>
+                <w:sz w:val="14"/>
+              </w:rPr>
+              <w:t>Pensamiento creativo e innovador</w:t>
+            </w:r>
+          </w:p>
+        </w:tc>
+        <w:tc>
+          <w:tcPr>
+            <w:tcW w:w="2835" w:type="dxa"/>
+            <w:vAlign w:val="center"/>
+          </w:tcPr>
+          <w:p>
+            <w:pPr>
+              <w:jc w:val="left"/>
+            </w:pPr>
+            <w:r/>
+            <w:r>
+              <w:rPr>
+                <w:rFonts w:ascii="Arial" w:hAnsi="Arial"/>
+                <w:b w:val="0"/>
+                <w:sz w:val="14"/>
+              </w:rPr>
+              <w:t>DECISIONES DE FINANCIAMIENTO</w:t>
+            </w:r>
+          </w:p>
+        </w:tc>
+        <w:tc>
+          <w:tcPr>
+            <w:tcW w:w="860" w:type="dxa"/>
+            <w:vAlign w:val="center"/>
+          </w:tcPr>
+          <w:p>
+            <w:pPr>
+              <w:jc w:val="center"/>
+            </w:pPr>
+            <w:r/>
+            <w:r>
+              <w:rPr>
+                <w:rFonts w:ascii="Arial" w:hAnsi="Arial"/>
+                <w:b w:val="0"/>
+                <w:sz w:val="14"/>
+              </w:rPr>
+              <w:t>3</w:t>
+            </w:r>
+          </w:p>
+        </w:tc>
+        <w:tc>
+          <w:tcPr>
+            <w:tcW w:w="644" w:type="dxa"/>
+            <w:vAlign w:val="center"/>
+          </w:tcPr>
+          <w:p>
+            <w:pPr>
+              <w:jc w:val="center"/>
+            </w:pPr>
+            <w:r/>
+            <w:r>
+              <w:rPr>
+                <w:rFonts w:ascii="Arial" w:hAnsi="Arial"/>
+                <w:b w:val="0"/>
+                <w:sz w:val="14"/>
+              </w:rPr>
+            </w:r>
+          </w:p>
+        </w:tc>
+        <w:tc>
+          <w:tcPr>
+            <w:tcW w:w="2183" w:type="dxa"/>
+            <w:vAlign w:val="center"/>
+          </w:tcPr>
+          <w:p>
+            <w:pPr>
+              <w:jc w:val="center"/>
+            </w:pPr>
+            <w:r/>
+            <w:r>
+              <w:rPr>
+                <w:rFonts w:ascii="Arial" w:hAnsi="Arial"/>
+                <w:b w:val="0"/>
+                <w:sz w:val="14"/>
+              </w:rPr>
+            </w:r>
+          </w:p>
+        </w:tc>
+        <w:tc>
+          <w:tcPr>
+            <w:tcW w:w="910" w:type="dxa"/>
+            <w:vAlign w:val="center"/>
+          </w:tcPr>
+          <w:p>
+            <w:pPr>
+              <w:jc w:val="center"/>
+            </w:pPr>
+            <w:r/>
+            <w:r>
+              <w:rPr>
+                <w:rFonts w:ascii="Arial" w:hAnsi="Arial"/>
+                <w:b w:val="0"/>
+                <w:sz w:val="14"/>
+              </w:rPr>
+            </w:r>
+          </w:p>
+        </w:tc>
+        <w:tc>
+          <w:tcPr>
+            <w:tcW w:w="1527" w:type="dxa"/>
+            <w:vMerge w:val="restart"/>
+            <w:vAlign w:val="center"/>
+          </w:tcPr>
+          <w:p>
+            <w:pPr>
+              <w:jc w:val="center"/>
+            </w:pPr>
+            <w:r/>
+            <w:r>
+              <w:rPr>
+                <w:rFonts w:ascii="Arial" w:hAnsi="Arial"/>
+                <w:b w:val="0"/>
+                <w:sz w:val="14"/>
+              </w:rPr>
+            </w:r>
+          </w:p>
+        </w:tc>
+      </w:tr>
+      <w:tr>
+        <w:tc>
+          <w:tcPr>
+            <w:tcW w:w="336" w:type="dxa"/>
+            <w:vMerge w:val="restart"/>
+            <w:textDirection w:val="btLr"/>
+          </w:tcPr>
+          <w:p>
+            <w:r/>
+          </w:p>
+        </w:tc>
+        <w:tc>
+          <w:tcPr>
+            <w:tcW w:w="1368" w:type="dxa"/>
+            <w:vMerge w:val="restart"/>
+          </w:tcPr>
+          <w:p>
+            <w:r/>
+          </w:p>
+        </w:tc>
+        <w:tc>
+          <w:tcPr>
+            <w:tcW w:w="2835" w:type="dxa"/>
+          </w:tcPr>
+          <w:p>
+            <w:pPr>
+              <w:jc w:val="center"/>
+            </w:pPr>
+            <w:r>
+              <w:rPr>
+                <w:rFonts w:ascii="Arial" w:hAnsi="Arial"/>
+                <w:b/>
+                <w:sz w:val="14"/>
+              </w:rPr>
+              <w:t>TOTAL DE CREDITOS A CONVALIDAR</w:t>
+            </w:r>
+          </w:p>
+        </w:tc>
+        <w:tc>
+          <w:tcPr>
+            <w:tcW w:w="860" w:type="dxa"/>
+          </w:tcPr>
+          <w:p>
+            <w:pPr>
+              <w:jc w:val="center"/>
+            </w:pPr>
+            <w:r>
+              <w:rPr>
+                <w:rFonts w:ascii="Arial" w:hAnsi="Arial"/>
+                <w:b/>
+                <w:sz w:val="14"/>
+              </w:rPr>
+              <w:t>87</w:t>
+            </w:r>
+          </w:p>
+        </w:tc>
+        <w:tc>
+          <w:tcPr>
+            <w:tcW w:w="644" w:type="dxa"/>
+          </w:tcPr>
+          <w:p>
+            <w:r/>
+          </w:p>
+        </w:tc>
+        <w:tc>
+          <w:tcPr>
+            <w:tcW w:w="2183" w:type="dxa"/>
+          </w:tcPr>
+          <w:p>
+            <w:r/>
+          </w:p>
+        </w:tc>
+        <w:tc>
+          <w:tcPr>
+            <w:tcW w:w="910" w:type="dxa"/>
+          </w:tcPr>
+          <w:p>
+            <w:r/>
+          </w:p>
+        </w:tc>
+        <w:tc>
+          <w:tcPr>
+            <w:tcW w:w="1527" w:type="dxa"/>
+            <w:vMerge w:val="restart"/>
+          </w:tcPr>
+          <w:p>
+            <w:r/>
+          </w:p>
+        </w:tc>
+      </w:tr>
     </w:tbl>
     <w:p>
       <w:pPr>
+        <w:spacing w:before="0" w:after="0"/>
         <w:rPr>
           <w:sz w:val="2"/>
           <w:szCs w:val="2"/>
         </w:rPr>
-        <w:sectPr>
-          <w:footerReference w:type="default" r:id="rId7"/>
-          <w:type w:val="continuous"/>
-          <w:pgSz w:w="11920" w:h="16850"/>
-          <w:pgMar w:top="720" w:right="425" w:bottom="580" w:left="566" w:header="0" w:footer="392" w:gutter="0"/>
-          <w:pgNumType w:start="1"/>
-          <w:cols w:space="720"/>
-        </w:sectPr>
       </w:pPr>
     </w:p>
     <w:p>
       <w:pPr>
         <w:pStyle w:val="Textoindependiente"/>
-        <w:spacing w:before="3"/>
+        <w:spacing w:before="0" w:after="0"/>
         <w:rPr>
           <w:sz w:val="2"/>
           <w:u w:val="none"/>
         </w:rPr>
       </w:pPr>
     </w:p>
-    <w:tbl>
-      <w:tblPr>
-        <w:tblStyle w:val="TableNormal"/>
-        <w:tblW w:w="0" w:type="auto"/>
-        <w:tblInd w:w="168" w:type="dxa"/>
-        <w:tblBorders>
-          <w:top w:val="single" w:sz="4" w:space="0" w:color="000000"/>
-          <w:left w:val="single" w:sz="4" w:space="0" w:color="000000"/>
-          <w:bottom w:val="single" w:sz="4" w:space="0" w:color="000000"/>
-          <w:right w:val="single" w:sz="4" w:space="0" w:color="000000"/>
-          <w:insideH w:val="single" w:sz="4" w:space="0" w:color="000000"/>
-          <w:insideV w:val="single" w:sz="4" w:space="0" w:color="000000"/>
-        </w:tblBorders>
-        <w:tblLayout w:type="fixed"/>
-        <w:tblLook w:val="01E0" w:firstRow="1" w:lastRow="1" w:firstColumn="1" w:lastColumn="1" w:noHBand="0" w:noVBand="0"/>
-      </w:tblPr>
-      <w:tblGrid>
-        <w:gridCol w:w="375"/>
-        <w:gridCol w:w="1330"/>
-        <w:gridCol w:w="123"/>
-        <w:gridCol w:w="2713"/>
-        <w:gridCol w:w="860"/>
-        <w:gridCol w:w="644"/>
-        <w:gridCol w:w="1285"/>
-        <w:gridCol w:w="899"/>
-        <w:gridCol w:w="550"/>
-        <w:gridCol w:w="360"/>
-        <w:gridCol w:w="1313"/>
-        <w:gridCol w:w="213"/>
-      </w:tblGrid>
-      <w:tr>
-        <w:trPr>
-          <w:trHeight w:val="563"/>
-        </w:trPr>
-        <w:tc>
-          <w:tcPr>
-            <w:tcW w:w="375" w:type="dxa"/>
-            <w:vMerge w:val="restart"/>
-            <w:tcBorders>
-              <w:top w:val="nil"/>
-              <w:left w:val="nil"/>
-              <w:bottom w:val="nil"/>
-            </w:tcBorders>
-          </w:tcPr>
-          <w:p>
-            <w:pPr>
-              <w:pStyle w:val="TableParagraph"/>
-              <w:rPr>
-                <w:rFonts w:ascii="Times New Roman"/>
-                <w:sz w:val="16"/>
-              </w:rPr>
-            </w:pPr>
-          </w:p>
-        </w:tc>
-        <w:tc>
-          <w:tcPr>
-            <w:tcW w:w="1453" w:type="dxa"/>
-            <w:gridSpan w:val="2"/>
-            <w:vMerge w:val="restart"/>
-          </w:tcPr>
-          <w:p>
-            <w:pPr>
-              <w:pStyle w:val="TableParagraph"/>
-              <w:spacing w:before="9" w:after="1"/>
-              <w:rPr>
-                <w:rFonts w:ascii="Calibri Light"/>
-                <w:sz w:val="15"/>
-              </w:rPr>
-            </w:pPr>
-          </w:p>
-          <w:p>
-            <w:pPr>
-              <w:pStyle w:val="TableParagraph"/>
-              <w:ind w:left="316"/>
-              <w:rPr>
-                <w:rFonts w:ascii="Calibri Light"/>
-                <w:sz w:val="20"/>
-              </w:rPr>
-            </w:pPr>
-            <w:r>
-              <w:rPr>
-                <w:rFonts w:ascii="Calibri Light"/>
-                <w:noProof/>
-                <w:sz w:val="20"/>
-              </w:rPr>
-              <w:drawing>
-                <wp:inline distT="0" distB="0" distL="0" distR="0" wp14:anchorId="30521D91" wp14:editId="594504CA">
-                  <wp:extent cx="531994" cy="592074"/>
-                  <wp:effectExtent l="0" t="0" r="0" b="0"/>
-                  <wp:docPr id="4" name="Image 4"/>
-                  <wp:cNvGraphicFramePr>
-                    <a:graphicFrameLocks xmlns:a="http://schemas.openxmlformats.org/drawingml/2006/main"/>
-                  </wp:cNvGraphicFramePr>
-                  <a:graphic xmlns:a="http://schemas.openxmlformats.org/drawingml/2006/main">
-                    <a:graphicData uri="http://schemas.openxmlformats.org/drawingml/2006/picture">
-                      <pic:pic xmlns:pic="http://schemas.openxmlformats.org/drawingml/2006/picture">
-                        <pic:nvPicPr>
-                          <pic:cNvPr id="4" name="Image 4"/>
-                          <pic:cNvPicPr/>
-                        </pic:nvPicPr>
-                        <pic:blipFill>
-                          <a:blip r:embed="rId6" cstate="print"/>
-                          <a:stretch>
-                            <a:fillRect/>
-                          </a:stretch>
-                        </pic:blipFill>
-                        <pic:spPr>
-                          <a:xfrm>
-                            <a:off x="0" y="0"/>
-                            <a:ext cx="531994" cy="592074"/>
-                          </a:xfrm>
-                          <a:prstGeom prst="rect">
-                            <a:avLst/>
-                          </a:prstGeom>
-                        </pic:spPr>
-                      </pic:pic>
-                    </a:graphicData>
-                  </a:graphic>
-                </wp:inline>
-              </w:drawing>
-            </w:r>
-          </w:p>
-        </w:tc>
-        <w:tc>
-          <w:tcPr>
-            <w:tcW w:w="5502" w:type="dxa"/>
-            <w:gridSpan w:val="4"/>
-            <w:vMerge w:val="restart"/>
-          </w:tcPr>
-          <w:p>
-            <w:pPr>
-              <w:pStyle w:val="TableParagraph"/>
-              <w:spacing w:before="155"/>
-              <w:ind w:left="1016" w:hanging="27"/>
-              <w:rPr>
-                <w:rFonts w:ascii="Arial"/>
-                <w:b/>
-                <w:sz w:val="19"/>
-              </w:rPr>
-            </w:pPr>
-            <w:r>
-              <w:rPr>
-                <w:rFonts w:ascii="Arial"/>
-                <w:b/>
-                <w:color w:val="890000"/>
-                <w:sz w:val="19"/>
-              </w:rPr>
-              <w:t>UNIVERSIDAD</w:t>
-            </w:r>
-            <w:r>
-              <w:rPr>
-                <w:rFonts w:ascii="Arial"/>
-                <w:b/>
-                <w:color w:val="890000"/>
-                <w:spacing w:val="-9"/>
-                <w:sz w:val="19"/>
-              </w:rPr>
-              <w:t xml:space="preserve"> </w:t>
-            </w:r>
-            <w:r>
-              <w:rPr>
-                <w:rFonts w:ascii="Arial"/>
-                <w:b/>
-                <w:color w:val="890000"/>
-                <w:sz w:val="19"/>
-              </w:rPr>
-              <w:t>PRIVADA</w:t>
-            </w:r>
-            <w:r>
-              <w:rPr>
-                <w:rFonts w:ascii="Arial"/>
-                <w:b/>
-                <w:color w:val="890000"/>
-                <w:spacing w:val="-9"/>
-                <w:sz w:val="19"/>
-              </w:rPr>
-              <w:t xml:space="preserve"> </w:t>
-            </w:r>
-            <w:r>
-              <w:rPr>
-                <w:rFonts w:ascii="Arial"/>
-                <w:b/>
-                <w:color w:val="890000"/>
-                <w:sz w:val="19"/>
-              </w:rPr>
-              <w:t>DE</w:t>
-            </w:r>
-            <w:r>
-              <w:rPr>
-                <w:rFonts w:ascii="Arial"/>
-                <w:b/>
-                <w:color w:val="890000"/>
-                <w:spacing w:val="-8"/>
-                <w:sz w:val="19"/>
-              </w:rPr>
-              <w:t xml:space="preserve"> </w:t>
-            </w:r>
-            <w:r>
-              <w:rPr>
-                <w:rFonts w:ascii="Arial"/>
-                <w:b/>
-                <w:color w:val="890000"/>
-                <w:spacing w:val="-2"/>
-                <w:sz w:val="19"/>
-              </w:rPr>
-              <w:t>TRUJILLO</w:t>
-            </w:r>
-          </w:p>
-          <w:p>
-            <w:pPr>
-              <w:pStyle w:val="TableParagraph"/>
-              <w:spacing w:before="108" w:line="242" w:lineRule="auto"/>
-              <w:ind w:left="704" w:right="648" w:firstLine="312"/>
-              <w:rPr>
-                <w:rFonts w:ascii="Arial" w:hAnsi="Arial"/>
-                <w:b/>
-                <w:sz w:val="18"/>
-              </w:rPr>
-            </w:pPr>
-            <w:r>
-              <w:rPr>
-                <w:rFonts w:ascii="Arial" w:hAnsi="Arial"/>
-                <w:b/>
-                <w:sz w:val="18"/>
-              </w:rPr>
-              <w:t>CONVALIDACIÓN POR COMPETENCIAS CARRERA</w:t>
-            </w:r>
-            <w:r>
-              <w:rPr>
-                <w:rFonts w:ascii="Arial" w:hAnsi="Arial"/>
-                <w:b/>
-                <w:spacing w:val="-11"/>
-                <w:sz w:val="18"/>
-              </w:rPr>
-              <w:t xml:space="preserve"> </w:t>
-            </w:r>
-            <w:r>
-              <w:rPr>
-                <w:rFonts w:ascii="Arial" w:hAnsi="Arial"/>
-                <w:b/>
-                <w:sz w:val="18"/>
-              </w:rPr>
-              <w:t>PROFESIONAL</w:t>
-            </w:r>
-            <w:r>
-              <w:rPr>
-                <w:rFonts w:ascii="Arial" w:hAnsi="Arial"/>
-                <w:b/>
-                <w:spacing w:val="-11"/>
-                <w:sz w:val="18"/>
-              </w:rPr>
-              <w:t xml:space="preserve"> </w:t>
-            </w:r>
-            <w:r>
-              <w:rPr>
-                <w:rFonts w:ascii="Arial" w:hAnsi="Arial"/>
-                <w:b/>
-                <w:sz w:val="18"/>
-              </w:rPr>
-              <w:t>DE</w:t>
-            </w:r>
-            <w:r>
-              <w:rPr>
-                <w:rFonts w:ascii="Arial" w:hAnsi="Arial"/>
-                <w:b/>
-                <w:spacing w:val="-9"/>
-                <w:sz w:val="18"/>
-              </w:rPr>
-              <w:t xml:space="preserve"> </w:t>
-            </w:r>
-            <w:r>
-              <w:rPr>
-                <w:rFonts w:ascii="Arial" w:hAnsi="Arial"/>
-                <w:b/>
-                <w:sz w:val="18"/>
-              </w:rPr>
-              <w:t>CONTABILIDAD</w:t>
-            </w:r>
-            <w:r>
-              <w:rPr>
-                <w:rFonts w:ascii="Arial" w:hAnsi="Arial"/>
-                <w:b/>
-                <w:spacing w:val="-11"/>
-                <w:sz w:val="18"/>
-              </w:rPr>
-              <w:t xml:space="preserve"> </w:t>
-            </w:r>
-            <w:r>
-              <w:rPr>
-                <w:rFonts w:ascii="Arial" w:hAnsi="Arial"/>
-                <w:b/>
-                <w:sz w:val="18"/>
-              </w:rPr>
-              <w:t>Y</w:t>
-            </w:r>
-          </w:p>
-          <w:p>
-            <w:pPr>
-              <w:pStyle w:val="TableParagraph"/>
-              <w:spacing w:line="204" w:lineRule="exact"/>
-              <w:ind w:left="1993"/>
-              <w:rPr>
-                <w:rFonts w:ascii="Arial" w:hAnsi="Arial"/>
-                <w:b/>
-                <w:sz w:val="18"/>
-              </w:rPr>
-            </w:pPr>
-            <w:r>
-              <w:rPr>
-                <w:rFonts w:ascii="Arial" w:hAnsi="Arial"/>
-                <w:b/>
-                <w:sz w:val="18"/>
-              </w:rPr>
-              <w:t>FINANZAS</w:t>
-            </w:r>
-            <w:r>
-              <w:rPr>
-                <w:rFonts w:ascii="Arial" w:hAnsi="Arial"/>
-                <w:b/>
-                <w:spacing w:val="-4"/>
-                <w:sz w:val="18"/>
-              </w:rPr>
-              <w:t xml:space="preserve"> </w:t>
-            </w:r>
-            <w:r>
-              <w:rPr>
-                <w:rFonts w:ascii="Arial" w:hAnsi="Arial"/>
-                <w:b/>
-                <w:sz w:val="18"/>
-              </w:rPr>
-              <w:t>–</w:t>
-            </w:r>
-            <w:r>
-              <w:rPr>
-                <w:rFonts w:ascii="Arial" w:hAnsi="Arial"/>
-                <w:b/>
-                <w:spacing w:val="-3"/>
-                <w:sz w:val="18"/>
-              </w:rPr>
-              <w:t xml:space="preserve"> </w:t>
-            </w:r>
-            <w:r>
-              <w:rPr>
-                <w:rFonts w:ascii="Arial" w:hAnsi="Arial"/>
-                <w:b/>
-                <w:sz w:val="18"/>
-              </w:rPr>
-              <w:t>2.5</w:t>
-            </w:r>
-            <w:r>
-              <w:rPr>
-                <w:rFonts w:ascii="Arial" w:hAnsi="Arial"/>
-                <w:b/>
-                <w:spacing w:val="-4"/>
-                <w:sz w:val="18"/>
-              </w:rPr>
-              <w:t xml:space="preserve"> AÑOS</w:t>
-            </w:r>
-          </w:p>
-        </w:tc>
-        <w:tc>
-          <w:tcPr>
-            <w:tcW w:w="1449" w:type="dxa"/>
-            <w:gridSpan w:val="2"/>
-          </w:tcPr>
-          <w:p>
-            <w:pPr>
-              <w:pStyle w:val="TableParagraph"/>
-              <w:spacing w:before="172"/>
-              <w:ind w:left="361"/>
-              <w:rPr>
-                <w:rFonts w:ascii="Arial" w:hAnsi="Arial"/>
-                <w:b/>
-                <w:sz w:val="19"/>
-              </w:rPr>
-            </w:pPr>
-            <w:r>
-              <w:rPr>
-                <w:rFonts w:ascii="Arial" w:hAnsi="Arial"/>
-                <w:b/>
-                <w:spacing w:val="-2"/>
-                <w:sz w:val="19"/>
-              </w:rPr>
-              <w:t>Código:</w:t>
-            </w:r>
-          </w:p>
-        </w:tc>
-        <w:tc>
-          <w:tcPr>
-            <w:tcW w:w="1673" w:type="dxa"/>
-            <w:gridSpan w:val="2"/>
-          </w:tcPr>
-          <w:p>
-            <w:pPr>
-              <w:pStyle w:val="TableParagraph"/>
-              <w:spacing w:before="172"/>
-              <w:ind w:left="287"/>
-              <w:rPr>
-                <w:sz w:val="19"/>
-              </w:rPr>
-            </w:pPr>
-            <w:r>
-              <w:rPr>
-                <w:spacing w:val="-2"/>
-                <w:sz w:val="19"/>
-              </w:rPr>
-              <w:t>FR-VRA-</w:t>
-            </w:r>
-            <w:r>
-              <w:rPr>
-                <w:spacing w:val="-5"/>
-                <w:sz w:val="19"/>
-              </w:rPr>
-              <w:t>152</w:t>
-            </w:r>
-          </w:p>
-        </w:tc>
-        <w:tc>
-          <w:tcPr>
-            <w:tcW w:w="213" w:type="dxa"/>
-            <w:vMerge w:val="restart"/>
-            <w:tcBorders>
-              <w:top w:val="nil"/>
-              <w:bottom w:val="nil"/>
-              <w:right w:val="nil"/>
-            </w:tcBorders>
-          </w:tcPr>
-          <w:p>
-            <w:pPr>
-              <w:pStyle w:val="TableParagraph"/>
-              <w:rPr>
-                <w:rFonts w:ascii="Times New Roman"/>
-                <w:sz w:val="16"/>
-              </w:rPr>
-            </w:pPr>
-          </w:p>
-        </w:tc>
-      </w:tr>
-      <w:tr>
-        <w:trPr>
-          <w:trHeight w:val="748"/>
-        </w:trPr>
-        <w:tc>
-          <w:tcPr>
-            <w:tcW w:w="375" w:type="dxa"/>
-            <w:vMerge/>
-            <w:tcBorders>
-              <w:top w:val="nil"/>
-              <w:left w:val="nil"/>
-              <w:bottom w:val="nil"/>
-            </w:tcBorders>
-          </w:tcPr>
-          <w:p>
-            <w:pPr>
-              <w:rPr>
-                <w:sz w:val="2"/>
-                <w:szCs w:val="2"/>
-              </w:rPr>
-            </w:pPr>
-          </w:p>
-        </w:tc>
-        <w:tc>
-          <w:tcPr>
-            <w:tcW w:w="1453" w:type="dxa"/>
-            <w:gridSpan w:val="2"/>
-            <w:vMerge/>
-            <w:tcBorders>
-              <w:top w:val="nil"/>
-            </w:tcBorders>
-          </w:tcPr>
-          <w:p>
-            <w:pPr>
-              <w:rPr>
-                <w:sz w:val="2"/>
-                <w:szCs w:val="2"/>
-              </w:rPr>
-            </w:pPr>
-          </w:p>
-        </w:tc>
-        <w:tc>
-          <w:tcPr>
-            <w:tcW w:w="5502" w:type="dxa"/>
-            <w:gridSpan w:val="4"/>
-            <w:vMerge/>
-            <w:tcBorders>
-              <w:top w:val="nil"/>
-            </w:tcBorders>
-          </w:tcPr>
-          <w:p>
-            <w:pPr>
-              <w:rPr>
-                <w:sz w:val="2"/>
-                <w:szCs w:val="2"/>
-              </w:rPr>
-            </w:pPr>
-          </w:p>
-        </w:tc>
-        <w:tc>
-          <w:tcPr>
-            <w:tcW w:w="1449" w:type="dxa"/>
-            <w:gridSpan w:val="2"/>
-          </w:tcPr>
-          <w:p>
-            <w:pPr>
-              <w:pStyle w:val="TableParagraph"/>
-              <w:spacing w:before="34"/>
-              <w:rPr>
-                <w:rFonts w:ascii="Calibri Light"/>
-                <w:sz w:val="19"/>
-              </w:rPr>
-            </w:pPr>
-          </w:p>
-          <w:p>
-            <w:pPr>
-              <w:pStyle w:val="TableParagraph"/>
-              <w:ind w:left="375"/>
-              <w:rPr>
-                <w:rFonts w:ascii="Arial" w:hAnsi="Arial"/>
-                <w:b/>
-                <w:sz w:val="19"/>
-              </w:rPr>
-            </w:pPr>
-            <w:r>
-              <w:rPr>
-                <w:rFonts w:ascii="Arial" w:hAnsi="Arial"/>
-                <w:b/>
-                <w:spacing w:val="-2"/>
-                <w:sz w:val="19"/>
-              </w:rPr>
-              <w:t>Página:</w:t>
-            </w:r>
-          </w:p>
-        </w:tc>
-        <w:tc>
-          <w:tcPr>
-            <w:tcW w:w="1673" w:type="dxa"/>
-            <w:gridSpan w:val="2"/>
-          </w:tcPr>
-          <w:p>
-            <w:pPr>
-              <w:pStyle w:val="TableParagraph"/>
-              <w:spacing w:before="34"/>
-              <w:rPr>
-                <w:rFonts w:ascii="Calibri Light"/>
-                <w:sz w:val="19"/>
-              </w:rPr>
-            </w:pPr>
-          </w:p>
-          <w:p>
-            <w:pPr>
-              <w:pStyle w:val="TableParagraph"/>
-              <w:ind w:left="244"/>
-              <w:rPr>
-                <w:rFonts w:ascii="Arial" w:hAnsi="Arial"/>
-                <w:b/>
-                <w:sz w:val="19"/>
-              </w:rPr>
-            </w:pPr>
-            <w:r>
-              <w:rPr>
-                <w:sz w:val="19"/>
-              </w:rPr>
-              <w:t>Página</w:t>
-            </w:r>
-            <w:r>
-              <w:rPr>
-                <w:spacing w:val="-4"/>
-                <w:sz w:val="19"/>
-              </w:rPr>
-              <w:t xml:space="preserve"> </w:t>
-            </w:r>
-            <w:r>
-              <w:rPr>
-                <w:rFonts w:ascii="Arial" w:hAnsi="Arial"/>
-                <w:b/>
-                <w:sz w:val="19"/>
-              </w:rPr>
-              <w:t>2</w:t>
-            </w:r>
-            <w:r>
-              <w:rPr>
-                <w:rFonts w:ascii="Arial" w:hAnsi="Arial"/>
-                <w:b/>
-                <w:spacing w:val="-4"/>
-                <w:sz w:val="19"/>
-              </w:rPr>
-              <w:t xml:space="preserve"> </w:t>
-            </w:r>
-            <w:r>
-              <w:rPr>
-                <w:sz w:val="19"/>
-              </w:rPr>
-              <w:t>de</w:t>
-            </w:r>
-            <w:r>
-              <w:rPr>
-                <w:spacing w:val="-4"/>
-                <w:sz w:val="19"/>
-              </w:rPr>
-              <w:t xml:space="preserve"> </w:t>
-            </w:r>
-            <w:r>
-              <w:rPr>
-                <w:rFonts w:ascii="Arial" w:hAnsi="Arial"/>
-                <w:b/>
-                <w:spacing w:val="-10"/>
-                <w:sz w:val="19"/>
-              </w:rPr>
-              <w:t>3</w:t>
-            </w:r>
-          </w:p>
-        </w:tc>
-        <w:tc>
-          <w:tcPr>
-            <w:tcW w:w="213" w:type="dxa"/>
-            <w:vMerge/>
-            <w:tcBorders>
-              <w:top w:val="nil"/>
-              <w:bottom w:val="nil"/>
-              <w:right w:val="nil"/>
-            </w:tcBorders>
-          </w:tcPr>
-          <w:p>
-            <w:pPr>
-              <w:rPr>
-                <w:sz w:val="2"/>
-                <w:szCs w:val="2"/>
-              </w:rPr>
-            </w:pPr>
-          </w:p>
-        </w:tc>
-      </w:tr>
-      <w:tr>
-        <w:trPr>
-          <w:trHeight w:val="405"/>
-        </w:trPr>
-        <w:tc>
-          <w:tcPr>
-            <w:tcW w:w="375" w:type="dxa"/>
-            <w:vMerge w:val="restart"/>
-            <w:tcBorders>
-              <w:top w:val="nil"/>
-            </w:tcBorders>
-          </w:tcPr>
-          <w:p>
-            <w:pPr>
-              <w:pStyle w:val="TableParagraph"/>
-              <w:rPr>
-                <w:rFonts w:ascii="Times New Roman"/>
-                <w:sz w:val="16"/>
-              </w:rPr>
-            </w:pPr>
-          </w:p>
-        </w:tc>
-        <w:tc>
-          <w:tcPr>
-            <w:tcW w:w="1330" w:type="dxa"/>
-          </w:tcPr>
-          <w:p>
-            <w:pPr>
-              <w:pStyle w:val="TableParagraph"/>
-              <w:rPr>
-                <w:rFonts w:ascii="Times New Roman"/>
-                <w:sz w:val="16"/>
-              </w:rPr>
-            </w:pPr>
-          </w:p>
-        </w:tc>
-        <w:tc>
-          <w:tcPr>
-            <w:tcW w:w="2836" w:type="dxa"/>
-            <w:gridSpan w:val="2"/>
-          </w:tcPr>
-          <w:p>
-            <w:pPr>
-              <w:pStyle w:val="TableParagraph"/>
-              <w:spacing w:before="17" w:line="180" w:lineRule="atLeast"/>
-              <w:ind w:left="68"/>
-              <w:rPr>
-                <w:sz w:val="16"/>
-              </w:rPr>
-            </w:pPr>
-            <w:r>
-              <w:rPr>
-                <w:sz w:val="16"/>
-              </w:rPr>
-              <w:t>GESTIÓN</w:t>
-            </w:r>
-            <w:r>
-              <w:rPr>
-                <w:spacing w:val="-12"/>
-                <w:sz w:val="16"/>
-              </w:rPr>
-              <w:t xml:space="preserve"> </w:t>
-            </w:r>
-            <w:r>
-              <w:rPr>
-                <w:sz w:val="16"/>
-              </w:rPr>
-              <w:t>ESTRATÉGICA</w:t>
-            </w:r>
-            <w:r>
-              <w:rPr>
-                <w:spacing w:val="-11"/>
-                <w:sz w:val="16"/>
-              </w:rPr>
-              <w:t xml:space="preserve"> </w:t>
-            </w:r>
-            <w:r>
-              <w:rPr>
-                <w:sz w:val="16"/>
-              </w:rPr>
-              <w:t xml:space="preserve">DE </w:t>
-            </w:r>
-            <w:r>
-              <w:rPr>
-                <w:spacing w:val="-2"/>
-                <w:sz w:val="16"/>
-              </w:rPr>
-              <w:t>COSTOS</w:t>
-            </w:r>
-          </w:p>
-        </w:tc>
-        <w:tc>
-          <w:tcPr>
-            <w:tcW w:w="860" w:type="dxa"/>
-          </w:tcPr>
-          <w:p>
-            <w:pPr>
-              <w:pStyle w:val="TableParagraph"/>
-              <w:spacing w:before="128"/>
-              <w:ind w:left="11" w:right="8"/>
-              <w:jc w:val="center"/>
-              <w:rPr>
-                <w:sz w:val="16"/>
-              </w:rPr>
-            </w:pPr>
-            <w:r>
-              <w:rPr>
-                <w:spacing w:val="-10"/>
-                <w:sz w:val="16"/>
-              </w:rPr>
-              <w:t>3</w:t>
-            </w:r>
-          </w:p>
-        </w:tc>
-        <w:tc>
-          <w:tcPr>
-            <w:tcW w:w="644" w:type="dxa"/>
-          </w:tcPr>
-          <w:p>
-            <w:pPr>
-              <w:pStyle w:val="TableParagraph"/>
-              <w:rPr>
-                <w:rFonts w:ascii="Times New Roman"/>
-                <w:sz w:val="16"/>
-              </w:rPr>
-            </w:pPr>
-          </w:p>
-        </w:tc>
-        <w:tc>
-          <w:tcPr>
-            <w:tcW w:w="2184" w:type="dxa"/>
-            <w:gridSpan w:val="2"/>
-          </w:tcPr>
-          <w:p>
-            <w:pPr>
-              <w:pStyle w:val="TableParagraph"/>
-              <w:rPr>
-                <w:rFonts w:ascii="Times New Roman"/>
-                <w:sz w:val="16"/>
-              </w:rPr>
-            </w:pPr>
-          </w:p>
-        </w:tc>
-        <w:tc>
-          <w:tcPr>
-            <w:tcW w:w="910" w:type="dxa"/>
-            <w:gridSpan w:val="2"/>
-          </w:tcPr>
-          <w:p>
-            <w:pPr>
-              <w:pStyle w:val="TableParagraph"/>
-              <w:rPr>
-                <w:rFonts w:ascii="Times New Roman"/>
-                <w:sz w:val="16"/>
-              </w:rPr>
-            </w:pPr>
-          </w:p>
-        </w:tc>
-        <w:tc>
-          <w:tcPr>
-            <w:tcW w:w="1526" w:type="dxa"/>
-            <w:gridSpan w:val="2"/>
-            <w:tcBorders>
-              <w:top w:val="nil"/>
-            </w:tcBorders>
-          </w:tcPr>
-          <w:p>
-            <w:pPr>
-              <w:pStyle w:val="TableParagraph"/>
-              <w:rPr>
-                <w:rFonts w:ascii="Times New Roman"/>
-                <w:sz w:val="16"/>
-              </w:rPr>
-            </w:pPr>
-          </w:p>
-        </w:tc>
-      </w:tr>
-      <w:tr>
-        <w:trPr>
-          <w:trHeight w:val="222"/>
-        </w:trPr>
-        <w:tc>
-          <w:tcPr>
-            <w:tcW w:w="375" w:type="dxa"/>
-            <w:vMerge/>
-            <w:tcBorders>
-              <w:top w:val="nil"/>
-            </w:tcBorders>
-          </w:tcPr>
-          <w:p>
-            <w:pPr>
-              <w:rPr>
-                <w:sz w:val="2"/>
-                <w:szCs w:val="2"/>
-              </w:rPr>
-            </w:pPr>
-          </w:p>
-        </w:tc>
-        <w:tc>
-          <w:tcPr>
-            <w:tcW w:w="1330" w:type="dxa"/>
-            <w:vMerge w:val="restart"/>
-          </w:tcPr>
-          <w:p>
-            <w:pPr>
-              <w:pStyle w:val="TableParagraph"/>
-              <w:spacing w:before="84"/>
-              <w:rPr>
-                <w:rFonts w:ascii="Calibri Light"/>
-                <w:sz w:val="16"/>
-              </w:rPr>
-            </w:pPr>
-          </w:p>
-          <w:p>
-            <w:pPr>
-              <w:pStyle w:val="TableParagraph"/>
-              <w:ind w:left="38" w:right="68"/>
-              <w:jc w:val="center"/>
-              <w:rPr>
-                <w:sz w:val="16"/>
-              </w:rPr>
-            </w:pPr>
-            <w:r>
-              <w:rPr>
-                <w:sz w:val="16"/>
-              </w:rPr>
-              <w:t>Compromiso</w:t>
-            </w:r>
-            <w:r>
-              <w:rPr>
-                <w:spacing w:val="-12"/>
-                <w:sz w:val="16"/>
-              </w:rPr>
-              <w:t xml:space="preserve"> </w:t>
-            </w:r>
-            <w:r>
-              <w:rPr>
-                <w:sz w:val="16"/>
-              </w:rPr>
-              <w:t xml:space="preserve">con </w:t>
-            </w:r>
-            <w:r>
-              <w:rPr>
-                <w:spacing w:val="-2"/>
-                <w:sz w:val="16"/>
-              </w:rPr>
-              <w:t xml:space="preserve">principios, </w:t>
-            </w:r>
-            <w:r>
-              <w:rPr>
-                <w:sz w:val="16"/>
-              </w:rPr>
-              <w:t xml:space="preserve">valores y mejora </w:t>
-            </w:r>
-            <w:r>
-              <w:rPr>
-                <w:spacing w:val="-2"/>
-                <w:sz w:val="16"/>
-              </w:rPr>
-              <w:t>continua</w:t>
-            </w:r>
-          </w:p>
-        </w:tc>
-        <w:tc>
-          <w:tcPr>
-            <w:tcW w:w="2836" w:type="dxa"/>
-            <w:gridSpan w:val="2"/>
-          </w:tcPr>
-          <w:p>
-            <w:pPr>
-              <w:pStyle w:val="TableParagraph"/>
-              <w:spacing w:before="20" w:line="183" w:lineRule="exact"/>
-              <w:ind w:left="68"/>
-              <w:rPr>
-                <w:sz w:val="16"/>
-              </w:rPr>
-            </w:pPr>
-            <w:r>
-              <w:rPr>
-                <w:sz w:val="16"/>
-              </w:rPr>
-              <w:t>LEGISLACIÓN</w:t>
-            </w:r>
-            <w:r>
-              <w:rPr>
-                <w:spacing w:val="-9"/>
-                <w:sz w:val="16"/>
-              </w:rPr>
-              <w:t xml:space="preserve"> </w:t>
-            </w:r>
-            <w:r>
-              <w:rPr>
-                <w:sz w:val="16"/>
-              </w:rPr>
-              <w:t>TRIBUTARIA</w:t>
-            </w:r>
-            <w:r>
-              <w:rPr>
-                <w:spacing w:val="-8"/>
-                <w:sz w:val="16"/>
-              </w:rPr>
-              <w:t xml:space="preserve"> </w:t>
-            </w:r>
-            <w:r>
-              <w:rPr>
-                <w:spacing w:val="-10"/>
-                <w:sz w:val="16"/>
-              </w:rPr>
-              <w:t>I</w:t>
-            </w:r>
-          </w:p>
-        </w:tc>
-        <w:tc>
-          <w:tcPr>
-            <w:tcW w:w="860" w:type="dxa"/>
-          </w:tcPr>
-          <w:p>
-            <w:pPr>
-              <w:pStyle w:val="TableParagraph"/>
-              <w:spacing w:before="20" w:line="183" w:lineRule="exact"/>
-              <w:ind w:left="11" w:right="8"/>
-              <w:jc w:val="center"/>
-              <w:rPr>
-                <w:sz w:val="16"/>
-              </w:rPr>
-            </w:pPr>
-            <w:r>
-              <w:rPr>
-                <w:spacing w:val="-10"/>
-                <w:sz w:val="16"/>
-              </w:rPr>
-              <w:t>4</w:t>
-            </w:r>
-          </w:p>
-        </w:tc>
-        <w:tc>
-          <w:tcPr>
-            <w:tcW w:w="644" w:type="dxa"/>
-          </w:tcPr>
-          <w:p>
-            <w:pPr>
-              <w:pStyle w:val="TableParagraph"/>
-              <w:rPr>
-                <w:rFonts w:ascii="Times New Roman"/>
-                <w:sz w:val="14"/>
-              </w:rPr>
-            </w:pPr>
-          </w:p>
-        </w:tc>
-        <w:tc>
-          <w:tcPr>
-            <w:tcW w:w="2184" w:type="dxa"/>
-            <w:gridSpan w:val="2"/>
-          </w:tcPr>
-          <w:p>
-            <w:pPr>
-              <w:pStyle w:val="TableParagraph"/>
-              <w:rPr>
-                <w:rFonts w:ascii="Times New Roman"/>
-                <w:sz w:val="14"/>
-              </w:rPr>
-            </w:pPr>
-          </w:p>
-        </w:tc>
-        <w:tc>
-          <w:tcPr>
-            <w:tcW w:w="910" w:type="dxa"/>
-            <w:gridSpan w:val="2"/>
-          </w:tcPr>
-          <w:p>
-            <w:pPr>
-              <w:pStyle w:val="TableParagraph"/>
-              <w:rPr>
-                <w:rFonts w:ascii="Times New Roman"/>
-                <w:sz w:val="14"/>
-              </w:rPr>
-            </w:pPr>
-          </w:p>
-        </w:tc>
-        <w:tc>
-          <w:tcPr>
-            <w:tcW w:w="1526" w:type="dxa"/>
-            <w:gridSpan w:val="2"/>
-            <w:vMerge w:val="restart"/>
-          </w:tcPr>
-          <w:p>
-            <w:pPr>
-              <w:pStyle w:val="TableParagraph"/>
-              <w:rPr>
-                <w:rFonts w:ascii="Times New Roman"/>
-                <w:sz w:val="16"/>
-              </w:rPr>
-            </w:pPr>
-          </w:p>
-        </w:tc>
-      </w:tr>
-      <w:tr>
-        <w:trPr>
-          <w:trHeight w:val="225"/>
-        </w:trPr>
-        <w:tc>
-          <w:tcPr>
-            <w:tcW w:w="375" w:type="dxa"/>
-            <w:vMerge/>
-            <w:tcBorders>
-              <w:top w:val="nil"/>
-            </w:tcBorders>
-          </w:tcPr>
-          <w:p>
-            <w:pPr>
-              <w:rPr>
-                <w:sz w:val="2"/>
-                <w:szCs w:val="2"/>
-              </w:rPr>
-            </w:pPr>
-          </w:p>
-        </w:tc>
-        <w:tc>
-          <w:tcPr>
-            <w:tcW w:w="1330" w:type="dxa"/>
-            <w:vMerge/>
-            <w:tcBorders>
-              <w:top w:val="nil"/>
-            </w:tcBorders>
-          </w:tcPr>
-          <w:p>
-            <w:pPr>
-              <w:rPr>
-                <w:sz w:val="2"/>
-                <w:szCs w:val="2"/>
-              </w:rPr>
-            </w:pPr>
-          </w:p>
-        </w:tc>
-        <w:tc>
-          <w:tcPr>
-            <w:tcW w:w="2836" w:type="dxa"/>
-            <w:gridSpan w:val="2"/>
-          </w:tcPr>
-          <w:p>
-            <w:pPr>
-              <w:pStyle w:val="TableParagraph"/>
-              <w:spacing w:before="22" w:line="183" w:lineRule="exact"/>
-              <w:ind w:left="68"/>
-              <w:rPr>
-                <w:sz w:val="16"/>
-              </w:rPr>
-            </w:pPr>
-            <w:r>
-              <w:rPr>
-                <w:sz w:val="16"/>
-              </w:rPr>
-              <w:t>LEGISLACIÓN</w:t>
-            </w:r>
-            <w:r>
-              <w:rPr>
-                <w:spacing w:val="-9"/>
-                <w:sz w:val="16"/>
-              </w:rPr>
-              <w:t xml:space="preserve"> </w:t>
-            </w:r>
-            <w:r>
-              <w:rPr>
-                <w:sz w:val="16"/>
-              </w:rPr>
-              <w:t>TRIBUTARIA</w:t>
-            </w:r>
-            <w:r>
-              <w:rPr>
-                <w:spacing w:val="-8"/>
-                <w:sz w:val="16"/>
-              </w:rPr>
-              <w:t xml:space="preserve"> </w:t>
-            </w:r>
-            <w:r>
-              <w:rPr>
-                <w:spacing w:val="-5"/>
-                <w:sz w:val="16"/>
-              </w:rPr>
-              <w:t>II</w:t>
-            </w:r>
-          </w:p>
-        </w:tc>
-        <w:tc>
-          <w:tcPr>
-            <w:tcW w:w="860" w:type="dxa"/>
-          </w:tcPr>
-          <w:p>
-            <w:pPr>
-              <w:pStyle w:val="TableParagraph"/>
-              <w:spacing w:before="22" w:line="183" w:lineRule="exact"/>
-              <w:ind w:left="11" w:right="8"/>
-              <w:jc w:val="center"/>
-              <w:rPr>
-                <w:sz w:val="16"/>
-              </w:rPr>
-            </w:pPr>
-            <w:r>
-              <w:rPr>
-                <w:spacing w:val="-10"/>
-                <w:sz w:val="16"/>
-              </w:rPr>
-              <w:t>4</w:t>
-            </w:r>
-          </w:p>
-        </w:tc>
-        <w:tc>
-          <w:tcPr>
-            <w:tcW w:w="644" w:type="dxa"/>
-          </w:tcPr>
-          <w:p>
-            <w:pPr>
-              <w:pStyle w:val="TableParagraph"/>
-              <w:rPr>
-                <w:rFonts w:ascii="Times New Roman"/>
-                <w:sz w:val="16"/>
-              </w:rPr>
-            </w:pPr>
-          </w:p>
-        </w:tc>
-        <w:tc>
-          <w:tcPr>
-            <w:tcW w:w="2184" w:type="dxa"/>
-            <w:gridSpan w:val="2"/>
-          </w:tcPr>
-          <w:p>
-            <w:pPr>
-              <w:pStyle w:val="TableParagraph"/>
-              <w:rPr>
-                <w:rFonts w:ascii="Times New Roman"/>
-                <w:sz w:val="16"/>
-              </w:rPr>
-            </w:pPr>
-          </w:p>
-        </w:tc>
-        <w:tc>
-          <w:tcPr>
-            <w:tcW w:w="910" w:type="dxa"/>
-            <w:gridSpan w:val="2"/>
-          </w:tcPr>
-          <w:p>
-            <w:pPr>
-              <w:pStyle w:val="TableParagraph"/>
-              <w:rPr>
-                <w:rFonts w:ascii="Times New Roman"/>
-                <w:sz w:val="16"/>
-              </w:rPr>
-            </w:pPr>
-          </w:p>
-        </w:tc>
-        <w:tc>
-          <w:tcPr>
-            <w:tcW w:w="1526" w:type="dxa"/>
-            <w:gridSpan w:val="2"/>
-            <w:vMerge/>
-            <w:tcBorders>
-              <w:top w:val="nil"/>
-            </w:tcBorders>
-          </w:tcPr>
-          <w:p>
-            <w:pPr>
-              <w:rPr>
-                <w:sz w:val="2"/>
-                <w:szCs w:val="2"/>
-              </w:rPr>
-            </w:pPr>
-          </w:p>
-        </w:tc>
-      </w:tr>
-      <w:tr>
-        <w:trPr>
-          <w:trHeight w:val="369"/>
-        </w:trPr>
-        <w:tc>
-          <w:tcPr>
-            <w:tcW w:w="375" w:type="dxa"/>
-            <w:vMerge/>
-            <w:tcBorders>
-              <w:top w:val="nil"/>
-            </w:tcBorders>
-          </w:tcPr>
-          <w:p>
-            <w:pPr>
-              <w:rPr>
-                <w:sz w:val="2"/>
-                <w:szCs w:val="2"/>
-              </w:rPr>
-            </w:pPr>
-          </w:p>
-        </w:tc>
-        <w:tc>
-          <w:tcPr>
-            <w:tcW w:w="1330" w:type="dxa"/>
-            <w:vMerge/>
-            <w:tcBorders>
-              <w:top w:val="nil"/>
-            </w:tcBorders>
-          </w:tcPr>
-          <w:p>
-            <w:pPr>
-              <w:rPr>
-                <w:sz w:val="2"/>
-                <w:szCs w:val="2"/>
-              </w:rPr>
-            </w:pPr>
-          </w:p>
-        </w:tc>
-        <w:tc>
-          <w:tcPr>
-            <w:tcW w:w="2836" w:type="dxa"/>
-            <w:gridSpan w:val="2"/>
-          </w:tcPr>
-          <w:p>
-            <w:pPr>
-              <w:pStyle w:val="TableParagraph"/>
-              <w:spacing w:line="180" w:lineRule="atLeast"/>
-              <w:ind w:left="68" w:right="13"/>
-              <w:rPr>
-                <w:sz w:val="16"/>
-              </w:rPr>
-            </w:pPr>
-            <w:r>
-              <w:rPr>
-                <w:sz w:val="16"/>
-              </w:rPr>
-              <w:t>ELECTIVO I: BIENESTAR</w:t>
-            </w:r>
-            <w:r>
-              <w:rPr>
-                <w:spacing w:val="-1"/>
-                <w:sz w:val="16"/>
-              </w:rPr>
-              <w:t xml:space="preserve"> </w:t>
-            </w:r>
-            <w:r>
-              <w:rPr>
-                <w:sz w:val="16"/>
-              </w:rPr>
-              <w:t>LABORAL Y</w:t>
-            </w:r>
-            <w:r>
-              <w:rPr>
-                <w:spacing w:val="-7"/>
-                <w:sz w:val="16"/>
-              </w:rPr>
-              <w:t xml:space="preserve"> </w:t>
-            </w:r>
-            <w:r>
-              <w:rPr>
-                <w:sz w:val="16"/>
-              </w:rPr>
-              <w:t>ORGANIZACIONES</w:t>
-            </w:r>
-            <w:r>
-              <w:rPr>
-                <w:spacing w:val="-7"/>
-                <w:sz w:val="16"/>
-              </w:rPr>
-              <w:t xml:space="preserve"> </w:t>
-            </w:r>
-            <w:r>
-              <w:rPr>
-                <w:spacing w:val="-2"/>
-                <w:sz w:val="16"/>
-              </w:rPr>
-              <w:t>SALUDABLES</w:t>
-            </w:r>
-          </w:p>
-        </w:tc>
-        <w:tc>
-          <w:tcPr>
-            <w:tcW w:w="860" w:type="dxa"/>
-          </w:tcPr>
-          <w:p>
-            <w:pPr>
-              <w:pStyle w:val="TableParagraph"/>
-              <w:spacing w:before="94"/>
-              <w:ind w:left="11" w:right="8"/>
-              <w:jc w:val="center"/>
-              <w:rPr>
-                <w:sz w:val="16"/>
-              </w:rPr>
-            </w:pPr>
-            <w:r>
-              <w:rPr>
-                <w:spacing w:val="-10"/>
-                <w:sz w:val="16"/>
-              </w:rPr>
-              <w:t>3</w:t>
-            </w:r>
-          </w:p>
-        </w:tc>
-        <w:tc>
-          <w:tcPr>
-            <w:tcW w:w="644" w:type="dxa"/>
-          </w:tcPr>
-          <w:p>
-            <w:pPr>
-              <w:pStyle w:val="TableParagraph"/>
-              <w:rPr>
-                <w:rFonts w:ascii="Times New Roman"/>
-                <w:sz w:val="16"/>
-              </w:rPr>
-            </w:pPr>
-          </w:p>
-        </w:tc>
-        <w:tc>
-          <w:tcPr>
-            <w:tcW w:w="2184" w:type="dxa"/>
-            <w:gridSpan w:val="2"/>
-          </w:tcPr>
-          <w:p>
-            <w:pPr>
-              <w:pStyle w:val="TableParagraph"/>
-              <w:rPr>
-                <w:rFonts w:ascii="Times New Roman"/>
-                <w:sz w:val="16"/>
-              </w:rPr>
-            </w:pPr>
-          </w:p>
-        </w:tc>
-        <w:tc>
-          <w:tcPr>
-            <w:tcW w:w="910" w:type="dxa"/>
-            <w:gridSpan w:val="2"/>
-          </w:tcPr>
-          <w:p>
-            <w:pPr>
-              <w:pStyle w:val="TableParagraph"/>
-              <w:rPr>
-                <w:rFonts w:ascii="Times New Roman"/>
-                <w:sz w:val="16"/>
-              </w:rPr>
-            </w:pPr>
-          </w:p>
-        </w:tc>
-        <w:tc>
-          <w:tcPr>
-            <w:tcW w:w="1526" w:type="dxa"/>
-            <w:gridSpan w:val="2"/>
-            <w:vMerge/>
-            <w:tcBorders>
-              <w:top w:val="nil"/>
-            </w:tcBorders>
-          </w:tcPr>
-          <w:p>
-            <w:pPr>
-              <w:rPr>
-                <w:sz w:val="2"/>
-                <w:szCs w:val="2"/>
-              </w:rPr>
-            </w:pPr>
-          </w:p>
-        </w:tc>
-      </w:tr>
-      <w:tr>
-        <w:trPr>
-          <w:trHeight w:val="450"/>
-        </w:trPr>
-        <w:tc>
-          <w:tcPr>
-            <w:tcW w:w="375" w:type="dxa"/>
-            <w:vMerge/>
-            <w:tcBorders>
-              <w:top w:val="nil"/>
-            </w:tcBorders>
-          </w:tcPr>
-          <w:p>
-            <w:pPr>
-              <w:rPr>
-                <w:sz w:val="2"/>
-                <w:szCs w:val="2"/>
-              </w:rPr>
-            </w:pPr>
-          </w:p>
-        </w:tc>
-        <w:tc>
-          <w:tcPr>
-            <w:tcW w:w="1330" w:type="dxa"/>
-            <w:vMerge/>
-            <w:tcBorders>
-              <w:top w:val="nil"/>
-            </w:tcBorders>
-          </w:tcPr>
-          <w:p>
-            <w:pPr>
-              <w:rPr>
-                <w:sz w:val="2"/>
-                <w:szCs w:val="2"/>
-              </w:rPr>
-            </w:pPr>
-          </w:p>
-        </w:tc>
-        <w:tc>
-          <w:tcPr>
-            <w:tcW w:w="2836" w:type="dxa"/>
-            <w:gridSpan w:val="2"/>
-          </w:tcPr>
-          <w:p>
-            <w:pPr>
-              <w:pStyle w:val="TableParagraph"/>
-              <w:spacing w:before="41"/>
-              <w:ind w:left="68"/>
-              <w:rPr>
-                <w:sz w:val="16"/>
-              </w:rPr>
-            </w:pPr>
-            <w:r>
-              <w:rPr>
-                <w:sz w:val="16"/>
-              </w:rPr>
-              <w:t>ACTIVIDADES</w:t>
-            </w:r>
-            <w:r>
-              <w:rPr>
-                <w:spacing w:val="-12"/>
-                <w:sz w:val="16"/>
-              </w:rPr>
-              <w:t xml:space="preserve"> </w:t>
-            </w:r>
-            <w:r>
-              <w:rPr>
-                <w:sz w:val="16"/>
-              </w:rPr>
-              <w:t>DE</w:t>
-            </w:r>
-            <w:r>
-              <w:rPr>
-                <w:spacing w:val="-11"/>
-                <w:sz w:val="16"/>
-              </w:rPr>
-              <w:t xml:space="preserve"> </w:t>
-            </w:r>
-            <w:r>
-              <w:rPr>
-                <w:sz w:val="16"/>
-              </w:rPr>
-              <w:t>PROYECCIÓN SOCIAL</w:t>
-            </w:r>
-            <w:r>
-              <w:rPr>
-                <w:spacing w:val="-3"/>
-                <w:sz w:val="16"/>
-              </w:rPr>
-              <w:t xml:space="preserve"> </w:t>
-            </w:r>
-            <w:r>
-              <w:rPr>
-                <w:sz w:val="16"/>
-              </w:rPr>
-              <w:t>Y</w:t>
-            </w:r>
-            <w:r>
-              <w:rPr>
-                <w:spacing w:val="-3"/>
-                <w:sz w:val="16"/>
-              </w:rPr>
-              <w:t xml:space="preserve"> </w:t>
-            </w:r>
-            <w:r>
-              <w:rPr>
-                <w:sz w:val="16"/>
-              </w:rPr>
-              <w:t>VIDA</w:t>
-            </w:r>
-            <w:r>
-              <w:rPr>
-                <w:spacing w:val="-3"/>
-                <w:sz w:val="16"/>
-              </w:rPr>
-              <w:t xml:space="preserve"> </w:t>
-            </w:r>
-            <w:r>
-              <w:rPr>
-                <w:spacing w:val="-2"/>
-                <w:sz w:val="16"/>
-              </w:rPr>
-              <w:t>UNIVERSITARIA</w:t>
-            </w:r>
-          </w:p>
-        </w:tc>
-        <w:tc>
-          <w:tcPr>
-            <w:tcW w:w="860" w:type="dxa"/>
-          </w:tcPr>
-          <w:p>
-            <w:pPr>
-              <w:pStyle w:val="TableParagraph"/>
-              <w:spacing w:before="133"/>
-              <w:ind w:left="11" w:right="8"/>
-              <w:jc w:val="center"/>
-              <w:rPr>
-                <w:sz w:val="16"/>
-              </w:rPr>
-            </w:pPr>
-            <w:r>
-              <w:rPr>
-                <w:spacing w:val="-10"/>
-                <w:sz w:val="16"/>
-              </w:rPr>
-              <w:t>2</w:t>
-            </w:r>
-          </w:p>
-        </w:tc>
-        <w:tc>
-          <w:tcPr>
-            <w:tcW w:w="644" w:type="dxa"/>
-          </w:tcPr>
-          <w:p>
-            <w:pPr>
-              <w:pStyle w:val="TableParagraph"/>
-              <w:rPr>
-                <w:rFonts w:ascii="Times New Roman"/>
-                <w:sz w:val="16"/>
-              </w:rPr>
-            </w:pPr>
-          </w:p>
-        </w:tc>
-        <w:tc>
-          <w:tcPr>
-            <w:tcW w:w="2184" w:type="dxa"/>
-            <w:gridSpan w:val="2"/>
-          </w:tcPr>
-          <w:p>
-            <w:pPr>
-              <w:pStyle w:val="TableParagraph"/>
-              <w:rPr>
-                <w:rFonts w:ascii="Times New Roman"/>
-                <w:sz w:val="16"/>
-              </w:rPr>
-            </w:pPr>
-          </w:p>
-        </w:tc>
-        <w:tc>
-          <w:tcPr>
-            <w:tcW w:w="910" w:type="dxa"/>
-            <w:gridSpan w:val="2"/>
-          </w:tcPr>
-          <w:p>
-            <w:pPr>
-              <w:pStyle w:val="TableParagraph"/>
-              <w:rPr>
-                <w:rFonts w:ascii="Times New Roman"/>
-                <w:sz w:val="16"/>
-              </w:rPr>
-            </w:pPr>
-          </w:p>
-        </w:tc>
-        <w:tc>
-          <w:tcPr>
-            <w:tcW w:w="1526" w:type="dxa"/>
-            <w:gridSpan w:val="2"/>
-            <w:vMerge/>
-            <w:tcBorders>
-              <w:top w:val="nil"/>
-            </w:tcBorders>
-          </w:tcPr>
-          <w:p>
-            <w:pPr>
-              <w:rPr>
-                <w:sz w:val="2"/>
-                <w:szCs w:val="2"/>
-              </w:rPr>
-            </w:pPr>
-          </w:p>
-        </w:tc>
-      </w:tr>
-      <w:tr>
-        <w:trPr>
-          <w:trHeight w:val="239"/>
-        </w:trPr>
-        <w:tc>
-          <w:tcPr>
-            <w:tcW w:w="375" w:type="dxa"/>
-            <w:vMerge/>
-            <w:tcBorders>
-              <w:top w:val="nil"/>
-            </w:tcBorders>
-          </w:tcPr>
-          <w:p>
-            <w:pPr>
-              <w:rPr>
-                <w:sz w:val="2"/>
-                <w:szCs w:val="2"/>
-              </w:rPr>
-            </w:pPr>
-          </w:p>
-        </w:tc>
-        <w:tc>
-          <w:tcPr>
-            <w:tcW w:w="1330" w:type="dxa"/>
-            <w:vMerge w:val="restart"/>
-          </w:tcPr>
-          <w:p>
-            <w:pPr>
-              <w:pStyle w:val="TableParagraph"/>
-              <w:rPr>
-                <w:rFonts w:ascii="Calibri Light"/>
-                <w:sz w:val="16"/>
-              </w:rPr>
-            </w:pPr>
-          </w:p>
-          <w:p>
-            <w:pPr>
-              <w:pStyle w:val="TableParagraph"/>
-              <w:spacing w:before="162"/>
-              <w:rPr>
-                <w:rFonts w:ascii="Calibri Light"/>
-                <w:sz w:val="16"/>
-              </w:rPr>
-            </w:pPr>
-          </w:p>
-          <w:p>
-            <w:pPr>
-              <w:pStyle w:val="TableParagraph"/>
-              <w:ind w:left="292" w:hanging="118"/>
-              <w:rPr>
-                <w:sz w:val="16"/>
-              </w:rPr>
-            </w:pPr>
-            <w:r>
-              <w:rPr>
-                <w:spacing w:val="-2"/>
-                <w:sz w:val="16"/>
-              </w:rPr>
-              <w:t xml:space="preserve">Pensamiento </w:t>
-            </w:r>
-            <w:r>
-              <w:rPr>
-                <w:sz w:val="16"/>
-              </w:rPr>
-              <w:t xml:space="preserve">creativo e </w:t>
-            </w:r>
-            <w:r>
-              <w:rPr>
-                <w:spacing w:val="-2"/>
-                <w:sz w:val="16"/>
-              </w:rPr>
-              <w:t>innovador</w:t>
-            </w:r>
-          </w:p>
-        </w:tc>
-        <w:tc>
-          <w:tcPr>
-            <w:tcW w:w="2836" w:type="dxa"/>
-            <w:gridSpan w:val="2"/>
-          </w:tcPr>
-          <w:p>
-            <w:pPr>
-              <w:pStyle w:val="TableParagraph"/>
-              <w:spacing w:before="27"/>
-              <w:ind w:left="68"/>
-              <w:rPr>
-                <w:sz w:val="16"/>
-              </w:rPr>
-            </w:pPr>
-            <w:r>
-              <w:rPr>
-                <w:sz w:val="16"/>
-              </w:rPr>
-              <w:t>LÓGICA</w:t>
-            </w:r>
-            <w:r>
-              <w:rPr>
-                <w:spacing w:val="-4"/>
-                <w:sz w:val="16"/>
-              </w:rPr>
-              <w:t xml:space="preserve"> </w:t>
-            </w:r>
-            <w:r>
-              <w:rPr>
-                <w:spacing w:val="-2"/>
-                <w:sz w:val="16"/>
-              </w:rPr>
-              <w:t>GENERAL</w:t>
-            </w:r>
-          </w:p>
-        </w:tc>
-        <w:tc>
-          <w:tcPr>
-            <w:tcW w:w="860" w:type="dxa"/>
-          </w:tcPr>
-          <w:p>
-            <w:pPr>
-              <w:pStyle w:val="TableParagraph"/>
-              <w:spacing w:before="27"/>
-              <w:ind w:left="11" w:right="8"/>
-              <w:jc w:val="center"/>
-              <w:rPr>
-                <w:sz w:val="16"/>
-              </w:rPr>
-            </w:pPr>
-            <w:r>
-              <w:rPr>
-                <w:spacing w:val="-10"/>
-                <w:sz w:val="16"/>
-              </w:rPr>
-              <w:t>3</w:t>
-            </w:r>
-          </w:p>
-        </w:tc>
-        <w:tc>
-          <w:tcPr>
-            <w:tcW w:w="644" w:type="dxa"/>
-          </w:tcPr>
-          <w:p>
-            <w:pPr>
-              <w:pStyle w:val="TableParagraph"/>
-              <w:rPr>
-                <w:rFonts w:ascii="Times New Roman"/>
-                <w:sz w:val="16"/>
-              </w:rPr>
-            </w:pPr>
-          </w:p>
-        </w:tc>
-        <w:tc>
-          <w:tcPr>
-            <w:tcW w:w="2184" w:type="dxa"/>
-            <w:gridSpan w:val="2"/>
-          </w:tcPr>
-          <w:p>
-            <w:pPr>
-              <w:pStyle w:val="TableParagraph"/>
-              <w:rPr>
-                <w:rFonts w:ascii="Times New Roman"/>
-                <w:sz w:val="16"/>
-              </w:rPr>
-            </w:pPr>
-          </w:p>
-        </w:tc>
-        <w:tc>
-          <w:tcPr>
-            <w:tcW w:w="910" w:type="dxa"/>
-            <w:gridSpan w:val="2"/>
-          </w:tcPr>
-          <w:p>
-            <w:pPr>
-              <w:pStyle w:val="TableParagraph"/>
-              <w:rPr>
-                <w:rFonts w:ascii="Times New Roman"/>
-                <w:sz w:val="16"/>
-              </w:rPr>
-            </w:pPr>
-          </w:p>
-        </w:tc>
-        <w:tc>
-          <w:tcPr>
-            <w:tcW w:w="1526" w:type="dxa"/>
-            <w:gridSpan w:val="2"/>
-            <w:vMerge w:val="restart"/>
-          </w:tcPr>
-          <w:p>
-            <w:pPr>
-              <w:pStyle w:val="TableParagraph"/>
-              <w:rPr>
-                <w:rFonts w:ascii="Times New Roman"/>
-                <w:sz w:val="16"/>
-              </w:rPr>
-            </w:pPr>
-          </w:p>
-        </w:tc>
-      </w:tr>
-      <w:tr>
-        <w:trPr>
-          <w:trHeight w:val="448"/>
-        </w:trPr>
-        <w:tc>
-          <w:tcPr>
-            <w:tcW w:w="375" w:type="dxa"/>
-            <w:vMerge/>
-            <w:tcBorders>
-              <w:top w:val="nil"/>
-            </w:tcBorders>
-          </w:tcPr>
-          <w:p>
-            <w:pPr>
-              <w:rPr>
-                <w:sz w:val="2"/>
-                <w:szCs w:val="2"/>
-              </w:rPr>
-            </w:pPr>
-          </w:p>
-        </w:tc>
-        <w:tc>
-          <w:tcPr>
-            <w:tcW w:w="1330" w:type="dxa"/>
-            <w:vMerge/>
-            <w:tcBorders>
-              <w:top w:val="nil"/>
-            </w:tcBorders>
-          </w:tcPr>
-          <w:p>
-            <w:pPr>
-              <w:rPr>
-                <w:sz w:val="2"/>
-                <w:szCs w:val="2"/>
-              </w:rPr>
-            </w:pPr>
-          </w:p>
-        </w:tc>
-        <w:tc>
-          <w:tcPr>
-            <w:tcW w:w="2836" w:type="dxa"/>
-            <w:gridSpan w:val="2"/>
-          </w:tcPr>
-          <w:p>
-            <w:pPr>
-              <w:pStyle w:val="TableParagraph"/>
-              <w:spacing w:before="41"/>
-              <w:ind w:left="68"/>
-              <w:rPr>
-                <w:sz w:val="16"/>
-              </w:rPr>
-            </w:pPr>
-            <w:r>
-              <w:rPr>
-                <w:sz w:val="16"/>
-              </w:rPr>
-              <w:t>DERECHO</w:t>
-            </w:r>
-            <w:r>
-              <w:rPr>
-                <w:spacing w:val="-12"/>
-                <w:sz w:val="16"/>
-              </w:rPr>
-              <w:t xml:space="preserve"> </w:t>
-            </w:r>
-            <w:r>
-              <w:rPr>
-                <w:sz w:val="16"/>
-              </w:rPr>
-              <w:t>EMPRESARIAL</w:t>
-            </w:r>
-            <w:r>
-              <w:rPr>
-                <w:spacing w:val="-11"/>
-                <w:sz w:val="16"/>
-              </w:rPr>
-              <w:t xml:space="preserve"> </w:t>
-            </w:r>
-            <w:r>
-              <w:rPr>
-                <w:sz w:val="16"/>
-              </w:rPr>
-              <w:t>Y</w:t>
-            </w:r>
-            <w:r>
-              <w:rPr>
-                <w:spacing w:val="-11"/>
-                <w:sz w:val="16"/>
-              </w:rPr>
-              <w:t xml:space="preserve"> </w:t>
-            </w:r>
-            <w:r>
-              <w:rPr>
-                <w:sz w:val="16"/>
-              </w:rPr>
-              <w:t xml:space="preserve">DE </w:t>
-            </w:r>
-            <w:r>
-              <w:rPr>
-                <w:spacing w:val="-2"/>
-                <w:sz w:val="16"/>
-              </w:rPr>
-              <w:t>SOCIEDADES</w:t>
-            </w:r>
-          </w:p>
-        </w:tc>
-        <w:tc>
-          <w:tcPr>
-            <w:tcW w:w="860" w:type="dxa"/>
-          </w:tcPr>
-          <w:p>
-            <w:pPr>
-              <w:pStyle w:val="TableParagraph"/>
-              <w:spacing w:before="133"/>
-              <w:ind w:left="11" w:right="8"/>
-              <w:jc w:val="center"/>
-              <w:rPr>
-                <w:sz w:val="16"/>
-              </w:rPr>
-            </w:pPr>
-            <w:r>
-              <w:rPr>
-                <w:spacing w:val="-10"/>
-                <w:sz w:val="16"/>
-              </w:rPr>
-              <w:t>3</w:t>
-            </w:r>
-          </w:p>
-        </w:tc>
-        <w:tc>
-          <w:tcPr>
-            <w:tcW w:w="644" w:type="dxa"/>
-          </w:tcPr>
-          <w:p>
-            <w:pPr>
-              <w:pStyle w:val="TableParagraph"/>
-              <w:rPr>
-                <w:rFonts w:ascii="Times New Roman"/>
-                <w:sz w:val="16"/>
-              </w:rPr>
-            </w:pPr>
-          </w:p>
-        </w:tc>
-        <w:tc>
-          <w:tcPr>
-            <w:tcW w:w="2184" w:type="dxa"/>
-            <w:gridSpan w:val="2"/>
-          </w:tcPr>
-          <w:p>
-            <w:pPr>
-              <w:pStyle w:val="TableParagraph"/>
-              <w:rPr>
-                <w:rFonts w:ascii="Times New Roman"/>
-                <w:sz w:val="16"/>
-              </w:rPr>
-            </w:pPr>
-          </w:p>
-        </w:tc>
-        <w:tc>
-          <w:tcPr>
-            <w:tcW w:w="910" w:type="dxa"/>
-            <w:gridSpan w:val="2"/>
-          </w:tcPr>
-          <w:p>
-            <w:pPr>
-              <w:pStyle w:val="TableParagraph"/>
-              <w:rPr>
-                <w:rFonts w:ascii="Times New Roman"/>
-                <w:sz w:val="16"/>
-              </w:rPr>
-            </w:pPr>
-          </w:p>
-        </w:tc>
-        <w:tc>
-          <w:tcPr>
-            <w:tcW w:w="1526" w:type="dxa"/>
-            <w:gridSpan w:val="2"/>
-            <w:vMerge/>
-            <w:tcBorders>
-              <w:top w:val="nil"/>
-            </w:tcBorders>
-          </w:tcPr>
-          <w:p>
-            <w:pPr>
-              <w:rPr>
-                <w:sz w:val="2"/>
-                <w:szCs w:val="2"/>
-              </w:rPr>
-            </w:pPr>
-          </w:p>
-        </w:tc>
-      </w:tr>
-      <w:tr>
-        <w:trPr>
-          <w:trHeight w:val="242"/>
-        </w:trPr>
-        <w:tc>
-          <w:tcPr>
-            <w:tcW w:w="375" w:type="dxa"/>
-            <w:vMerge/>
-            <w:tcBorders>
-              <w:top w:val="nil"/>
-            </w:tcBorders>
-          </w:tcPr>
-          <w:p>
-            <w:pPr>
-              <w:rPr>
-                <w:sz w:val="2"/>
-                <w:szCs w:val="2"/>
-              </w:rPr>
-            </w:pPr>
-          </w:p>
-        </w:tc>
-        <w:tc>
-          <w:tcPr>
-            <w:tcW w:w="1330" w:type="dxa"/>
-            <w:vMerge/>
-            <w:tcBorders>
-              <w:top w:val="nil"/>
-            </w:tcBorders>
-          </w:tcPr>
-          <w:p>
-            <w:pPr>
-              <w:rPr>
-                <w:sz w:val="2"/>
-                <w:szCs w:val="2"/>
-              </w:rPr>
-            </w:pPr>
-          </w:p>
-        </w:tc>
-        <w:tc>
-          <w:tcPr>
-            <w:tcW w:w="2836" w:type="dxa"/>
-            <w:gridSpan w:val="2"/>
-          </w:tcPr>
-          <w:p>
-            <w:pPr>
-              <w:pStyle w:val="TableParagraph"/>
-              <w:spacing w:before="29"/>
-              <w:ind w:left="68"/>
-              <w:rPr>
-                <w:sz w:val="16"/>
-              </w:rPr>
-            </w:pPr>
-            <w:r>
-              <w:rPr>
-                <w:spacing w:val="-2"/>
-                <w:sz w:val="16"/>
-              </w:rPr>
-              <w:t>MICROECONOMÍA</w:t>
-            </w:r>
-          </w:p>
-        </w:tc>
-        <w:tc>
-          <w:tcPr>
-            <w:tcW w:w="860" w:type="dxa"/>
-          </w:tcPr>
-          <w:p>
-            <w:pPr>
-              <w:pStyle w:val="TableParagraph"/>
-              <w:spacing w:before="29"/>
-              <w:ind w:left="11" w:right="8"/>
-              <w:jc w:val="center"/>
-              <w:rPr>
-                <w:sz w:val="16"/>
-              </w:rPr>
-            </w:pPr>
-            <w:r>
-              <w:rPr>
-                <w:spacing w:val="-10"/>
-                <w:sz w:val="16"/>
-              </w:rPr>
-              <w:t>4</w:t>
-            </w:r>
-          </w:p>
-        </w:tc>
-        <w:tc>
-          <w:tcPr>
-            <w:tcW w:w="644" w:type="dxa"/>
-          </w:tcPr>
-          <w:p>
-            <w:pPr>
-              <w:pStyle w:val="TableParagraph"/>
-              <w:rPr>
-                <w:rFonts w:ascii="Times New Roman"/>
-                <w:sz w:val="16"/>
-              </w:rPr>
-            </w:pPr>
-          </w:p>
-        </w:tc>
-        <w:tc>
-          <w:tcPr>
-            <w:tcW w:w="2184" w:type="dxa"/>
-            <w:gridSpan w:val="2"/>
-          </w:tcPr>
-          <w:p>
-            <w:pPr>
-              <w:pStyle w:val="TableParagraph"/>
-              <w:rPr>
-                <w:rFonts w:ascii="Times New Roman"/>
-                <w:sz w:val="16"/>
-              </w:rPr>
-            </w:pPr>
-          </w:p>
-        </w:tc>
-        <w:tc>
-          <w:tcPr>
-            <w:tcW w:w="910" w:type="dxa"/>
-            <w:gridSpan w:val="2"/>
-          </w:tcPr>
-          <w:p>
-            <w:pPr>
-              <w:pStyle w:val="TableParagraph"/>
-              <w:rPr>
-                <w:rFonts w:ascii="Times New Roman"/>
-                <w:sz w:val="16"/>
-              </w:rPr>
-            </w:pPr>
-          </w:p>
-        </w:tc>
-        <w:tc>
-          <w:tcPr>
-            <w:tcW w:w="1526" w:type="dxa"/>
-            <w:gridSpan w:val="2"/>
-            <w:vMerge/>
-            <w:tcBorders>
-              <w:top w:val="nil"/>
-            </w:tcBorders>
-          </w:tcPr>
-          <w:p>
-            <w:pPr>
-              <w:rPr>
-                <w:sz w:val="2"/>
-                <w:szCs w:val="2"/>
-              </w:rPr>
-            </w:pPr>
-          </w:p>
-        </w:tc>
-      </w:tr>
-      <w:tr>
-        <w:trPr>
-          <w:trHeight w:val="448"/>
-        </w:trPr>
-        <w:tc>
-          <w:tcPr>
-            <w:tcW w:w="375" w:type="dxa"/>
-            <w:vMerge/>
-            <w:tcBorders>
-              <w:top w:val="nil"/>
-            </w:tcBorders>
-          </w:tcPr>
-          <w:p>
-            <w:pPr>
-              <w:rPr>
-                <w:sz w:val="2"/>
-                <w:szCs w:val="2"/>
-              </w:rPr>
-            </w:pPr>
-          </w:p>
-        </w:tc>
-        <w:tc>
-          <w:tcPr>
-            <w:tcW w:w="1330" w:type="dxa"/>
-            <w:vMerge/>
-            <w:tcBorders>
-              <w:top w:val="nil"/>
-            </w:tcBorders>
-          </w:tcPr>
-          <w:p>
-            <w:pPr>
-              <w:rPr>
-                <w:sz w:val="2"/>
-                <w:szCs w:val="2"/>
-              </w:rPr>
-            </w:pPr>
-          </w:p>
-        </w:tc>
-        <w:tc>
-          <w:tcPr>
-            <w:tcW w:w="2836" w:type="dxa"/>
-            <w:gridSpan w:val="2"/>
-          </w:tcPr>
-          <w:p>
-            <w:pPr>
-              <w:pStyle w:val="TableParagraph"/>
-              <w:spacing w:before="40"/>
-              <w:ind w:left="68" w:right="1256"/>
-              <w:rPr>
-                <w:sz w:val="16"/>
-              </w:rPr>
-            </w:pPr>
-            <w:r>
-              <w:rPr>
-                <w:sz w:val="16"/>
-              </w:rPr>
-              <w:t>IMPORTACIONES</w:t>
-            </w:r>
-            <w:r>
-              <w:rPr>
-                <w:spacing w:val="-12"/>
-                <w:sz w:val="16"/>
-              </w:rPr>
-              <w:t xml:space="preserve"> </w:t>
-            </w:r>
-            <w:r>
-              <w:rPr>
-                <w:sz w:val="16"/>
-              </w:rPr>
-              <w:t xml:space="preserve">Y </w:t>
-            </w:r>
-            <w:r>
-              <w:rPr>
-                <w:spacing w:val="-2"/>
-                <w:sz w:val="16"/>
-              </w:rPr>
-              <w:t>EXPORTACIONES</w:t>
-            </w:r>
-          </w:p>
-        </w:tc>
-        <w:tc>
-          <w:tcPr>
-            <w:tcW w:w="860" w:type="dxa"/>
-          </w:tcPr>
-          <w:p>
-            <w:pPr>
-              <w:pStyle w:val="TableParagraph"/>
-              <w:spacing w:before="133"/>
-              <w:ind w:left="11" w:right="8"/>
-              <w:jc w:val="center"/>
-              <w:rPr>
-                <w:sz w:val="16"/>
-              </w:rPr>
-            </w:pPr>
-            <w:r>
-              <w:rPr>
-                <w:spacing w:val="-10"/>
-                <w:sz w:val="16"/>
-              </w:rPr>
-              <w:t>4</w:t>
-            </w:r>
-          </w:p>
-        </w:tc>
-        <w:tc>
-          <w:tcPr>
-            <w:tcW w:w="644" w:type="dxa"/>
-          </w:tcPr>
-          <w:p>
-            <w:pPr>
-              <w:pStyle w:val="TableParagraph"/>
-              <w:rPr>
-                <w:rFonts w:ascii="Times New Roman"/>
-                <w:sz w:val="16"/>
-              </w:rPr>
-            </w:pPr>
-          </w:p>
-        </w:tc>
-        <w:tc>
-          <w:tcPr>
-            <w:tcW w:w="2184" w:type="dxa"/>
-            <w:gridSpan w:val="2"/>
-          </w:tcPr>
-          <w:p>
-            <w:pPr>
-              <w:pStyle w:val="TableParagraph"/>
-              <w:rPr>
-                <w:rFonts w:ascii="Times New Roman"/>
-                <w:sz w:val="16"/>
-              </w:rPr>
-            </w:pPr>
-          </w:p>
-        </w:tc>
-        <w:tc>
-          <w:tcPr>
-            <w:tcW w:w="910" w:type="dxa"/>
-            <w:gridSpan w:val="2"/>
-          </w:tcPr>
-          <w:p>
-            <w:pPr>
-              <w:pStyle w:val="TableParagraph"/>
-              <w:rPr>
-                <w:rFonts w:ascii="Times New Roman"/>
-                <w:sz w:val="16"/>
-              </w:rPr>
-            </w:pPr>
-          </w:p>
-        </w:tc>
-        <w:tc>
-          <w:tcPr>
-            <w:tcW w:w="1526" w:type="dxa"/>
-            <w:gridSpan w:val="2"/>
-            <w:vMerge/>
-            <w:tcBorders>
-              <w:top w:val="nil"/>
-            </w:tcBorders>
-          </w:tcPr>
-          <w:p>
-            <w:pPr>
-              <w:rPr>
-                <w:sz w:val="2"/>
-                <w:szCs w:val="2"/>
-              </w:rPr>
-            </w:pPr>
-          </w:p>
-        </w:tc>
-      </w:tr>
-      <w:tr>
-        <w:trPr>
-          <w:trHeight w:val="239"/>
-        </w:trPr>
-        <w:tc>
-          <w:tcPr>
-            <w:tcW w:w="375" w:type="dxa"/>
-            <w:vMerge/>
-            <w:tcBorders>
-              <w:top w:val="nil"/>
-            </w:tcBorders>
-          </w:tcPr>
-          <w:p>
-            <w:pPr>
-              <w:rPr>
-                <w:sz w:val="2"/>
-                <w:szCs w:val="2"/>
-              </w:rPr>
-            </w:pPr>
-          </w:p>
-        </w:tc>
-        <w:tc>
-          <w:tcPr>
-            <w:tcW w:w="1330" w:type="dxa"/>
-            <w:vMerge/>
-            <w:tcBorders>
-              <w:top w:val="nil"/>
-            </w:tcBorders>
-          </w:tcPr>
-          <w:p>
-            <w:pPr>
-              <w:rPr>
-                <w:sz w:val="2"/>
-                <w:szCs w:val="2"/>
-              </w:rPr>
-            </w:pPr>
-          </w:p>
-        </w:tc>
-        <w:tc>
-          <w:tcPr>
-            <w:tcW w:w="2836" w:type="dxa"/>
-            <w:gridSpan w:val="2"/>
-          </w:tcPr>
-          <w:p>
-            <w:pPr>
-              <w:pStyle w:val="TableParagraph"/>
-              <w:spacing w:before="29"/>
-              <w:ind w:left="68"/>
-              <w:rPr>
-                <w:sz w:val="16"/>
-              </w:rPr>
-            </w:pPr>
-            <w:r>
-              <w:rPr>
-                <w:sz w:val="16"/>
-              </w:rPr>
-              <w:t>DECISIONES</w:t>
-            </w:r>
-            <w:r>
-              <w:rPr>
-                <w:spacing w:val="-5"/>
-                <w:sz w:val="16"/>
-              </w:rPr>
-              <w:t xml:space="preserve"> </w:t>
-            </w:r>
-            <w:r>
-              <w:rPr>
-                <w:sz w:val="16"/>
-              </w:rPr>
-              <w:t>DE</w:t>
-            </w:r>
-            <w:r>
-              <w:rPr>
-                <w:spacing w:val="-5"/>
-                <w:sz w:val="16"/>
-              </w:rPr>
-              <w:t xml:space="preserve"> </w:t>
-            </w:r>
-            <w:r>
-              <w:rPr>
-                <w:spacing w:val="-2"/>
-                <w:sz w:val="16"/>
-              </w:rPr>
-              <w:t>FINANCIAMIENTO</w:t>
-            </w:r>
-          </w:p>
-        </w:tc>
-        <w:tc>
-          <w:tcPr>
-            <w:tcW w:w="860" w:type="dxa"/>
-          </w:tcPr>
-          <w:p>
-            <w:pPr>
-              <w:pStyle w:val="TableParagraph"/>
-              <w:spacing w:before="29"/>
-              <w:ind w:left="11" w:right="8"/>
-              <w:jc w:val="center"/>
-              <w:rPr>
-                <w:sz w:val="16"/>
-              </w:rPr>
-            </w:pPr>
-            <w:r>
-              <w:rPr>
-                <w:spacing w:val="-10"/>
-                <w:sz w:val="16"/>
-              </w:rPr>
-              <w:t>3</w:t>
-            </w:r>
-          </w:p>
-        </w:tc>
-        <w:tc>
-          <w:tcPr>
-            <w:tcW w:w="644" w:type="dxa"/>
-          </w:tcPr>
-          <w:p>
-            <w:pPr>
-              <w:pStyle w:val="TableParagraph"/>
-              <w:rPr>
-                <w:rFonts w:ascii="Times New Roman"/>
-                <w:sz w:val="16"/>
-              </w:rPr>
-            </w:pPr>
-          </w:p>
-        </w:tc>
-        <w:tc>
-          <w:tcPr>
-            <w:tcW w:w="2184" w:type="dxa"/>
-            <w:gridSpan w:val="2"/>
-          </w:tcPr>
-          <w:p>
-            <w:pPr>
-              <w:pStyle w:val="TableParagraph"/>
-              <w:rPr>
-                <w:rFonts w:ascii="Times New Roman"/>
-                <w:sz w:val="16"/>
-              </w:rPr>
-            </w:pPr>
-          </w:p>
-        </w:tc>
-        <w:tc>
-          <w:tcPr>
-            <w:tcW w:w="910" w:type="dxa"/>
-            <w:gridSpan w:val="2"/>
-          </w:tcPr>
-          <w:p>
-            <w:pPr>
-              <w:pStyle w:val="TableParagraph"/>
-              <w:rPr>
-                <w:rFonts w:ascii="Times New Roman"/>
-                <w:sz w:val="16"/>
-              </w:rPr>
-            </w:pPr>
-          </w:p>
-        </w:tc>
-        <w:tc>
-          <w:tcPr>
-            <w:tcW w:w="1526" w:type="dxa"/>
-            <w:gridSpan w:val="2"/>
-            <w:vMerge/>
-            <w:tcBorders>
-              <w:top w:val="nil"/>
-            </w:tcBorders>
-          </w:tcPr>
-          <w:p>
-            <w:pPr>
-              <w:rPr>
-                <w:sz w:val="2"/>
-                <w:szCs w:val="2"/>
-              </w:rPr>
-            </w:pPr>
-          </w:p>
-        </w:tc>
-      </w:tr>
-      <w:tr>
-        <w:trPr>
-          <w:trHeight w:val="369"/>
-        </w:trPr>
-        <w:tc>
-          <w:tcPr>
-            <w:tcW w:w="1705" w:type="dxa"/>
-            <w:gridSpan w:val="2"/>
-            <w:tcBorders>
-              <w:left w:val="nil"/>
-              <w:bottom w:val="nil"/>
-            </w:tcBorders>
-          </w:tcPr>
-          <w:p>
-            <w:pPr>
-              <w:pStyle w:val="TableParagraph"/>
-              <w:rPr>
-                <w:rFonts w:ascii="Times New Roman"/>
-                <w:sz w:val="16"/>
-              </w:rPr>
-            </w:pPr>
-          </w:p>
-        </w:tc>
-        <w:tc>
-          <w:tcPr>
-            <w:tcW w:w="2836" w:type="dxa"/>
-            <w:gridSpan w:val="2"/>
-            <w:shd w:val="clear" w:color="auto" w:fill="D9D9D9"/>
-          </w:tcPr>
-          <w:p>
-            <w:pPr>
-              <w:pStyle w:val="TableParagraph"/>
-              <w:spacing w:line="180" w:lineRule="atLeast"/>
-              <w:ind w:left="882" w:hanging="384"/>
-              <w:rPr>
-                <w:rFonts w:ascii="Arial"/>
-                <w:b/>
-                <w:sz w:val="16"/>
-              </w:rPr>
-            </w:pPr>
-            <w:proofErr w:type="gramStart"/>
-            <w:r>
-              <w:rPr>
-                <w:rFonts w:ascii="Arial"/>
-                <w:b/>
-                <w:sz w:val="16"/>
-              </w:rPr>
-              <w:t>TOTAL</w:t>
-            </w:r>
-            <w:proofErr w:type="gramEnd"/>
-            <w:r>
-              <w:rPr>
-                <w:rFonts w:ascii="Arial"/>
-                <w:b/>
-                <w:spacing w:val="-12"/>
-                <w:sz w:val="16"/>
-              </w:rPr>
-              <w:t xml:space="preserve"> </w:t>
-            </w:r>
-            <w:r>
-              <w:rPr>
-                <w:rFonts w:ascii="Arial"/>
-                <w:b/>
-                <w:sz w:val="16"/>
-              </w:rPr>
-              <w:t>DE</w:t>
-            </w:r>
-            <w:r>
-              <w:rPr>
-                <w:rFonts w:ascii="Arial"/>
-                <w:b/>
-                <w:spacing w:val="-11"/>
-                <w:sz w:val="16"/>
-              </w:rPr>
-              <w:t xml:space="preserve"> </w:t>
-            </w:r>
-            <w:r>
-              <w:rPr>
-                <w:rFonts w:ascii="Arial"/>
-                <w:b/>
-                <w:sz w:val="16"/>
-              </w:rPr>
-              <w:t>CREDITOS</w:t>
-            </w:r>
-            <w:r>
-              <w:rPr>
-                <w:rFonts w:ascii="Arial"/>
-                <w:b/>
-                <w:spacing w:val="-11"/>
-                <w:sz w:val="16"/>
-              </w:rPr>
-              <w:t xml:space="preserve"> </w:t>
-            </w:r>
-            <w:r>
-              <w:rPr>
-                <w:rFonts w:ascii="Arial"/>
-                <w:b/>
-                <w:sz w:val="16"/>
-              </w:rPr>
-              <w:t xml:space="preserve">A </w:t>
-            </w:r>
-            <w:r>
-              <w:rPr>
-                <w:rFonts w:ascii="Arial"/>
-                <w:b/>
-                <w:spacing w:val="-2"/>
-                <w:sz w:val="16"/>
-              </w:rPr>
-              <w:t>CONVALIDAR</w:t>
-            </w:r>
-          </w:p>
-        </w:tc>
-        <w:tc>
-          <w:tcPr>
-            <w:tcW w:w="860" w:type="dxa"/>
-            <w:shd w:val="clear" w:color="auto" w:fill="D9D9D9"/>
-          </w:tcPr>
-          <w:p>
-            <w:pPr>
-              <w:pStyle w:val="TableParagraph"/>
-              <w:spacing w:before="94"/>
-              <w:ind w:left="11" w:right="6"/>
-              <w:jc w:val="center"/>
-              <w:rPr>
-                <w:rFonts w:ascii="Arial"/>
-                <w:b/>
-                <w:sz w:val="16"/>
-              </w:rPr>
-            </w:pPr>
-            <w:r>
-              <w:rPr>
-                <w:rFonts w:ascii="Arial"/>
-                <w:b/>
-                <w:spacing w:val="-5"/>
-                <w:sz w:val="16"/>
-              </w:rPr>
-              <w:t>87</w:t>
-            </w:r>
-          </w:p>
-        </w:tc>
-        <w:tc>
-          <w:tcPr>
-            <w:tcW w:w="5264" w:type="dxa"/>
-            <w:gridSpan w:val="7"/>
-            <w:tcBorders>
-              <w:bottom w:val="nil"/>
-              <w:right w:val="nil"/>
-            </w:tcBorders>
-          </w:tcPr>
-          <w:p>
-            <w:pPr>
-              <w:pStyle w:val="TableParagraph"/>
-              <w:rPr>
-                <w:rFonts w:ascii="Times New Roman"/>
-                <w:sz w:val="16"/>
-              </w:rPr>
-            </w:pPr>
-          </w:p>
-        </w:tc>
-      </w:tr>
-    </w:tbl>
     <w:p>
       <w:pPr>
         <w:pStyle w:val="Textoindependiente"/>
+        <w:spacing w:before="0" w:after="0"/>
         <w:rPr>
           <w:sz w:val="20"/>
           <w:u w:val="none"/>
@@ -8183,7 +6752,7 @@
     <w:p>
       <w:pPr>
         <w:pStyle w:val="Textoindependiente"/>
-        <w:spacing w:before="5"/>
+        <w:spacing w:before="0" w:after="0"/>
         <w:rPr>
           <w:sz w:val="20"/>
           <w:u w:val="none"/>
@@ -8687,6 +7256,7 @@
     </w:tbl>
     <w:p>
       <w:pPr>
+        <w:spacing w:before="0" w:after="0"/>
         <w:rPr>
           <w:rFonts w:ascii="Calibri Light"/>
           <w:sz w:val="20"/>
@@ -8695,6 +7265,7 @@
     </w:p>
     <w:p>
       <w:pPr>
+        <w:spacing w:before="0" w:after="0"/>
         <w:rPr>
           <w:rFonts w:ascii="Calibri Light"/>
           <w:sz w:val="20"/>
@@ -8703,6 +7274,7 @@
     </w:p>
     <w:p>
       <w:pPr>
+        <w:spacing w:before="0" w:after="0"/>
         <w:rPr>
           <w:rFonts w:ascii="Calibri Light"/>
           <w:sz w:val="20"/>
@@ -8714,6 +7286,7 @@
         <w:tabs>
           <w:tab w:val="left" w:pos="1935"/>
         </w:tabs>
+        <w:spacing w:before="0" w:after="0"/>
         <w:rPr>
           <w:rFonts w:ascii="Calibri Light"/>
           <w:sz w:val="20"/>
@@ -8732,13 +7305,15 @@
         <w:tabs>
           <w:tab w:val="left" w:pos="1935"/>
         </w:tabs>
+        <w:spacing w:before="0" w:after="0"/>
         <w:rPr>
           <w:rFonts w:ascii="Calibri Light"/>
           <w:sz w:val="20"/>
         </w:rPr>
         <w:sectPr>
+          <w:headerReference w:type="default" r:id="rId12"/>
           <w:pgSz w:w="11920" w:h="16850"/>
-          <w:pgMar w:top="720" w:right="425" w:bottom="580" w:left="566" w:header="0" w:footer="392" w:gutter="0"/>
+          <w:pgMar w:top="1162" w:right="425" w:bottom="580" w:left="566" w:header="255" w:footer="392" w:gutter="0"/>
           <w:cols w:space="720"/>
         </w:sectPr>
       </w:pPr>
@@ -8794,7 +7369,7 @@
     <w:p>
       <w:pPr>
         <w:pStyle w:val="Textoindependiente"/>
-        <w:spacing w:before="3"/>
+        <w:spacing w:before="0" w:after="0"/>
         <w:rPr>
           <w:sz w:val="2"/>
           <w:u w:val="none"/>
@@ -8833,619 +7408,8 @@
       </w:tblGrid>
       <w:tr>
         <w:trPr>
-          <w:trHeight w:val="553"/>
-        </w:trPr>
-        <w:tc>
-          <w:tcPr>
-            <w:tcW w:w="555" w:type="dxa"/>
-            <w:vMerge w:val="restart"/>
-            <w:tcBorders>
-              <w:top w:val="nil"/>
-              <w:left w:val="nil"/>
-            </w:tcBorders>
-          </w:tcPr>
-          <w:p>
-            <w:pPr>
-              <w:pStyle w:val="TableParagraph"/>
-              <w:rPr>
-                <w:rFonts w:ascii="Times New Roman"/>
-                <w:sz w:val="16"/>
-              </w:rPr>
-            </w:pPr>
-          </w:p>
-        </w:tc>
-        <w:tc>
-          <w:tcPr>
-            <w:tcW w:w="1413" w:type="dxa"/>
-            <w:gridSpan w:val="2"/>
-            <w:vMerge w:val="restart"/>
-            <w:tcBorders>
-              <w:bottom w:val="double" w:sz="4" w:space="0" w:color="000000"/>
-            </w:tcBorders>
-          </w:tcPr>
-          <w:p>
-            <w:pPr>
-              <w:pStyle w:val="TableParagraph"/>
-              <w:spacing w:before="9" w:after="1"/>
-              <w:rPr>
-                <w:rFonts w:ascii="Calibri Light"/>
-                <w:sz w:val="15"/>
-              </w:rPr>
-            </w:pPr>
-          </w:p>
-          <w:p>
-            <w:pPr>
-              <w:pStyle w:val="TableParagraph"/>
-              <w:ind w:left="277"/>
-              <w:rPr>
-                <w:rFonts w:ascii="Calibri Light"/>
-                <w:sz w:val="20"/>
-              </w:rPr>
-            </w:pPr>
-            <w:r>
-              <w:rPr>
-                <w:rFonts w:ascii="Calibri Light"/>
-                <w:noProof/>
-                <w:sz w:val="20"/>
-              </w:rPr>
-              <w:drawing>
-                <wp:inline distT="0" distB="0" distL="0" distR="0" wp14:anchorId="03EAF916" wp14:editId="6862772A">
-                  <wp:extent cx="531994" cy="592074"/>
-                  <wp:effectExtent l="0" t="0" r="0" b="0"/>
-                  <wp:docPr id="7" name="Image 7"/>
-                  <wp:cNvGraphicFramePr>
-                    <a:graphicFrameLocks xmlns:a="http://schemas.openxmlformats.org/drawingml/2006/main"/>
-                  </wp:cNvGraphicFramePr>
-                  <a:graphic xmlns:a="http://schemas.openxmlformats.org/drawingml/2006/main">
-                    <a:graphicData uri="http://schemas.openxmlformats.org/drawingml/2006/picture">
-                      <pic:pic xmlns:pic="http://schemas.openxmlformats.org/drawingml/2006/picture">
-                        <pic:nvPicPr>
-                          <pic:cNvPr id="7" name="Image 7"/>
-                          <pic:cNvPicPr/>
-                        </pic:nvPicPr>
-                        <pic:blipFill>
-                          <a:blip r:embed="rId6" cstate="print"/>
-                          <a:stretch>
-                            <a:fillRect/>
-                          </a:stretch>
-                        </pic:blipFill>
-                        <pic:spPr>
-                          <a:xfrm>
-                            <a:off x="0" y="0"/>
-                            <a:ext cx="531994" cy="592074"/>
-                          </a:xfrm>
-                          <a:prstGeom prst="rect">
-                            <a:avLst/>
-                          </a:prstGeom>
-                        </pic:spPr>
-                      </pic:pic>
-                    </a:graphicData>
-                  </a:graphic>
-                </wp:inline>
-              </w:drawing>
-            </w:r>
-          </w:p>
-        </w:tc>
-        <w:tc>
-          <w:tcPr>
-            <w:tcW w:w="5498" w:type="dxa"/>
-            <w:gridSpan w:val="3"/>
-            <w:vMerge w:val="restart"/>
-            <w:tcBorders>
-              <w:bottom w:val="double" w:sz="4" w:space="0" w:color="000000"/>
-            </w:tcBorders>
-          </w:tcPr>
-          <w:p>
-            <w:pPr>
-              <w:pStyle w:val="TableParagraph"/>
-              <w:spacing w:before="155"/>
-              <w:ind w:left="1018" w:hanging="27"/>
-              <w:rPr>
-                <w:rFonts w:ascii="Arial"/>
-                <w:b/>
-                <w:sz w:val="19"/>
-              </w:rPr>
-            </w:pPr>
-            <w:r>
-              <w:rPr>
-                <w:rFonts w:ascii="Arial"/>
-                <w:b/>
-                <w:color w:val="890000"/>
-                <w:sz w:val="19"/>
-              </w:rPr>
-              <w:t>UNIVERSIDAD</w:t>
-            </w:r>
-            <w:r>
-              <w:rPr>
-                <w:rFonts w:ascii="Arial"/>
-                <w:b/>
-                <w:color w:val="890000"/>
-                <w:spacing w:val="-9"/>
-                <w:sz w:val="19"/>
-              </w:rPr>
-              <w:t xml:space="preserve"> </w:t>
-            </w:r>
-            <w:r>
-              <w:rPr>
-                <w:rFonts w:ascii="Arial"/>
-                <w:b/>
-                <w:color w:val="890000"/>
-                <w:sz w:val="19"/>
-              </w:rPr>
-              <w:t>PRIVADA</w:t>
-            </w:r>
-            <w:r>
-              <w:rPr>
-                <w:rFonts w:ascii="Arial"/>
-                <w:b/>
-                <w:color w:val="890000"/>
-                <w:spacing w:val="-9"/>
-                <w:sz w:val="19"/>
-              </w:rPr>
-              <w:t xml:space="preserve"> </w:t>
-            </w:r>
-            <w:r>
-              <w:rPr>
-                <w:rFonts w:ascii="Arial"/>
-                <w:b/>
-                <w:color w:val="890000"/>
-                <w:sz w:val="19"/>
-              </w:rPr>
-              <w:t>DE</w:t>
-            </w:r>
-            <w:r>
-              <w:rPr>
-                <w:rFonts w:ascii="Arial"/>
-                <w:b/>
-                <w:color w:val="890000"/>
-                <w:spacing w:val="-8"/>
-                <w:sz w:val="19"/>
-              </w:rPr>
-              <w:t xml:space="preserve"> </w:t>
-            </w:r>
-            <w:r>
-              <w:rPr>
-                <w:rFonts w:ascii="Arial"/>
-                <w:b/>
-                <w:color w:val="890000"/>
-                <w:spacing w:val="-2"/>
-                <w:sz w:val="19"/>
-              </w:rPr>
-              <w:t>TRUJILLO</w:t>
-            </w:r>
-          </w:p>
-          <w:p>
-            <w:pPr>
-              <w:pStyle w:val="TableParagraph"/>
-              <w:spacing w:before="108" w:line="242" w:lineRule="auto"/>
-              <w:ind w:left="705" w:right="130" w:firstLine="312"/>
-              <w:rPr>
-                <w:rFonts w:ascii="Arial" w:hAnsi="Arial"/>
-                <w:b/>
-                <w:sz w:val="18"/>
-              </w:rPr>
-            </w:pPr>
-            <w:r>
-              <w:rPr>
-                <w:rFonts w:ascii="Arial" w:hAnsi="Arial"/>
-                <w:b/>
-                <w:sz w:val="18"/>
-              </w:rPr>
-              <w:t>CONVALIDACIÓN POR COMPETENCIAS CARRERA</w:t>
-            </w:r>
-            <w:r>
-              <w:rPr>
-                <w:rFonts w:ascii="Arial" w:hAnsi="Arial"/>
-                <w:b/>
-                <w:spacing w:val="-11"/>
-                <w:sz w:val="18"/>
-              </w:rPr>
-              <w:t xml:space="preserve"> </w:t>
-            </w:r>
-            <w:r>
-              <w:rPr>
-                <w:rFonts w:ascii="Arial" w:hAnsi="Arial"/>
-                <w:b/>
-                <w:sz w:val="18"/>
-              </w:rPr>
-              <w:t>PROFESIONAL</w:t>
-            </w:r>
-            <w:r>
-              <w:rPr>
-                <w:rFonts w:ascii="Arial" w:hAnsi="Arial"/>
-                <w:b/>
-                <w:spacing w:val="-10"/>
-                <w:sz w:val="18"/>
-              </w:rPr>
-              <w:t xml:space="preserve"> </w:t>
-            </w:r>
-            <w:r>
-              <w:rPr>
-                <w:rFonts w:ascii="Arial" w:hAnsi="Arial"/>
-                <w:b/>
-                <w:sz w:val="18"/>
-              </w:rPr>
-              <w:t>DE</w:t>
-            </w:r>
-            <w:r>
-              <w:rPr>
-                <w:rFonts w:ascii="Arial" w:hAnsi="Arial"/>
-                <w:b/>
-                <w:spacing w:val="-9"/>
-                <w:sz w:val="18"/>
-              </w:rPr>
-              <w:t xml:space="preserve"> </w:t>
-            </w:r>
-            <w:r>
-              <w:rPr>
-                <w:rFonts w:ascii="Arial" w:hAnsi="Arial"/>
-                <w:b/>
-                <w:sz w:val="18"/>
-              </w:rPr>
-              <w:t>CONTABILIDAD</w:t>
-            </w:r>
-            <w:r>
-              <w:rPr>
-                <w:rFonts w:ascii="Arial" w:hAnsi="Arial"/>
-                <w:b/>
-                <w:spacing w:val="-11"/>
-                <w:sz w:val="18"/>
-              </w:rPr>
-              <w:t xml:space="preserve"> </w:t>
-            </w:r>
-            <w:r>
-              <w:rPr>
-                <w:rFonts w:ascii="Arial" w:hAnsi="Arial"/>
-                <w:b/>
-                <w:sz w:val="18"/>
-              </w:rPr>
-              <w:t>Y</w:t>
-            </w:r>
-          </w:p>
-          <w:p>
-            <w:pPr>
-              <w:pStyle w:val="TableParagraph"/>
-              <w:spacing w:line="204" w:lineRule="exact"/>
-              <w:ind w:left="1995"/>
-              <w:rPr>
-                <w:rFonts w:ascii="Arial" w:hAnsi="Arial"/>
-                <w:b/>
-                <w:sz w:val="18"/>
-              </w:rPr>
-            </w:pPr>
-            <w:r>
-              <w:rPr>
-                <w:rFonts w:ascii="Arial" w:hAnsi="Arial"/>
-                <w:b/>
-                <w:sz w:val="18"/>
-              </w:rPr>
-              <w:t>FINANZAS</w:t>
-            </w:r>
-            <w:r>
-              <w:rPr>
-                <w:rFonts w:ascii="Arial" w:hAnsi="Arial"/>
-                <w:b/>
-                <w:spacing w:val="-4"/>
-                <w:sz w:val="18"/>
-              </w:rPr>
-              <w:t xml:space="preserve"> </w:t>
-            </w:r>
-            <w:r>
-              <w:rPr>
-                <w:rFonts w:ascii="Arial" w:hAnsi="Arial"/>
-                <w:b/>
-                <w:sz w:val="18"/>
-              </w:rPr>
-              <w:t>–</w:t>
-            </w:r>
-            <w:r>
-              <w:rPr>
-                <w:rFonts w:ascii="Arial" w:hAnsi="Arial"/>
-                <w:b/>
-                <w:spacing w:val="-3"/>
-                <w:sz w:val="18"/>
-              </w:rPr>
-              <w:t xml:space="preserve"> </w:t>
-            </w:r>
-            <w:r>
-              <w:rPr>
-                <w:rFonts w:ascii="Arial" w:hAnsi="Arial"/>
-                <w:b/>
-                <w:sz w:val="18"/>
-              </w:rPr>
-              <w:t>2.5</w:t>
-            </w:r>
-            <w:r>
-              <w:rPr>
-                <w:rFonts w:ascii="Arial" w:hAnsi="Arial"/>
-                <w:b/>
-                <w:spacing w:val="-4"/>
-                <w:sz w:val="18"/>
-              </w:rPr>
-              <w:t xml:space="preserve"> AÑOS</w:t>
-            </w:r>
-          </w:p>
-        </w:tc>
-        <w:tc>
-          <w:tcPr>
-            <w:tcW w:w="1446" w:type="dxa"/>
-            <w:gridSpan w:val="3"/>
-          </w:tcPr>
-          <w:p>
-            <w:pPr>
-              <w:pStyle w:val="TableParagraph"/>
-              <w:spacing w:before="172"/>
-              <w:ind w:left="367"/>
-              <w:rPr>
-                <w:rFonts w:ascii="Arial" w:hAnsi="Arial"/>
-                <w:b/>
-                <w:sz w:val="19"/>
-              </w:rPr>
-            </w:pPr>
-            <w:r>
-              <w:rPr>
-                <w:rFonts w:ascii="Arial" w:hAnsi="Arial"/>
-                <w:b/>
-                <w:spacing w:val="-2"/>
-                <w:sz w:val="19"/>
-              </w:rPr>
-              <w:t>Código:</w:t>
-            </w:r>
-          </w:p>
-        </w:tc>
-        <w:tc>
-          <w:tcPr>
-            <w:tcW w:w="1672" w:type="dxa"/>
-            <w:gridSpan w:val="2"/>
-          </w:tcPr>
-          <w:p>
-            <w:pPr>
-              <w:pStyle w:val="TableParagraph"/>
-              <w:spacing w:before="172"/>
-              <w:ind w:left="296"/>
-              <w:rPr>
-                <w:sz w:val="19"/>
-              </w:rPr>
-            </w:pPr>
-            <w:r>
-              <w:rPr>
-                <w:spacing w:val="-2"/>
-                <w:sz w:val="19"/>
-              </w:rPr>
-              <w:t>FR-VRA-</w:t>
-            </w:r>
-            <w:r>
-              <w:rPr>
-                <w:spacing w:val="-5"/>
-                <w:sz w:val="19"/>
-              </w:rPr>
-              <w:t>152</w:t>
-            </w:r>
-          </w:p>
-        </w:tc>
-        <w:tc>
-          <w:tcPr>
-            <w:tcW w:w="115" w:type="dxa"/>
-            <w:tcBorders>
-              <w:top w:val="nil"/>
-              <w:bottom w:val="nil"/>
-              <w:right w:val="nil"/>
-            </w:tcBorders>
-          </w:tcPr>
-          <w:p>
-            <w:pPr>
-              <w:pStyle w:val="TableParagraph"/>
-              <w:rPr>
-                <w:rFonts w:ascii="Times New Roman"/>
-                <w:sz w:val="16"/>
-              </w:rPr>
-            </w:pPr>
-          </w:p>
-        </w:tc>
-      </w:tr>
-      <w:tr>
-        <w:trPr>
-          <w:trHeight w:val="751"/>
-        </w:trPr>
-        <w:tc>
-          <w:tcPr>
-            <w:tcW w:w="555" w:type="dxa"/>
-            <w:vMerge/>
-            <w:tcBorders>
-              <w:top w:val="nil"/>
-              <w:left w:val="nil"/>
-            </w:tcBorders>
-          </w:tcPr>
-          <w:p>
-            <w:pPr>
-              <w:rPr>
-                <w:sz w:val="2"/>
-                <w:szCs w:val="2"/>
-              </w:rPr>
-            </w:pPr>
-          </w:p>
-        </w:tc>
-        <w:tc>
-          <w:tcPr>
-            <w:tcW w:w="1413" w:type="dxa"/>
-            <w:gridSpan w:val="2"/>
-            <w:vMerge/>
-            <w:tcBorders>
-              <w:top w:val="nil"/>
-              <w:bottom w:val="double" w:sz="4" w:space="0" w:color="000000"/>
-            </w:tcBorders>
-          </w:tcPr>
-          <w:p>
-            <w:pPr>
-              <w:rPr>
-                <w:sz w:val="2"/>
-                <w:szCs w:val="2"/>
-              </w:rPr>
-            </w:pPr>
-          </w:p>
-        </w:tc>
-        <w:tc>
-          <w:tcPr>
-            <w:tcW w:w="5498" w:type="dxa"/>
-            <w:gridSpan w:val="3"/>
-            <w:vMerge/>
-            <w:tcBorders>
-              <w:top w:val="nil"/>
-              <w:bottom w:val="double" w:sz="4" w:space="0" w:color="000000"/>
-            </w:tcBorders>
-          </w:tcPr>
-          <w:p>
-            <w:pPr>
-              <w:rPr>
-                <w:sz w:val="2"/>
-                <w:szCs w:val="2"/>
-              </w:rPr>
-            </w:pPr>
-          </w:p>
-        </w:tc>
-        <w:tc>
-          <w:tcPr>
-            <w:tcW w:w="1446" w:type="dxa"/>
-            <w:gridSpan w:val="3"/>
-            <w:tcBorders>
-              <w:bottom w:val="double" w:sz="4" w:space="0" w:color="000000"/>
-            </w:tcBorders>
-          </w:tcPr>
-          <w:p>
-            <w:pPr>
-              <w:pStyle w:val="TableParagraph"/>
-              <w:spacing w:before="24"/>
-              <w:rPr>
-                <w:rFonts w:ascii="Calibri Light"/>
-                <w:sz w:val="19"/>
-              </w:rPr>
-            </w:pPr>
-          </w:p>
-          <w:p>
-            <w:pPr>
-              <w:pStyle w:val="TableParagraph"/>
-              <w:ind w:left="381"/>
-              <w:rPr>
-                <w:rFonts w:ascii="Arial" w:hAnsi="Arial"/>
-                <w:b/>
-                <w:sz w:val="19"/>
-              </w:rPr>
-            </w:pPr>
-            <w:r>
-              <w:rPr>
-                <w:rFonts w:ascii="Arial" w:hAnsi="Arial"/>
-                <w:b/>
-                <w:spacing w:val="-2"/>
-                <w:sz w:val="19"/>
-              </w:rPr>
-              <w:t>Página:</w:t>
-            </w:r>
-          </w:p>
-        </w:tc>
-        <w:tc>
-          <w:tcPr>
-            <w:tcW w:w="1672" w:type="dxa"/>
-            <w:gridSpan w:val="2"/>
-            <w:tcBorders>
-              <w:bottom w:val="double" w:sz="4" w:space="0" w:color="000000"/>
-            </w:tcBorders>
-          </w:tcPr>
-          <w:p>
-            <w:pPr>
-              <w:pStyle w:val="TableParagraph"/>
-              <w:spacing w:before="24"/>
-              <w:rPr>
-                <w:rFonts w:ascii="Calibri Light"/>
-                <w:sz w:val="19"/>
-              </w:rPr>
-            </w:pPr>
-          </w:p>
-          <w:p>
-            <w:pPr>
-              <w:pStyle w:val="TableParagraph"/>
-              <w:ind w:left="253"/>
-              <w:rPr>
-                <w:rFonts w:ascii="Arial" w:hAnsi="Arial"/>
-                <w:b/>
-                <w:sz w:val="19"/>
-              </w:rPr>
-            </w:pPr>
-            <w:r>
-              <w:rPr>
-                <w:sz w:val="19"/>
-              </w:rPr>
-              <w:t>Página</w:t>
-            </w:r>
-            <w:r>
-              <w:rPr>
-                <w:spacing w:val="-4"/>
-                <w:sz w:val="19"/>
-              </w:rPr>
-              <w:t xml:space="preserve"> </w:t>
-            </w:r>
-            <w:r>
-              <w:rPr>
-                <w:rFonts w:ascii="Arial" w:hAnsi="Arial"/>
-                <w:b/>
-                <w:sz w:val="19"/>
-              </w:rPr>
-              <w:t>3</w:t>
-            </w:r>
-            <w:r>
-              <w:rPr>
-                <w:rFonts w:ascii="Arial" w:hAnsi="Arial"/>
-                <w:b/>
-                <w:spacing w:val="-4"/>
-                <w:sz w:val="19"/>
-              </w:rPr>
-              <w:t xml:space="preserve"> </w:t>
-            </w:r>
-            <w:r>
-              <w:rPr>
-                <w:sz w:val="19"/>
-              </w:rPr>
-              <w:t>de</w:t>
-            </w:r>
-            <w:r>
-              <w:rPr>
-                <w:spacing w:val="-4"/>
-                <w:sz w:val="19"/>
-              </w:rPr>
-              <w:t xml:space="preserve"> </w:t>
-            </w:r>
-            <w:r>
-              <w:rPr>
-                <w:rFonts w:ascii="Arial" w:hAnsi="Arial"/>
-                <w:b/>
-                <w:spacing w:val="-10"/>
-                <w:sz w:val="19"/>
-              </w:rPr>
-              <w:t>3</w:t>
-            </w:r>
-          </w:p>
-        </w:tc>
-        <w:tc>
-          <w:tcPr>
-            <w:tcW w:w="115" w:type="dxa"/>
-            <w:tcBorders>
-              <w:top w:val="nil"/>
-              <w:right w:val="nil"/>
-            </w:tcBorders>
-          </w:tcPr>
-          <w:p>
-            <w:pPr>
-              <w:pStyle w:val="TableParagraph"/>
-              <w:rPr>
-                <w:rFonts w:ascii="Times New Roman"/>
-                <w:sz w:val="16"/>
-              </w:rPr>
-            </w:pPr>
-          </w:p>
-        </w:tc>
-      </w:tr>
-      <w:tr>
-        <w:trPr>
           <w:trHeight w:val="269"/>
+          <w:cantSplit/>
         </w:trPr>
         <w:tc>
           <w:tcPr>
@@ -9670,6 +7634,8 @@
       <w:tr>
         <w:trPr>
           <w:trHeight w:val="719"/>
+          <w:cantSplit/>
+          <w:tblHeader w:val="true"/>
         </w:trPr>
         <w:tc>
           <w:tcPr>
@@ -9947,6 +7913,7 @@
       <w:tr>
         <w:trPr>
           <w:trHeight w:val="225"/>
+          <w:cantSplit/>
         </w:trPr>
         <w:tc>
           <w:tcPr>
@@ -10178,6 +8145,7 @@
       <w:tr>
         <w:trPr>
           <w:trHeight w:val="225"/>
+          <w:cantSplit/>
         </w:trPr>
         <w:tc>
           <w:tcPr>
@@ -10415,6 +8383,7 @@
       <w:tr>
         <w:trPr>
           <w:trHeight w:val="225"/>
+          <w:cantSplit/>
         </w:trPr>
         <w:tc>
           <w:tcPr>
@@ -10600,6 +8569,7 @@
       <w:tr>
         <w:trPr>
           <w:trHeight w:val="225"/>
+          <w:cantSplit/>
         </w:trPr>
         <w:tc>
           <w:tcPr>
@@ -10798,6 +8768,7 @@
       <w:tr>
         <w:trPr>
           <w:trHeight w:val="222"/>
+          <w:cantSplit/>
         </w:trPr>
         <w:tc>
           <w:tcPr>
@@ -11022,6 +8993,7 @@
       <w:tr>
         <w:trPr>
           <w:trHeight w:val="225"/>
+          <w:cantSplit/>
         </w:trPr>
         <w:tc>
           <w:tcPr>
@@ -11285,6 +9257,7 @@
       <w:tr>
         <w:trPr>
           <w:trHeight w:val="225"/>
+          <w:cantSplit/>
         </w:trPr>
         <w:tc>
           <w:tcPr>
@@ -11550,6 +9523,7 @@
       <w:tr>
         <w:trPr>
           <w:trHeight w:val="451"/>
+          <w:cantSplit/>
         </w:trPr>
         <w:tc>
           <w:tcPr>
@@ -11805,6 +9779,7 @@
       <w:tr>
         <w:trPr>
           <w:trHeight w:val="225"/>
+          <w:cantSplit/>
         </w:trPr>
         <w:tc>
           <w:tcPr>
@@ -12015,6 +9990,7 @@
       <w:tr>
         <w:trPr>
           <w:trHeight w:val="450"/>
+          <w:cantSplit/>
         </w:trPr>
         <w:tc>
           <w:tcPr>
@@ -12249,6 +10225,7 @@
       <w:tr>
         <w:trPr>
           <w:trHeight w:val="222"/>
+          <w:cantSplit/>
         </w:trPr>
         <w:tc>
           <w:tcPr>
@@ -12497,6 +10474,7 @@
       <w:tr>
         <w:trPr>
           <w:trHeight w:val="225"/>
+          <w:cantSplit/>
         </w:trPr>
         <w:tc>
           <w:tcPr>
@@ -12706,6 +10684,7 @@
       <w:tr>
         <w:trPr>
           <w:trHeight w:val="225"/>
+          <w:cantSplit/>
         </w:trPr>
         <w:tc>
           <w:tcPr>
@@ -12963,6 +10942,7 @@
       <w:tr>
         <w:trPr>
           <w:trHeight w:val="225"/>
+          <w:cantSplit/>
         </w:trPr>
         <w:tc>
           <w:tcPr>
@@ -13187,6 +11167,7 @@
       <w:tr>
         <w:trPr>
           <w:trHeight w:val="225"/>
+          <w:cantSplit/>
         </w:trPr>
         <w:tc>
           <w:tcPr>
@@ -13436,6 +11417,7 @@
       <w:tr>
         <w:trPr>
           <w:trHeight w:val="450"/>
+          <w:cantSplit/>
         </w:trPr>
         <w:tc>
           <w:tcPr>
@@ -13662,6 +11644,7 @@
       <w:tr>
         <w:trPr>
           <w:trHeight w:val="225"/>
+          <w:cantSplit/>
         </w:trPr>
         <w:tc>
           <w:tcPr>
@@ -13872,6 +11855,7 @@
       <w:tr>
         <w:trPr>
           <w:trHeight w:val="225"/>
+          <w:cantSplit/>
         </w:trPr>
         <w:tc>
           <w:tcPr>
@@ -14082,6 +12066,7 @@
       <w:tr>
         <w:trPr>
           <w:trHeight w:val="225"/>
+          <w:cantSplit/>
         </w:trPr>
         <w:tc>
           <w:tcPr>
@@ -14343,6 +12328,7 @@
       <w:tr>
         <w:trPr>
           <w:trHeight w:val="448"/>
+          <w:cantSplit/>
         </w:trPr>
         <w:tc>
           <w:tcPr>
@@ -14594,6 +12580,7 @@
       <w:tr>
         <w:trPr>
           <w:trHeight w:val="225"/>
+          <w:cantSplit/>
         </w:trPr>
         <w:tc>
           <w:tcPr>
@@ -14803,6 +12790,7 @@
       <w:tr>
         <w:trPr>
           <w:trHeight w:val="551"/>
+          <w:cantSplit/>
         </w:trPr>
         <w:tc>
           <w:tcPr>
@@ -15074,6 +13062,7 @@
       <w:tr>
         <w:trPr>
           <w:trHeight w:val="450"/>
+          <w:cantSplit/>
         </w:trPr>
         <w:tc>
           <w:tcPr>
@@ -15299,6 +13288,7 @@
       <w:tr>
         <w:trPr>
           <w:trHeight w:val="225"/>
+          <w:cantSplit/>
         </w:trPr>
         <w:tc>
           <w:tcPr>
@@ -15522,6 +13512,7 @@
       <w:tr>
         <w:trPr>
           <w:trHeight w:val="225"/>
+          <w:cantSplit/>
         </w:trPr>
         <w:tc>
           <w:tcPr>
@@ -15815,6 +13806,7 @@
       <w:tr>
         <w:trPr>
           <w:trHeight w:val="448"/>
+          <w:cantSplit/>
         </w:trPr>
         <w:tc>
           <w:tcPr>
@@ -16065,6 +14057,7 @@
       <w:tr>
         <w:trPr>
           <w:trHeight w:val="225"/>
+          <w:cantSplit/>
         </w:trPr>
         <w:tc>
           <w:tcPr>
@@ -16275,6 +14268,7 @@
       <w:tr>
         <w:trPr>
           <w:trHeight w:val="331"/>
+          <w:cantSplit/>
         </w:trPr>
         <w:tc>
           <w:tcPr>
@@ -16485,6 +14479,7 @@
       <w:tr>
         <w:trPr>
           <w:trHeight w:val="551"/>
+          <w:cantSplit/>
         </w:trPr>
         <w:tc>
           <w:tcPr>
@@ -16727,6 +14722,7 @@
       <w:tr>
         <w:trPr>
           <w:trHeight w:val="225"/>
+          <w:cantSplit/>
         </w:trPr>
         <w:tc>
           <w:tcPr>
@@ -16950,6 +14946,7 @@
       <w:tr>
         <w:trPr>
           <w:trHeight w:val="448"/>
+          <w:cantSplit/>
         </w:trPr>
         <w:tc>
           <w:tcPr>
@@ -17218,6 +15215,7 @@
       <w:tr>
         <w:trPr>
           <w:trHeight w:val="225"/>
+          <w:cantSplit/>
         </w:trPr>
         <w:tc>
           <w:tcPr>
@@ -17442,6 +15440,7 @@
       <w:tr>
         <w:trPr>
           <w:trHeight w:val="225"/>
+          <w:cantSplit/>
         </w:trPr>
         <w:tc>
           <w:tcPr>
@@ -17664,6 +15663,7 @@
       <w:tr>
         <w:trPr>
           <w:trHeight w:val="225"/>
+          <w:cantSplit/>
         </w:trPr>
         <w:tc>
           <w:tcPr>
@@ -17762,10 +15762,15 @@
         </w:tc>
       </w:tr>
     </w:tbl>
-    <w:p/>
+    <w:p>
+      <w:pPr>
+        <w:spacing w:before="0" w:after="0"/>
+      </w:pPr>
+    </w:p>
     <w:sectPr>
+      <w:headerReference w:type="default" r:id="rId13"/>
       <w:pgSz w:w="11920" w:h="16850"/>
-      <w:pgMar w:top="720" w:right="425" w:bottom="580" w:left="566" w:header="0" w:footer="392" w:gutter="0"/>
+      <w:pgMar w:top="1162" w:right="425" w:bottom="580" w:left="566" w:header="255" w:footer="392" w:gutter="0"/>
       <w:cols w:space="720"/>
     </w:sectPr>
   </w:body>
@@ -18364,6 +16369,798 @@
     </w:p>
   </w:footnote>
 </w:footnotes>
+</file>
+
+<file path=word/header1.xml><?xml version="1.0" encoding="utf-8"?>
+<w:hdr xmlns:m="http://schemas.openxmlformats.org/officeDocument/2006/math" xmlns:mc="http://schemas.openxmlformats.org/markup-compatibility/2006" xmlns:mo="http://schemas.microsoft.com/office/mac/office/2008/main" xmlns:mv="urn:schemas-microsoft-com:mac:vml" xmlns:o="urn:schemas-microsoft-com:office:office" xmlns:r="http://schemas.openxmlformats.org/officeDocument/2006/relationships" xmlns:v="urn:schemas-microsoft-com:vml" xmlns:w10="urn:schemas-microsoft-com:office:word" xmlns:w14="http://schemas.microsoft.com/office/word/2010/wordml" xmlns:w="http://schemas.openxmlformats.org/wordprocessingml/2006/main" xmlns:wne="http://schemas.microsoft.com/office/word/2006/wordml" xmlns:wp14="http://schemas.microsoft.com/office/word/2010/wordprocessingDrawing" xmlns:wp="http://schemas.openxmlformats.org/drawingml/2006/wordprocessingDrawing" xmlns:wpc="http://schemas.microsoft.com/office/word/2010/wordprocessingCanvas" xmlns:wpg="http://schemas.microsoft.com/office/word/2010/wordprocessingGroup" xmlns:wpi="http://schemas.microsoft.com/office/word/2010/wordprocessingInk" xmlns:wps="http://schemas.microsoft.com/office/word/2010/wordprocessingShape" mc:Ignorable="w14 wp14">
+  <w:p>
+    <w:pPr>
+      <w:pStyle w:val="Header"/>
+    </w:pPr>
+    <w:r/>
+  </w:p>
+  <w:tbl>
+    <w:tblPr>
+      <w:tblW w:type="auto" w:w="0"/>
+      <w:tblLook w:firstColumn="1" w:firstRow="1" w:lastColumn="0" w:lastRow="0" w:noHBand="0" w:noVBand="1" w:val="04A0"/>
+    </w:tblPr>
+    <w:tblGrid>
+      <w:gridCol w:w="2580"/>
+      <w:gridCol w:w="2580"/>
+      <w:gridCol w:w="2580"/>
+      <w:gridCol w:w="2580"/>
+    </w:tblGrid>
+    <w:tr>
+      <w:tc>
+        <w:tcPr>
+          <w:tcW w:type="dxa" w:w="1361"/>
+          <w:vMerge w:val="restart"/>
+          <w:tcBorders>
+            <w:top w:val="single" w:sz="4" w:color="808080"/>
+            <w:left w:val="single" w:sz="4" w:color="808080"/>
+            <w:bottom w:val="single" w:sz="4" w:color="808080"/>
+            <w:right w:val="single" w:sz="4" w:color="808080"/>
+            <w:insideH w:val="single" w:sz="4" w:color="808080"/>
+            <w:insideV w:val="single" w:sz="4" w:color="808080"/>
+            <w:top w:val="single" w:sz="4" w:color="808080"/>
+            <w:left w:val="single" w:sz="4" w:color="808080"/>
+            <w:bottom w:val="single" w:sz="4" w:color="808080"/>
+            <w:right w:val="single" w:sz="4" w:color="808080"/>
+            <w:insideH w:val="single" w:sz="4" w:color="808080"/>
+            <w:insideV w:val="single" w:sz="4" w:color="808080"/>
+          </w:tcBorders>
+        </w:tcPr>
+        <w:p>
+          <w:pPr>
+            <w:jc w:val="center"/>
+          </w:pPr>
+          <w:r>
+            <w:drawing>
+              <wp:inline xmlns:a="http://schemas.openxmlformats.org/drawingml/2006/main" xmlns:pic="http://schemas.openxmlformats.org/drawingml/2006/picture">
+                <wp:extent cx="522000" cy="580872"/>
+                <wp:docPr id="1" name="Picture 1"/>
+                <wp:cNvGraphicFramePr>
+                  <a:graphicFrameLocks noChangeAspect="1"/>
+                </wp:cNvGraphicFramePr>
+                <a:graphic>
+                  <a:graphicData uri="http://schemas.openxmlformats.org/drawingml/2006/picture">
+                    <pic:pic>
+                      <pic:nvPicPr>
+                        <pic:cNvPr id="0" name="image.png"/>
+                        <pic:cNvPicPr/>
+                      </pic:nvPicPr>
+                      <pic:blipFill>
+                        <a:blip r:embed="rId1"/>
+                        <a:stretch>
+                          <a:fillRect/>
+                        </a:stretch>
+                      </pic:blipFill>
+                      <pic:spPr>
+                        <a:xfrm>
+                          <a:off x="0" y="0"/>
+                          <a:ext cx="522000" cy="580872"/>
+                        </a:xfrm>
+                        <a:prstGeom prst="rect"/>
+                      </pic:spPr>
+                    </pic:pic>
+                  </a:graphicData>
+                </a:graphic>
+              </wp:inline>
+            </w:drawing>
+          </w:r>
+        </w:p>
+      </w:tc>
+      <w:tc>
+        <w:tcPr>
+          <w:tcW w:type="dxa" w:w="5669"/>
+          <w:vMerge w:val="restart"/>
+          <w:vAlign w:val="center"/>
+          <w:tcBorders>
+            <w:top w:val="single" w:sz="4" w:color="808080"/>
+            <w:left w:val="single" w:sz="4" w:color="808080"/>
+            <w:bottom w:val="single" w:sz="4" w:color="808080"/>
+            <w:right w:val="single" w:sz="4" w:color="808080"/>
+            <w:insideH w:val="single" w:sz="4" w:color="808080"/>
+            <w:insideV w:val="single" w:sz="4" w:color="808080"/>
+            <w:top w:val="single" w:sz="4" w:color="808080"/>
+            <w:left w:val="single" w:sz="4" w:color="808080"/>
+            <w:bottom w:val="single" w:sz="4" w:color="808080"/>
+            <w:right w:val="single" w:sz="4" w:color="808080"/>
+            <w:insideH w:val="single" w:sz="4" w:color="808080"/>
+            <w:insideV w:val="single" w:sz="4" w:color="808080"/>
+          </w:tcBorders>
+        </w:tcPr>
+        <w:p>
+          <w:pPr>
+            <w:jc w:val="center"/>
+          </w:pPr>
+          <w:r/>
+          <w:r>
+            <w:rPr>
+              <w:rFonts w:ascii="Arial" w:hAnsi="Arial"/>
+              <w:b/>
+              <w:sz w:val="16"/>
+            </w:rPr>
+            <w:t>UNIVERSIDAD PRIVADA DE TRUJILLO</w:t>
+            <w:br/>
+            <w:t>CONVALIDACIÓN POR COMPETENCIAS</w:t>
+            <w:br/>
+            <w:t>CARRERA PROFESIONAL DE CONTABILIDAD Y</w:t>
+            <w:br/>
+            <w:t>FINANZAS – 2.5 AÑOS</w:t>
+          </w:r>
+        </w:p>
+      </w:tc>
+      <w:tc>
+        <w:tcPr>
+          <w:tcW w:type="dxa" w:w="1247"/>
+          <w:vAlign w:val="center"/>
+          <w:tcBorders>
+            <w:top w:val="single" w:sz="4" w:color="808080"/>
+            <w:left w:val="single" w:sz="4" w:color="808080"/>
+            <w:bottom w:val="single" w:sz="4" w:color="808080"/>
+            <w:right w:val="single" w:sz="4" w:color="808080"/>
+            <w:insideH w:val="single" w:sz="4" w:color="808080"/>
+            <w:insideV w:val="single" w:sz="4" w:color="808080"/>
+          </w:tcBorders>
+        </w:tcPr>
+        <w:p>
+          <w:pPr>
+            <w:jc w:val="center"/>
+          </w:pPr>
+          <w:r/>
+          <w:r>
+            <w:rPr>
+              <w:rFonts w:ascii="Arial" w:hAnsi="Arial"/>
+              <w:b/>
+              <w:sz w:val="16"/>
+            </w:rPr>
+            <w:t>Código:</w:t>
+          </w:r>
+        </w:p>
+      </w:tc>
+      <w:tc>
+        <w:tcPr>
+          <w:tcW w:type="dxa" w:w="1701"/>
+          <w:vAlign w:val="center"/>
+          <w:tcBorders>
+            <w:top w:val="single" w:sz="4" w:color="808080"/>
+            <w:left w:val="single" w:sz="4" w:color="808080"/>
+            <w:bottom w:val="single" w:sz="4" w:color="808080"/>
+            <w:right w:val="single" w:sz="4" w:color="808080"/>
+            <w:insideH w:val="single" w:sz="4" w:color="808080"/>
+            <w:insideV w:val="single" w:sz="4" w:color="808080"/>
+          </w:tcBorders>
+        </w:tcPr>
+        <w:p>
+          <w:pPr>
+            <w:jc w:val="center"/>
+          </w:pPr>
+          <w:r/>
+          <w:r>
+            <w:rPr>
+              <w:rFonts w:ascii="Arial" w:hAnsi="Arial"/>
+              <w:b w:val="0"/>
+              <w:sz w:val="16"/>
+            </w:rPr>
+            <w:t>FR-VRA-152</w:t>
+          </w:r>
+        </w:p>
+      </w:tc>
+    </w:tr>
+    <w:tr>
+      <w:tc>
+        <w:tcPr>
+          <w:tcW w:type="dxa" w:w="1361"/>
+          <w:vMerge/>
+        </w:tcPr>
+        <w:p/>
+      </w:tc>
+      <w:tc>
+        <w:tcPr>
+          <w:tcW w:type="dxa" w:w="5669"/>
+          <w:vMerge/>
+        </w:tcPr>
+        <w:p/>
+      </w:tc>
+      <w:tc>
+        <w:tcPr>
+          <w:tcW w:type="dxa" w:w="1247"/>
+          <w:vAlign w:val="center"/>
+          <w:tcBorders>
+            <w:top w:val="single" w:sz="4" w:color="808080"/>
+            <w:left w:val="single" w:sz="4" w:color="808080"/>
+            <w:bottom w:val="single" w:sz="4" w:color="808080"/>
+            <w:right w:val="single" w:sz="4" w:color="808080"/>
+            <w:insideH w:val="single" w:sz="4" w:color="808080"/>
+            <w:insideV w:val="single" w:sz="4" w:color="808080"/>
+          </w:tcBorders>
+        </w:tcPr>
+        <w:p>
+          <w:pPr>
+            <w:jc w:val="center"/>
+          </w:pPr>
+          <w:r/>
+          <w:r>
+            <w:rPr>
+              <w:rFonts w:ascii="Arial" w:hAnsi="Arial"/>
+              <w:b/>
+              <w:sz w:val="16"/>
+            </w:rPr>
+            <w:t>Página:</w:t>
+          </w:r>
+        </w:p>
+      </w:tc>
+      <w:tc>
+        <w:tcPr>
+          <w:tcW w:type="dxa" w:w="1701"/>
+          <w:vAlign w:val="center"/>
+          <w:tcBorders>
+            <w:top w:val="single" w:sz="4" w:color="808080"/>
+            <w:left w:val="single" w:sz="4" w:color="808080"/>
+            <w:bottom w:val="single" w:sz="4" w:color="808080"/>
+            <w:right w:val="single" w:sz="4" w:color="808080"/>
+            <w:insideH w:val="single" w:sz="4" w:color="808080"/>
+            <w:insideV w:val="single" w:sz="4" w:color="808080"/>
+          </w:tcBorders>
+        </w:tcPr>
+        <w:p>
+          <w:pPr>
+            <w:jc w:val="center"/>
+          </w:pPr>
+          <w:r/>
+          <w:r>
+            <w:rPr>
+              <w:rFonts w:ascii="Arial" w:hAnsi="Arial"/>
+              <w:sz w:val="16"/>
+            </w:rPr>
+            <w:t xml:space="preserve">Página </w:t>
+          </w:r>
+          <w:r>
+            <w:fldChar w:fldCharType="begin"/>
+            <w:instrText xml:space="preserve"> PAGE </w:instrText>
+            <w:fldChar w:fldCharType="end"/>
+          </w:r>
+          <w:r>
+            <w:rPr>
+              <w:rFonts w:ascii="Arial" w:hAnsi="Arial"/>
+              <w:sz w:val="16"/>
+            </w:rPr>
+            <w:t xml:space="preserve"> de 3</w:t>
+          </w:r>
+        </w:p>
+      </w:tc>
+    </w:tr>
+  </w:tbl>
+</w:hdr>
+</file>
+
+<file path=word/header2.xml><?xml version="1.0" encoding="utf-8"?>
+<w:hdr xmlns:m="http://schemas.openxmlformats.org/officeDocument/2006/math" xmlns:mc="http://schemas.openxmlformats.org/markup-compatibility/2006" xmlns:mo="http://schemas.microsoft.com/office/mac/office/2008/main" xmlns:mv="urn:schemas-microsoft-com:mac:vml" xmlns:o="urn:schemas-microsoft-com:office:office" xmlns:r="http://schemas.openxmlformats.org/officeDocument/2006/relationships" xmlns:v="urn:schemas-microsoft-com:vml" xmlns:w10="urn:schemas-microsoft-com:office:word" xmlns:w14="http://schemas.microsoft.com/office/word/2010/wordml" xmlns:w="http://schemas.openxmlformats.org/wordprocessingml/2006/main" xmlns:wne="http://schemas.microsoft.com/office/word/2006/wordml" xmlns:wp14="http://schemas.microsoft.com/office/word/2010/wordprocessingDrawing" xmlns:wp="http://schemas.openxmlformats.org/drawingml/2006/wordprocessingDrawing" xmlns:wpc="http://schemas.microsoft.com/office/word/2010/wordprocessingCanvas" xmlns:wpg="http://schemas.microsoft.com/office/word/2010/wordprocessingGroup" xmlns:wpi="http://schemas.microsoft.com/office/word/2010/wordprocessingInk" xmlns:wps="http://schemas.microsoft.com/office/word/2010/wordprocessingShape" mc:Ignorable="w14 wp14">
+  <w:p>
+    <w:pPr>
+      <w:pStyle w:val="Header"/>
+    </w:pPr>
+    <w:r/>
+  </w:p>
+  <w:tbl>
+    <w:tblPr>
+      <w:tblW w:type="auto" w:w="0"/>
+      <w:tblLook w:firstColumn="1" w:firstRow="1" w:lastColumn="0" w:lastRow="0" w:noHBand="0" w:noVBand="1" w:val="04A0"/>
+    </w:tblPr>
+    <w:tblGrid>
+      <w:gridCol w:w="2580"/>
+      <w:gridCol w:w="2580"/>
+      <w:gridCol w:w="2580"/>
+      <w:gridCol w:w="2580"/>
+    </w:tblGrid>
+    <w:tr>
+      <w:tc>
+        <w:tcPr>
+          <w:tcW w:type="dxa" w:w="1361"/>
+          <w:vMerge w:val="restart"/>
+          <w:tcBorders>
+            <w:top w:val="single" w:sz="4" w:color="808080"/>
+            <w:left w:val="single" w:sz="4" w:color="808080"/>
+            <w:bottom w:val="single" w:sz="4" w:color="808080"/>
+            <w:right w:val="single" w:sz="4" w:color="808080"/>
+            <w:insideH w:val="single" w:sz="4" w:color="808080"/>
+            <w:insideV w:val="single" w:sz="4" w:color="808080"/>
+            <w:top w:val="single" w:sz="4" w:color="808080"/>
+            <w:left w:val="single" w:sz="4" w:color="808080"/>
+            <w:bottom w:val="single" w:sz="4" w:color="808080"/>
+            <w:right w:val="single" w:sz="4" w:color="808080"/>
+            <w:insideH w:val="single" w:sz="4" w:color="808080"/>
+            <w:insideV w:val="single" w:sz="4" w:color="808080"/>
+          </w:tcBorders>
+        </w:tcPr>
+        <w:p>
+          <w:pPr>
+            <w:jc w:val="center"/>
+          </w:pPr>
+          <w:r>
+            <w:drawing>
+              <wp:inline xmlns:a="http://schemas.openxmlformats.org/drawingml/2006/main" xmlns:pic="http://schemas.openxmlformats.org/drawingml/2006/picture">
+                <wp:extent cx="522000" cy="580872"/>
+                <wp:docPr id="1" name="Picture 1"/>
+                <wp:cNvGraphicFramePr>
+                  <a:graphicFrameLocks noChangeAspect="1"/>
+                </wp:cNvGraphicFramePr>
+                <a:graphic>
+                  <a:graphicData uri="http://schemas.openxmlformats.org/drawingml/2006/picture">
+                    <pic:pic>
+                      <pic:nvPicPr>
+                        <pic:cNvPr id="0" name="image.png"/>
+                        <pic:cNvPicPr/>
+                      </pic:nvPicPr>
+                      <pic:blipFill>
+                        <a:blip r:embed="rId1"/>
+                        <a:stretch>
+                          <a:fillRect/>
+                        </a:stretch>
+                      </pic:blipFill>
+                      <pic:spPr>
+                        <a:xfrm>
+                          <a:off x="0" y="0"/>
+                          <a:ext cx="522000" cy="580872"/>
+                        </a:xfrm>
+                        <a:prstGeom prst="rect"/>
+                      </pic:spPr>
+                    </pic:pic>
+                  </a:graphicData>
+                </a:graphic>
+              </wp:inline>
+            </w:drawing>
+          </w:r>
+        </w:p>
+      </w:tc>
+      <w:tc>
+        <w:tcPr>
+          <w:tcW w:type="dxa" w:w="5669"/>
+          <w:vMerge w:val="restart"/>
+          <w:vAlign w:val="center"/>
+          <w:tcBorders>
+            <w:top w:val="single" w:sz="4" w:color="808080"/>
+            <w:left w:val="single" w:sz="4" w:color="808080"/>
+            <w:bottom w:val="single" w:sz="4" w:color="808080"/>
+            <w:right w:val="single" w:sz="4" w:color="808080"/>
+            <w:insideH w:val="single" w:sz="4" w:color="808080"/>
+            <w:insideV w:val="single" w:sz="4" w:color="808080"/>
+            <w:top w:val="single" w:sz="4" w:color="808080"/>
+            <w:left w:val="single" w:sz="4" w:color="808080"/>
+            <w:bottom w:val="single" w:sz="4" w:color="808080"/>
+            <w:right w:val="single" w:sz="4" w:color="808080"/>
+            <w:insideH w:val="single" w:sz="4" w:color="808080"/>
+            <w:insideV w:val="single" w:sz="4" w:color="808080"/>
+          </w:tcBorders>
+        </w:tcPr>
+        <w:p>
+          <w:pPr>
+            <w:jc w:val="center"/>
+          </w:pPr>
+          <w:r/>
+          <w:r>
+            <w:rPr>
+              <w:rFonts w:ascii="Arial" w:hAnsi="Arial"/>
+              <w:b/>
+              <w:sz w:val="16"/>
+            </w:rPr>
+            <w:t>UNIVERSIDAD PRIVADA DE TRUJILLO</w:t>
+            <w:br/>
+            <w:t>CONVALIDACIÓN POR COMPETENCIAS</w:t>
+            <w:br/>
+            <w:t>CARRERA PROFESIONAL DE CONTABILIDAD Y</w:t>
+            <w:br/>
+            <w:t>FINANZAS – 2.5 AÑOS</w:t>
+          </w:r>
+        </w:p>
+      </w:tc>
+      <w:tc>
+        <w:tcPr>
+          <w:tcW w:type="dxa" w:w="1247"/>
+          <w:vAlign w:val="center"/>
+          <w:tcBorders>
+            <w:top w:val="single" w:sz="4" w:color="808080"/>
+            <w:left w:val="single" w:sz="4" w:color="808080"/>
+            <w:bottom w:val="single" w:sz="4" w:color="808080"/>
+            <w:right w:val="single" w:sz="4" w:color="808080"/>
+            <w:insideH w:val="single" w:sz="4" w:color="808080"/>
+            <w:insideV w:val="single" w:sz="4" w:color="808080"/>
+          </w:tcBorders>
+        </w:tcPr>
+        <w:p>
+          <w:pPr>
+            <w:jc w:val="center"/>
+          </w:pPr>
+          <w:r/>
+          <w:r>
+            <w:rPr>
+              <w:rFonts w:ascii="Arial" w:hAnsi="Arial"/>
+              <w:b/>
+              <w:sz w:val="16"/>
+            </w:rPr>
+            <w:t>Código:</w:t>
+          </w:r>
+        </w:p>
+      </w:tc>
+      <w:tc>
+        <w:tcPr>
+          <w:tcW w:type="dxa" w:w="1701"/>
+          <w:vAlign w:val="center"/>
+          <w:tcBorders>
+            <w:top w:val="single" w:sz="4" w:color="808080"/>
+            <w:left w:val="single" w:sz="4" w:color="808080"/>
+            <w:bottom w:val="single" w:sz="4" w:color="808080"/>
+            <w:right w:val="single" w:sz="4" w:color="808080"/>
+            <w:insideH w:val="single" w:sz="4" w:color="808080"/>
+            <w:insideV w:val="single" w:sz="4" w:color="808080"/>
+          </w:tcBorders>
+        </w:tcPr>
+        <w:p>
+          <w:pPr>
+            <w:jc w:val="center"/>
+          </w:pPr>
+          <w:r/>
+          <w:r>
+            <w:rPr>
+              <w:rFonts w:ascii="Arial" w:hAnsi="Arial"/>
+              <w:b w:val="0"/>
+              <w:sz w:val="16"/>
+            </w:rPr>
+            <w:t>FR-VRA-152</w:t>
+          </w:r>
+        </w:p>
+      </w:tc>
+    </w:tr>
+    <w:tr>
+      <w:tc>
+        <w:tcPr>
+          <w:tcW w:type="dxa" w:w="1361"/>
+          <w:vMerge/>
+        </w:tcPr>
+        <w:p/>
+      </w:tc>
+      <w:tc>
+        <w:tcPr>
+          <w:tcW w:type="dxa" w:w="5669"/>
+          <w:vMerge/>
+        </w:tcPr>
+        <w:p/>
+      </w:tc>
+      <w:tc>
+        <w:tcPr>
+          <w:tcW w:type="dxa" w:w="1247"/>
+          <w:vAlign w:val="center"/>
+          <w:tcBorders>
+            <w:top w:val="single" w:sz="4" w:color="808080"/>
+            <w:left w:val="single" w:sz="4" w:color="808080"/>
+            <w:bottom w:val="single" w:sz="4" w:color="808080"/>
+            <w:right w:val="single" w:sz="4" w:color="808080"/>
+            <w:insideH w:val="single" w:sz="4" w:color="808080"/>
+            <w:insideV w:val="single" w:sz="4" w:color="808080"/>
+          </w:tcBorders>
+        </w:tcPr>
+        <w:p>
+          <w:pPr>
+            <w:jc w:val="center"/>
+          </w:pPr>
+          <w:r/>
+          <w:r>
+            <w:rPr>
+              <w:rFonts w:ascii="Arial" w:hAnsi="Arial"/>
+              <w:b/>
+              <w:sz w:val="16"/>
+            </w:rPr>
+            <w:t>Página:</w:t>
+          </w:r>
+        </w:p>
+      </w:tc>
+      <w:tc>
+        <w:tcPr>
+          <w:tcW w:type="dxa" w:w="1701"/>
+          <w:vAlign w:val="center"/>
+          <w:tcBorders>
+            <w:top w:val="single" w:sz="4" w:color="808080"/>
+            <w:left w:val="single" w:sz="4" w:color="808080"/>
+            <w:bottom w:val="single" w:sz="4" w:color="808080"/>
+            <w:right w:val="single" w:sz="4" w:color="808080"/>
+            <w:insideH w:val="single" w:sz="4" w:color="808080"/>
+            <w:insideV w:val="single" w:sz="4" w:color="808080"/>
+          </w:tcBorders>
+        </w:tcPr>
+        <w:p>
+          <w:pPr>
+            <w:jc w:val="center"/>
+          </w:pPr>
+          <w:r/>
+          <w:r>
+            <w:rPr>
+              <w:rFonts w:ascii="Arial" w:hAnsi="Arial"/>
+              <w:sz w:val="16"/>
+            </w:rPr>
+            <w:t xml:space="preserve">Página </w:t>
+          </w:r>
+          <w:r>
+            <w:fldChar w:fldCharType="begin"/>
+            <w:instrText xml:space="preserve"> PAGE </w:instrText>
+            <w:fldChar w:fldCharType="end"/>
+          </w:r>
+          <w:r>
+            <w:rPr>
+              <w:rFonts w:ascii="Arial" w:hAnsi="Arial"/>
+              <w:sz w:val="16"/>
+            </w:rPr>
+            <w:t xml:space="preserve"> de 3</w:t>
+          </w:r>
+        </w:p>
+      </w:tc>
+    </w:tr>
+  </w:tbl>
+</w:hdr>
+</file>
+
+<file path=word/header3.xml><?xml version="1.0" encoding="utf-8"?>
+<w:hdr xmlns:m="http://schemas.openxmlformats.org/officeDocument/2006/math" xmlns:mc="http://schemas.openxmlformats.org/markup-compatibility/2006" xmlns:mo="http://schemas.microsoft.com/office/mac/office/2008/main" xmlns:mv="urn:schemas-microsoft-com:mac:vml" xmlns:o="urn:schemas-microsoft-com:office:office" xmlns:r="http://schemas.openxmlformats.org/officeDocument/2006/relationships" xmlns:v="urn:schemas-microsoft-com:vml" xmlns:w10="urn:schemas-microsoft-com:office:word" xmlns:w14="http://schemas.microsoft.com/office/word/2010/wordml" xmlns:w="http://schemas.openxmlformats.org/wordprocessingml/2006/main" xmlns:wne="http://schemas.microsoft.com/office/word/2006/wordml" xmlns:wp14="http://schemas.microsoft.com/office/word/2010/wordprocessingDrawing" xmlns:wp="http://schemas.openxmlformats.org/drawingml/2006/wordprocessingDrawing" xmlns:wpc="http://schemas.microsoft.com/office/word/2010/wordprocessingCanvas" xmlns:wpg="http://schemas.microsoft.com/office/word/2010/wordprocessingGroup" xmlns:wpi="http://schemas.microsoft.com/office/word/2010/wordprocessingInk" xmlns:wps="http://schemas.microsoft.com/office/word/2010/wordprocessingShape" mc:Ignorable="w14 wp14">
+  <w:p>
+    <w:pPr>
+      <w:pStyle w:val="Header"/>
+    </w:pPr>
+    <w:r/>
+  </w:p>
+  <w:tbl>
+    <w:tblPr>
+      <w:tblW w:type="auto" w:w="0"/>
+      <w:tblLook w:firstColumn="1" w:firstRow="1" w:lastColumn="0" w:lastRow="0" w:noHBand="0" w:noVBand="1" w:val="04A0"/>
+    </w:tblPr>
+    <w:tblGrid>
+      <w:gridCol w:w="2580"/>
+      <w:gridCol w:w="2580"/>
+      <w:gridCol w:w="2580"/>
+      <w:gridCol w:w="2580"/>
+    </w:tblGrid>
+    <w:tr>
+      <w:tc>
+        <w:tcPr>
+          <w:tcW w:type="dxa" w:w="1361"/>
+          <w:vMerge w:val="restart"/>
+          <w:tcBorders>
+            <w:top w:val="single" w:sz="4" w:color="808080"/>
+            <w:left w:val="single" w:sz="4" w:color="808080"/>
+            <w:bottom w:val="single" w:sz="4" w:color="808080"/>
+            <w:right w:val="single" w:sz="4" w:color="808080"/>
+            <w:insideH w:val="single" w:sz="4" w:color="808080"/>
+            <w:insideV w:val="single" w:sz="4" w:color="808080"/>
+            <w:top w:val="single" w:sz="4" w:color="808080"/>
+            <w:left w:val="single" w:sz="4" w:color="808080"/>
+            <w:bottom w:val="single" w:sz="4" w:color="808080"/>
+            <w:right w:val="single" w:sz="4" w:color="808080"/>
+            <w:insideH w:val="single" w:sz="4" w:color="808080"/>
+            <w:insideV w:val="single" w:sz="4" w:color="808080"/>
+          </w:tcBorders>
+        </w:tcPr>
+        <w:p>
+          <w:pPr>
+            <w:jc w:val="center"/>
+          </w:pPr>
+          <w:r>
+            <w:drawing>
+              <wp:inline xmlns:a="http://schemas.openxmlformats.org/drawingml/2006/main" xmlns:pic="http://schemas.openxmlformats.org/drawingml/2006/picture">
+                <wp:extent cx="522000" cy="580872"/>
+                <wp:docPr id="1" name="Picture 1"/>
+                <wp:cNvGraphicFramePr>
+                  <a:graphicFrameLocks noChangeAspect="1"/>
+                </wp:cNvGraphicFramePr>
+                <a:graphic>
+                  <a:graphicData uri="http://schemas.openxmlformats.org/drawingml/2006/picture">
+                    <pic:pic>
+                      <pic:nvPicPr>
+                        <pic:cNvPr id="0" name="image.png"/>
+                        <pic:cNvPicPr/>
+                      </pic:nvPicPr>
+                      <pic:blipFill>
+                        <a:blip r:embed="rId1"/>
+                        <a:stretch>
+                          <a:fillRect/>
+                        </a:stretch>
+                      </pic:blipFill>
+                      <pic:spPr>
+                        <a:xfrm>
+                          <a:off x="0" y="0"/>
+                          <a:ext cx="522000" cy="580872"/>
+                        </a:xfrm>
+                        <a:prstGeom prst="rect"/>
+                      </pic:spPr>
+                    </pic:pic>
+                  </a:graphicData>
+                </a:graphic>
+              </wp:inline>
+            </w:drawing>
+          </w:r>
+        </w:p>
+      </w:tc>
+      <w:tc>
+        <w:tcPr>
+          <w:tcW w:type="dxa" w:w="5669"/>
+          <w:vMerge w:val="restart"/>
+          <w:vAlign w:val="center"/>
+          <w:tcBorders>
+            <w:top w:val="single" w:sz="4" w:color="808080"/>
+            <w:left w:val="single" w:sz="4" w:color="808080"/>
+            <w:bottom w:val="single" w:sz="4" w:color="808080"/>
+            <w:right w:val="single" w:sz="4" w:color="808080"/>
+            <w:insideH w:val="single" w:sz="4" w:color="808080"/>
+            <w:insideV w:val="single" w:sz="4" w:color="808080"/>
+            <w:top w:val="single" w:sz="4" w:color="808080"/>
+            <w:left w:val="single" w:sz="4" w:color="808080"/>
+            <w:bottom w:val="single" w:sz="4" w:color="808080"/>
+            <w:right w:val="single" w:sz="4" w:color="808080"/>
+            <w:insideH w:val="single" w:sz="4" w:color="808080"/>
+            <w:insideV w:val="single" w:sz="4" w:color="808080"/>
+          </w:tcBorders>
+        </w:tcPr>
+        <w:p>
+          <w:pPr>
+            <w:jc w:val="center"/>
+          </w:pPr>
+          <w:r/>
+          <w:r>
+            <w:rPr>
+              <w:rFonts w:ascii="Arial" w:hAnsi="Arial"/>
+              <w:b/>
+              <w:sz w:val="16"/>
+            </w:rPr>
+            <w:t>UNIVERSIDAD PRIVADA DE TRUJILLO</w:t>
+            <w:br/>
+            <w:t>CONVALIDACIÓN POR COMPETENCIAS</w:t>
+            <w:br/>
+            <w:t>CARRERA PROFESIONAL DE CONTABILIDAD Y</w:t>
+            <w:br/>
+            <w:t>FINANZAS – 2.5 AÑOS</w:t>
+          </w:r>
+        </w:p>
+      </w:tc>
+      <w:tc>
+        <w:tcPr>
+          <w:tcW w:type="dxa" w:w="1247"/>
+          <w:vAlign w:val="center"/>
+          <w:tcBorders>
+            <w:top w:val="single" w:sz="4" w:color="808080"/>
+            <w:left w:val="single" w:sz="4" w:color="808080"/>
+            <w:bottom w:val="single" w:sz="4" w:color="808080"/>
+            <w:right w:val="single" w:sz="4" w:color="808080"/>
+            <w:insideH w:val="single" w:sz="4" w:color="808080"/>
+            <w:insideV w:val="single" w:sz="4" w:color="808080"/>
+          </w:tcBorders>
+        </w:tcPr>
+        <w:p>
+          <w:pPr>
+            <w:jc w:val="center"/>
+          </w:pPr>
+          <w:r/>
+          <w:r>
+            <w:rPr>
+              <w:rFonts w:ascii="Arial" w:hAnsi="Arial"/>
+              <w:b/>
+              <w:sz w:val="16"/>
+            </w:rPr>
+            <w:t>Código:</w:t>
+          </w:r>
+        </w:p>
+      </w:tc>
+      <w:tc>
+        <w:tcPr>
+          <w:tcW w:type="dxa" w:w="1701"/>
+          <w:vAlign w:val="center"/>
+          <w:tcBorders>
+            <w:top w:val="single" w:sz="4" w:color="808080"/>
+            <w:left w:val="single" w:sz="4" w:color="808080"/>
+            <w:bottom w:val="single" w:sz="4" w:color="808080"/>
+            <w:right w:val="single" w:sz="4" w:color="808080"/>
+            <w:insideH w:val="single" w:sz="4" w:color="808080"/>
+            <w:insideV w:val="single" w:sz="4" w:color="808080"/>
+          </w:tcBorders>
+        </w:tcPr>
+        <w:p>
+          <w:pPr>
+            <w:jc w:val="center"/>
+          </w:pPr>
+          <w:r/>
+          <w:r>
+            <w:rPr>
+              <w:rFonts w:ascii="Arial" w:hAnsi="Arial"/>
+              <w:b w:val="0"/>
+              <w:sz w:val="16"/>
+            </w:rPr>
+            <w:t>FR-VRA-152</w:t>
+          </w:r>
+        </w:p>
+      </w:tc>
+    </w:tr>
+    <w:tr>
+      <w:tc>
+        <w:tcPr>
+          <w:tcW w:type="dxa" w:w="1361"/>
+          <w:vMerge/>
+        </w:tcPr>
+        <w:p/>
+      </w:tc>
+      <w:tc>
+        <w:tcPr>
+          <w:tcW w:type="dxa" w:w="5669"/>
+          <w:vMerge/>
+        </w:tcPr>
+        <w:p/>
+      </w:tc>
+      <w:tc>
+        <w:tcPr>
+          <w:tcW w:type="dxa" w:w="1247"/>
+          <w:vAlign w:val="center"/>
+          <w:tcBorders>
+            <w:top w:val="single" w:sz="4" w:color="808080"/>
+            <w:left w:val="single" w:sz="4" w:color="808080"/>
+            <w:bottom w:val="single" w:sz="4" w:color="808080"/>
+            <w:right w:val="single" w:sz="4" w:color="808080"/>
+            <w:insideH w:val="single" w:sz="4" w:color="808080"/>
+            <w:insideV w:val="single" w:sz="4" w:color="808080"/>
+          </w:tcBorders>
+        </w:tcPr>
+        <w:p>
+          <w:pPr>
+            <w:jc w:val="center"/>
+          </w:pPr>
+          <w:r/>
+          <w:r>
+            <w:rPr>
+              <w:rFonts w:ascii="Arial" w:hAnsi="Arial"/>
+              <w:b/>
+              <w:sz w:val="16"/>
+            </w:rPr>
+            <w:t>Página:</w:t>
+          </w:r>
+        </w:p>
+      </w:tc>
+      <w:tc>
+        <w:tcPr>
+          <w:tcW w:type="dxa" w:w="1701"/>
+          <w:vAlign w:val="center"/>
+          <w:tcBorders>
+            <w:top w:val="single" w:sz="4" w:color="808080"/>
+            <w:left w:val="single" w:sz="4" w:color="808080"/>
+            <w:bottom w:val="single" w:sz="4" w:color="808080"/>
+            <w:right w:val="single" w:sz="4" w:color="808080"/>
+            <w:insideH w:val="single" w:sz="4" w:color="808080"/>
+            <w:insideV w:val="single" w:sz="4" w:color="808080"/>
+          </w:tcBorders>
+        </w:tcPr>
+        <w:p>
+          <w:pPr>
+            <w:jc w:val="center"/>
+          </w:pPr>
+          <w:r/>
+          <w:r>
+            <w:rPr>
+              <w:rFonts w:ascii="Arial" w:hAnsi="Arial"/>
+              <w:sz w:val="16"/>
+            </w:rPr>
+            <w:t xml:space="preserve">Página </w:t>
+          </w:r>
+          <w:r>
+            <w:fldChar w:fldCharType="begin"/>
+            <w:instrText xml:space="preserve"> PAGE </w:instrText>
+            <w:fldChar w:fldCharType="end"/>
+          </w:r>
+          <w:r>
+            <w:rPr>
+              <w:rFonts w:ascii="Arial" w:hAnsi="Arial"/>
+              <w:sz w:val="16"/>
+            </w:rPr>
+            <w:t xml:space="preserve"> de 3</w:t>
+          </w:r>
+        </w:p>
+      </w:tc>
+    </w:tr>
+  </w:tbl>
+</w:hdr>
 </file>
 
 <file path=word/styles.xml><?xml version="1.0" encoding="utf-8"?>
